--- a/Desktop/Desarrollo-de- aplicaciones-web/actividad1.docx
+++ b/Desktop/Desarrollo-de- aplicaciones-web/actividad1.docx
@@ -3,11 +3,1275 @@
 <w:document xmlns:wpc="http://schemas.microsoft.com/office/word/2010/wordprocessingCanvas" xmlns:cx="http://schemas.microsoft.com/office/drawing/2014/chartex" xmlns:cx1="http://schemas.microsoft.com/office/drawing/2015/9/8/chartex" xmlns:cx2="http://schemas.microsoft.com/office/drawing/2015/10/21/chartex" xmlns:cx3="http://schemas.microsoft.com/office/drawing/2016/5/9/chartex" xmlns:cx4="http://schemas.microsoft.com/office/drawing/2016/5/10/chartex" xmlns:cx5="http://schemas.microsoft.com/office/drawing/2016/5/11/chartex" xmlns:cx6="http://schemas.microsoft.com/office/drawing/2016/5/12/chartex" xmlns:cx7="http://schemas.microsoft.com/office/drawing/2016/5/13/chartex" xmlns:cx8="http://schemas.microsoft.com/office/drawing/2016/5/14/chartex" xmlns:mc="http://schemas.openxmlformats.org/markup-compatibility/2006" xmlns:aink="http://schemas.microsoft.com/office/drawing/2016/ink" xmlns:am3d="http://schemas.microsoft.com/office/drawing/2017/model3d" xmlns:o="urn:schemas-microsoft-com:office:office" xmlns:r="http://schemas.openxmlformats.org/officeDocument/2006/relationships" xmlns:m="http://schemas.openxmlformats.org/officeDocument/2006/math" xmlns:v="urn:schemas-microsoft-com:vml" xmlns:wp14="http://schemas.microsoft.com/office/word/2010/wordprocessingDrawing" xmlns:wp="http://schemas.openxmlformats.org/drawingml/2006/wordprocessingDrawing" xmlns:w10="urn:schemas-microsoft-com:office:word" xmlns:w="http://schemas.openxmlformats.org/wordprocessingml/2006/main" xmlns:w14="http://schemas.microsoft.com/office/word/2010/wordml" xmlns:w15="http://schemas.microsoft.com/office/word/2012/wordml" xmlns:w16cex="http://schemas.microsoft.com/office/word/2018/wordml/cex" xmlns:w16cid="http://schemas.microsoft.com/office/word/2016/wordml/cid" xmlns:w16="http://schemas.microsoft.com/office/word/2018/wordml" xmlns:w16sdtdh="http://schemas.microsoft.com/office/word/2020/wordml/sdtdatahash" xmlns:w16se="http://schemas.microsoft.com/office/word/2015/wordml/symex" xmlns:wpg="http://schemas.microsoft.com/office/word/2010/wordprocessingGroup" xmlns:wpi="http://schemas.microsoft.com/office/word/2010/wordprocessingInk" xmlns:wne="http://schemas.microsoft.com/office/word/2006/wordml" xmlns:wps="http://schemas.microsoft.com/office/word/2010/wordprocessingShape" mc:Ignorable="w14 w15 w16se w16cid w16 w16cex w16sdtdh wp14">
   <w:body>
     <w:p>
-      <w:r>
+      <w:pPr>
+        <w:spacing w:before="100" w:beforeAutospacing="1" w:after="100" w:afterAutospacing="1" w:line="240" w:lineRule="auto"/>
+        <w:jc w:val="center"/>
+        <w:outlineLvl w:val="0"/>
+        <w:rPr>
+          <w:rFonts w:ascii="Times New Roman" w:eastAsia="Times New Roman" w:hAnsi="Times New Roman" w:cs="Times New Roman"/>
+          <w:b/>
+          <w:bCs/>
+          <w:kern w:val="36"/>
+          <w:sz w:val="24"/>
+          <w:szCs w:val="24"/>
+          <w:lang w:eastAsia="es-ES"/>
+        </w:rPr>
+      </w:pPr>
+      <w:r>
+        <w:rPr>
+          <w:rFonts w:ascii="Times New Roman" w:eastAsia="Times New Roman" w:hAnsi="Times New Roman" w:cs="Times New Roman"/>
+          <w:b/>
+          <w:bCs/>
+          <w:kern w:val="36"/>
+          <w:sz w:val="24"/>
+          <w:szCs w:val="24"/>
+          <w:lang w:eastAsia="es-ES"/>
+        </w:rPr>
         <w:drawing>
-          <wp:inline distT="0" distB="0" distL="0" distR="0" wp14:anchorId="3379D70C" wp14:editId="22B4EA93">
-            <wp:extent cx="5400040" cy="5324475"/>
-            <wp:effectExtent l="0" t="0" r="0" b="9525"/>
+          <wp:inline distT="0" distB="0" distL="0" distR="0" wp14:anchorId="0CB23184" wp14:editId="58FFCB37">
+            <wp:extent cx="5739171" cy="1583266"/>
+            <wp:effectExtent l="0" t="0" r="0" b="0"/>
+            <wp:docPr id="7" name="Imagen 7"/>
+            <wp:cNvGraphicFramePr>
+              <a:graphicFrameLocks xmlns:a="http://schemas.openxmlformats.org/drawingml/2006/main" noChangeAspect="1"/>
+            </wp:cNvGraphicFramePr>
+            <a:graphic xmlns:a="http://schemas.openxmlformats.org/drawingml/2006/main">
+              <a:graphicData uri="http://schemas.openxmlformats.org/drawingml/2006/picture">
+                <pic:pic xmlns:pic="http://schemas.openxmlformats.org/drawingml/2006/picture">
+                  <pic:nvPicPr>
+                    <pic:cNvPr id="1" name=""/>
+                    <pic:cNvPicPr/>
+                  </pic:nvPicPr>
+                  <pic:blipFill>
+                    <a:blip r:embed="rId7"/>
+                    <a:stretch>
+                      <a:fillRect/>
+                    </a:stretch>
+                  </pic:blipFill>
+                  <pic:spPr>
+                    <a:xfrm>
+                      <a:off x="0" y="0"/>
+                      <a:ext cx="5746505" cy="1585289"/>
+                    </a:xfrm>
+                    <a:prstGeom prst="rect">
+                      <a:avLst/>
+                    </a:prstGeom>
+                  </pic:spPr>
+                </pic:pic>
+              </a:graphicData>
+            </a:graphic>
+          </wp:inline>
+        </w:drawing>
+      </w:r>
+    </w:p>
+    <w:p>
+      <w:pPr>
+        <w:spacing w:before="100" w:beforeAutospacing="1" w:after="100" w:afterAutospacing="1" w:line="240" w:lineRule="auto"/>
+        <w:jc w:val="center"/>
+        <w:outlineLvl w:val="0"/>
+        <w:rPr>
+          <w:rFonts w:ascii="Times New Roman" w:eastAsia="Times New Roman" w:hAnsi="Times New Roman" w:cs="Times New Roman"/>
+          <w:b/>
+          <w:bCs/>
+          <w:kern w:val="36"/>
+          <w:sz w:val="24"/>
+          <w:szCs w:val="24"/>
+          <w:lang w:eastAsia="es-ES"/>
+        </w:rPr>
+      </w:pPr>
+      <w:r>
+        <w:rPr>
+          <w:rFonts w:ascii="Times New Roman" w:eastAsia="Times New Roman" w:hAnsi="Times New Roman" w:cs="Times New Roman"/>
+          <w:b/>
+          <w:bCs/>
+          <w:kern w:val="36"/>
+          <w:sz w:val="24"/>
+          <w:szCs w:val="24"/>
+          <w:lang w:eastAsia="es-ES"/>
+        </w:rPr>
+        <w:t>DESARROLLO DE APLICACIONES WEB</w:t>
+      </w:r>
+    </w:p>
+    <w:p>
+      <w:pPr>
+        <w:spacing w:before="100" w:beforeAutospacing="1" w:after="100" w:afterAutospacing="1" w:line="240" w:lineRule="auto"/>
+        <w:jc w:val="both"/>
+        <w:outlineLvl w:val="0"/>
+        <w:rPr>
+          <w:rFonts w:ascii="Times New Roman" w:eastAsia="Times New Roman" w:hAnsi="Times New Roman" w:cs="Times New Roman"/>
+          <w:b/>
+          <w:bCs/>
+          <w:kern w:val="36"/>
+          <w:sz w:val="24"/>
+          <w:szCs w:val="24"/>
+          <w:lang w:eastAsia="es-ES"/>
+        </w:rPr>
+      </w:pPr>
+    </w:p>
+    <w:tbl>
+      <w:tblPr>
+        <w:tblStyle w:val="Tablaconcuadrcula"/>
+        <w:tblW w:w="0" w:type="auto"/>
+        <w:tblLook w:val="04A0" w:firstRow="1" w:lastRow="0" w:firstColumn="1" w:lastColumn="0" w:noHBand="0" w:noVBand="1"/>
+      </w:tblPr>
+      <w:tblGrid>
+        <w:gridCol w:w="8494"/>
+      </w:tblGrid>
+      <w:tr>
+        <w:tc>
+          <w:tcPr>
+            <w:tcW w:w="8494" w:type="dxa"/>
+          </w:tcPr>
+          <w:p>
+            <w:pPr>
+              <w:spacing w:before="100" w:beforeAutospacing="1" w:after="100" w:afterAutospacing="1"/>
+              <w:jc w:val="both"/>
+              <w:outlineLvl w:val="0"/>
+              <w:rPr>
+                <w:rFonts w:ascii="Times New Roman" w:eastAsia="Times New Roman" w:hAnsi="Times New Roman" w:cs="Times New Roman"/>
+                <w:b/>
+                <w:bCs/>
+                <w:kern w:val="36"/>
+                <w:sz w:val="28"/>
+                <w:szCs w:val="28"/>
+                <w:lang w:eastAsia="es-ES"/>
+              </w:rPr>
+            </w:pPr>
+            <w:r>
+              <w:rPr>
+                <w:rFonts w:ascii="Times New Roman" w:eastAsia="Times New Roman" w:hAnsi="Times New Roman" w:cs="Times New Roman"/>
+                <w:b/>
+                <w:bCs/>
+                <w:kern w:val="36"/>
+                <w:sz w:val="28"/>
+                <w:szCs w:val="28"/>
+                <w:lang w:eastAsia="es-ES"/>
+              </w:rPr>
+              <w:t xml:space="preserve">DOCENTE: </w:t>
+            </w:r>
+            <w:r>
+              <w:rPr>
+                <w:rFonts w:ascii="Times New Roman" w:eastAsia="Times New Roman" w:hAnsi="Times New Roman" w:cs="Times New Roman"/>
+                <w:kern w:val="36"/>
+                <w:sz w:val="28"/>
+                <w:szCs w:val="28"/>
+                <w:lang w:eastAsia="es-ES"/>
+              </w:rPr>
+              <w:t xml:space="preserve">ING. </w:t>
+            </w:r>
+            <w:r>
+              <w:rPr>
+                <w:rFonts w:ascii="Times New Roman" w:eastAsia="Times New Roman" w:hAnsi="Times New Roman" w:cs="Times New Roman"/>
+                <w:kern w:val="36"/>
+                <w:sz w:val="28"/>
+                <w:szCs w:val="28"/>
+                <w:lang w:eastAsia="es-ES"/>
+              </w:rPr>
+              <w:t>MANUEL GEOVANNY BRAVO PICO</w:t>
+            </w:r>
+            <w:r>
+              <w:rPr>
+                <w:rFonts w:ascii="Times New Roman" w:eastAsia="Times New Roman" w:hAnsi="Times New Roman" w:cs="Times New Roman"/>
+                <w:kern w:val="36"/>
+                <w:sz w:val="28"/>
+                <w:szCs w:val="28"/>
+                <w:lang w:eastAsia="es-ES"/>
+              </w:rPr>
+              <w:t xml:space="preserve"> </w:t>
+            </w:r>
+            <w:proofErr w:type="spellStart"/>
+            <w:r>
+              <w:rPr>
+                <w:rFonts w:ascii="Times New Roman" w:eastAsia="Times New Roman" w:hAnsi="Times New Roman" w:cs="Times New Roman"/>
+                <w:kern w:val="36"/>
+                <w:sz w:val="28"/>
+                <w:szCs w:val="28"/>
+                <w:lang w:eastAsia="es-ES"/>
+              </w:rPr>
+              <w:t>Mgtr</w:t>
+            </w:r>
+            <w:proofErr w:type="spellEnd"/>
+            <w:r>
+              <w:rPr>
+                <w:rFonts w:ascii="Times New Roman" w:eastAsia="Times New Roman" w:hAnsi="Times New Roman" w:cs="Times New Roman"/>
+                <w:kern w:val="36"/>
+                <w:sz w:val="28"/>
+                <w:szCs w:val="28"/>
+                <w:lang w:eastAsia="es-ES"/>
+              </w:rPr>
+              <w:t>.</w:t>
+            </w:r>
+            <w:r>
+              <w:rPr>
+                <w:rFonts w:ascii="Times New Roman" w:eastAsia="Times New Roman" w:hAnsi="Times New Roman" w:cs="Times New Roman"/>
+                <w:b/>
+                <w:bCs/>
+                <w:kern w:val="36"/>
+                <w:sz w:val="28"/>
+                <w:szCs w:val="28"/>
+                <w:lang w:eastAsia="es-ES"/>
+              </w:rPr>
+              <w:t xml:space="preserve"> </w:t>
+            </w:r>
+          </w:p>
+        </w:tc>
+      </w:tr>
+      <w:tr>
+        <w:tc>
+          <w:tcPr>
+            <w:tcW w:w="8494" w:type="dxa"/>
+          </w:tcPr>
+          <w:p>
+            <w:pPr>
+              <w:spacing w:before="100" w:beforeAutospacing="1" w:after="100" w:afterAutospacing="1"/>
+              <w:jc w:val="both"/>
+              <w:outlineLvl w:val="0"/>
+              <w:rPr>
+                <w:rFonts w:ascii="Times New Roman" w:eastAsia="Times New Roman" w:hAnsi="Times New Roman" w:cs="Times New Roman"/>
+                <w:b/>
+                <w:bCs/>
+                <w:kern w:val="36"/>
+                <w:sz w:val="28"/>
+                <w:szCs w:val="28"/>
+                <w:lang w:eastAsia="es-ES"/>
+              </w:rPr>
+            </w:pPr>
+            <w:bookmarkStart w:id="0" w:name="_Hlk243127897"/>
+            <w:r>
+              <w:rPr>
+                <w:rFonts w:ascii="Times New Roman" w:eastAsia="Times New Roman" w:hAnsi="Times New Roman" w:cs="Times New Roman"/>
+                <w:b/>
+                <w:bCs/>
+                <w:kern w:val="36"/>
+                <w:sz w:val="28"/>
+                <w:szCs w:val="28"/>
+                <w:lang w:eastAsia="es-ES"/>
+              </w:rPr>
+              <w:t xml:space="preserve">Correo institucional: </w:t>
+            </w:r>
+            <w:hyperlink r:id="rId8" w:history="1">
+              <w:r>
+                <w:rPr>
+                  <w:rStyle w:val="Hipervnculo"/>
+                  <w:rFonts w:ascii="Times New Roman" w:eastAsia="Times New Roman" w:hAnsi="Times New Roman" w:cs="Times New Roman"/>
+                  <w:b/>
+                  <w:bCs/>
+                  <w:kern w:val="36"/>
+                  <w:sz w:val="28"/>
+                  <w:szCs w:val="28"/>
+                  <w:lang w:eastAsia="es-ES"/>
+                </w:rPr>
+                <w:t>geovanny.bravo@utm.edu.ec</w:t>
+              </w:r>
+            </w:hyperlink>
+            <w:bookmarkEnd w:id="0"/>
+          </w:p>
+        </w:tc>
+      </w:tr>
+      <w:tr>
+        <w:tc>
+          <w:tcPr>
+            <w:tcW w:w="8494" w:type="dxa"/>
+          </w:tcPr>
+          <w:p>
+            <w:pPr>
+              <w:spacing w:before="100" w:beforeAutospacing="1" w:after="100" w:afterAutospacing="1"/>
+              <w:jc w:val="both"/>
+              <w:outlineLvl w:val="0"/>
+              <w:rPr>
+                <w:rFonts w:ascii="Times New Roman" w:eastAsia="Times New Roman" w:hAnsi="Times New Roman" w:cs="Times New Roman"/>
+                <w:kern w:val="36"/>
+                <w:sz w:val="28"/>
+                <w:szCs w:val="28"/>
+                <w:lang w:eastAsia="es-ES"/>
+              </w:rPr>
+            </w:pPr>
+            <w:r>
+              <w:rPr>
+                <w:rFonts w:ascii="Times New Roman" w:eastAsia="Times New Roman" w:hAnsi="Times New Roman" w:cs="Times New Roman"/>
+                <w:b/>
+                <w:bCs/>
+                <w:kern w:val="36"/>
+                <w:sz w:val="28"/>
+                <w:szCs w:val="28"/>
+                <w:lang w:eastAsia="es-ES"/>
+              </w:rPr>
+              <w:t xml:space="preserve">ESTUDIANTE: </w:t>
+            </w:r>
+            <w:r>
+              <w:rPr>
+                <w:rFonts w:ascii="Times New Roman" w:eastAsia="Times New Roman" w:hAnsi="Times New Roman" w:cs="Times New Roman"/>
+                <w:kern w:val="36"/>
+                <w:sz w:val="28"/>
+                <w:szCs w:val="28"/>
+                <w:lang w:eastAsia="es-ES"/>
+              </w:rPr>
+              <w:t>JEAN CARLO CRUZ FAJARDO</w:t>
+            </w:r>
+          </w:p>
+        </w:tc>
+      </w:tr>
+    </w:tbl>
+    <w:p>
+      <w:pPr>
+        <w:spacing w:before="100" w:beforeAutospacing="1" w:after="100" w:afterAutospacing="1" w:line="240" w:lineRule="auto"/>
+        <w:jc w:val="both"/>
+        <w:outlineLvl w:val="0"/>
+        <w:rPr>
+          <w:rFonts w:ascii="Times New Roman" w:eastAsia="Times New Roman" w:hAnsi="Times New Roman" w:cs="Times New Roman"/>
+          <w:kern w:val="36"/>
+          <w:sz w:val="24"/>
+          <w:szCs w:val="24"/>
+          <w:lang w:eastAsia="es-ES"/>
+        </w:rPr>
+      </w:pPr>
+      <w:r>
+        <w:rPr>
+          <w:rFonts w:ascii="Times New Roman" w:eastAsia="Times New Roman" w:hAnsi="Times New Roman" w:cs="Times New Roman"/>
+          <w:b/>
+          <w:bCs/>
+          <w:kern w:val="36"/>
+          <w:sz w:val="24"/>
+          <w:szCs w:val="24"/>
+          <w:u w:val="single"/>
+          <w:lang w:eastAsia="es-ES"/>
+        </w:rPr>
+        <w:t>Actividad #1.</w:t>
+      </w:r>
+      <w:r>
+        <w:rPr>
+          <w:rFonts w:ascii="Times New Roman" w:eastAsia="Times New Roman" w:hAnsi="Times New Roman" w:cs="Times New Roman"/>
+          <w:b/>
+          <w:bCs/>
+          <w:kern w:val="36"/>
+          <w:sz w:val="24"/>
+          <w:szCs w:val="24"/>
+          <w:lang w:eastAsia="es-ES"/>
+        </w:rPr>
+        <w:t xml:space="preserve"> Crear un Repositorio de GitHub (Taller)</w:t>
+      </w:r>
+    </w:p>
+    <w:p>
+      <w:pPr>
+        <w:spacing w:before="100" w:beforeAutospacing="1" w:after="100" w:afterAutospacing="1" w:line="240" w:lineRule="auto"/>
+        <w:jc w:val="both"/>
+        <w:outlineLvl w:val="0"/>
+        <w:rPr>
+          <w:rFonts w:ascii="Times New Roman" w:eastAsia="Times New Roman" w:hAnsi="Times New Roman" w:cs="Times New Roman"/>
+          <w:b/>
+          <w:bCs/>
+          <w:kern w:val="36"/>
+          <w:sz w:val="24"/>
+          <w:szCs w:val="24"/>
+          <w:lang w:eastAsia="es-ES"/>
+        </w:rPr>
+      </w:pPr>
+      <w:r>
+        <w:rPr>
+          <w:rFonts w:ascii="Times New Roman" w:eastAsia="Times New Roman" w:hAnsi="Times New Roman" w:cs="Times New Roman"/>
+          <w:b/>
+          <w:bCs/>
+          <w:kern w:val="36"/>
+          <w:sz w:val="24"/>
+          <w:szCs w:val="24"/>
+          <w:lang w:eastAsia="es-ES"/>
+        </w:rPr>
+        <w:t>Disponibilidad: 21 de septiembre hasta 18 de octubre</w:t>
+      </w:r>
+    </w:p>
+    <w:p>
+      <w:pPr>
+        <w:spacing w:before="100" w:beforeAutospacing="1" w:after="100" w:afterAutospacing="1" w:line="240" w:lineRule="auto"/>
+        <w:jc w:val="both"/>
+        <w:outlineLvl w:val="0"/>
+        <w:rPr>
+          <w:rFonts w:ascii="Times New Roman" w:eastAsia="Times New Roman" w:hAnsi="Times New Roman" w:cs="Times New Roman"/>
+          <w:b/>
+          <w:bCs/>
+          <w:kern w:val="36"/>
+          <w:sz w:val="24"/>
+          <w:szCs w:val="24"/>
+          <w:lang w:eastAsia="es-ES"/>
+        </w:rPr>
+      </w:pPr>
+      <w:r>
+        <w:rPr>
+          <w:rFonts w:ascii="Times New Roman" w:eastAsia="Times New Roman" w:hAnsi="Times New Roman" w:cs="Times New Roman"/>
+          <w:b/>
+          <w:bCs/>
+          <w:kern w:val="36"/>
+          <w:sz w:val="24"/>
+          <w:szCs w:val="24"/>
+          <w:lang w:eastAsia="es-ES"/>
+        </w:rPr>
+        <w:t>Fecha límite: 18 de octubre</w:t>
+      </w:r>
+    </w:p>
+    <w:p>
+      <w:pPr>
+        <w:spacing w:before="100" w:beforeAutospacing="1" w:after="100" w:afterAutospacing="1" w:line="240" w:lineRule="auto"/>
+        <w:jc w:val="both"/>
+        <w:outlineLvl w:val="0"/>
+        <w:rPr>
+          <w:rFonts w:ascii="Times New Roman" w:eastAsia="Times New Roman" w:hAnsi="Times New Roman" w:cs="Times New Roman"/>
+          <w:kern w:val="36"/>
+          <w:sz w:val="24"/>
+          <w:szCs w:val="24"/>
+          <w:lang w:eastAsia="es-ES"/>
+        </w:rPr>
+      </w:pPr>
+      <w:r>
+        <w:rPr>
+          <w:rFonts w:ascii="Times New Roman" w:eastAsia="Times New Roman" w:hAnsi="Times New Roman" w:cs="Times New Roman"/>
+          <w:kern w:val="36"/>
+          <w:sz w:val="24"/>
+          <w:szCs w:val="24"/>
+          <w:lang w:eastAsia="es-ES"/>
+        </w:rPr>
+        <w:t xml:space="preserve">En esta actividad usted deberá crear un repositorio en GitHub donde almacenará todos los trabajos desarrollados durante la asignatura. Deberá configurar correctamente el repositorio, agregar un README y realizar su primer </w:t>
+      </w:r>
+      <w:proofErr w:type="spellStart"/>
+      <w:r>
+        <w:rPr>
+          <w:rFonts w:ascii="Times New Roman" w:eastAsia="Times New Roman" w:hAnsi="Times New Roman" w:cs="Times New Roman"/>
+          <w:kern w:val="36"/>
+          <w:sz w:val="24"/>
+          <w:szCs w:val="24"/>
+          <w:lang w:eastAsia="es-ES"/>
+        </w:rPr>
+        <w:t>commit</w:t>
+      </w:r>
+      <w:proofErr w:type="spellEnd"/>
+      <w:r>
+        <w:rPr>
+          <w:rFonts w:ascii="Times New Roman" w:eastAsia="Times New Roman" w:hAnsi="Times New Roman" w:cs="Times New Roman"/>
+          <w:kern w:val="36"/>
+          <w:sz w:val="24"/>
+          <w:szCs w:val="24"/>
+          <w:lang w:eastAsia="es-ES"/>
+        </w:rPr>
+        <w:t>.</w:t>
+      </w:r>
+    </w:p>
+    <w:p>
+      <w:pPr>
+        <w:spacing w:before="100" w:beforeAutospacing="1" w:after="100" w:afterAutospacing="1" w:line="240" w:lineRule="auto"/>
+        <w:jc w:val="both"/>
+        <w:outlineLvl w:val="0"/>
+        <w:rPr>
+          <w:rFonts w:ascii="Times New Roman" w:eastAsia="Times New Roman" w:hAnsi="Times New Roman" w:cs="Times New Roman"/>
+          <w:kern w:val="36"/>
+          <w:sz w:val="24"/>
+          <w:szCs w:val="24"/>
+          <w:lang w:eastAsia="es-ES"/>
+        </w:rPr>
+      </w:pPr>
+      <w:r>
+        <w:rPr>
+          <w:rFonts w:ascii="Times New Roman" w:eastAsia="Times New Roman" w:hAnsi="Times New Roman" w:cs="Times New Roman"/>
+          <w:kern w:val="36"/>
+          <w:sz w:val="24"/>
+          <w:szCs w:val="24"/>
+          <w:lang w:eastAsia="es-ES"/>
+        </w:rPr>
+        <w:t xml:space="preserve">Las tareas </w:t>
+      </w:r>
+      <w:proofErr w:type="spellStart"/>
+      <w:r>
+        <w:rPr>
+          <w:rFonts w:ascii="Times New Roman" w:eastAsia="Times New Roman" w:hAnsi="Times New Roman" w:cs="Times New Roman"/>
+          <w:kern w:val="36"/>
+          <w:sz w:val="24"/>
+          <w:szCs w:val="24"/>
+          <w:lang w:eastAsia="es-ES"/>
+        </w:rPr>
+        <w:t>s</w:t>
+      </w:r>
+      <w:proofErr w:type="spellEnd"/>
+      <w:r>
+        <w:rPr>
+          <w:rFonts w:ascii="Times New Roman" w:eastAsia="Times New Roman" w:hAnsi="Times New Roman" w:cs="Times New Roman"/>
+          <w:kern w:val="36"/>
+          <w:sz w:val="24"/>
+          <w:szCs w:val="24"/>
+          <w:lang w:eastAsia="es-ES"/>
+        </w:rPr>
+        <w:t xml:space="preserve"> realizaran por Grupos de a </w:t>
+      </w:r>
+      <w:proofErr w:type="spellStart"/>
+      <w:r>
+        <w:rPr>
+          <w:rFonts w:ascii="Times New Roman" w:eastAsia="Times New Roman" w:hAnsi="Times New Roman" w:cs="Times New Roman"/>
+          <w:kern w:val="36"/>
+          <w:sz w:val="24"/>
+          <w:szCs w:val="24"/>
+          <w:lang w:eastAsia="es-ES"/>
+        </w:rPr>
+        <w:t>maximo</w:t>
+      </w:r>
+      <w:proofErr w:type="spellEnd"/>
+      <w:r>
+        <w:rPr>
+          <w:rFonts w:ascii="Times New Roman" w:eastAsia="Times New Roman" w:hAnsi="Times New Roman" w:cs="Times New Roman"/>
+          <w:kern w:val="36"/>
+          <w:sz w:val="24"/>
+          <w:szCs w:val="24"/>
+          <w:lang w:eastAsia="es-ES"/>
+        </w:rPr>
+        <w:t xml:space="preserve"> 5 personas </w:t>
+      </w:r>
+    </w:p>
+    <w:p>
+      <w:pPr>
+        <w:spacing w:before="100" w:beforeAutospacing="1" w:after="100" w:afterAutospacing="1" w:line="240" w:lineRule="auto"/>
+        <w:jc w:val="both"/>
+        <w:outlineLvl w:val="0"/>
+        <w:rPr>
+          <w:rFonts w:ascii="Times New Roman" w:eastAsia="Times New Roman" w:hAnsi="Times New Roman" w:cs="Times New Roman"/>
+          <w:b/>
+          <w:bCs/>
+          <w:kern w:val="36"/>
+          <w:sz w:val="24"/>
+          <w:szCs w:val="24"/>
+          <w:lang w:eastAsia="es-ES"/>
+        </w:rPr>
+      </w:pPr>
+      <w:r>
+        <w:rPr>
+          <w:rFonts w:ascii="Times New Roman" w:eastAsia="Times New Roman" w:hAnsi="Times New Roman" w:cs="Times New Roman"/>
+          <w:b/>
+          <w:bCs/>
+          <w:kern w:val="36"/>
+          <w:sz w:val="24"/>
+          <w:szCs w:val="24"/>
+          <w:lang w:eastAsia="es-ES"/>
+        </w:rPr>
+        <w:t>Objetivo</w:t>
+      </w:r>
+    </w:p>
+    <w:p>
+      <w:pPr>
+        <w:spacing w:before="100" w:beforeAutospacing="1" w:after="100" w:afterAutospacing="1" w:line="240" w:lineRule="auto"/>
+        <w:jc w:val="both"/>
+        <w:outlineLvl w:val="0"/>
+        <w:rPr>
+          <w:rFonts w:ascii="Times New Roman" w:eastAsia="Times New Roman" w:hAnsi="Times New Roman" w:cs="Times New Roman"/>
+          <w:kern w:val="36"/>
+          <w:sz w:val="24"/>
+          <w:szCs w:val="24"/>
+          <w:lang w:eastAsia="es-ES"/>
+        </w:rPr>
+      </w:pPr>
+      <w:r>
+        <w:rPr>
+          <w:rFonts w:ascii="Times New Roman" w:eastAsia="Times New Roman" w:hAnsi="Times New Roman" w:cs="Times New Roman"/>
+          <w:kern w:val="36"/>
+          <w:sz w:val="24"/>
+          <w:szCs w:val="24"/>
+          <w:lang w:eastAsia="es-ES"/>
+        </w:rPr>
+        <w:t>Familiarizar al estudiante con el uso de sistemas de control de versiones mediante la creación y gestión de repositorios.</w:t>
+      </w:r>
+    </w:p>
+    <w:p>
+      <w:pPr>
+        <w:spacing w:before="100" w:beforeAutospacing="1" w:after="100" w:afterAutospacing="1" w:line="240" w:lineRule="auto"/>
+        <w:jc w:val="both"/>
+        <w:outlineLvl w:val="0"/>
+        <w:rPr>
+          <w:rFonts w:ascii="Times New Roman" w:eastAsia="Times New Roman" w:hAnsi="Times New Roman" w:cs="Times New Roman"/>
+          <w:b/>
+          <w:bCs/>
+          <w:kern w:val="36"/>
+          <w:sz w:val="24"/>
+          <w:szCs w:val="24"/>
+          <w:lang w:eastAsia="es-ES"/>
+        </w:rPr>
+      </w:pPr>
+      <w:r>
+        <w:rPr>
+          <w:rFonts w:ascii="Times New Roman" w:eastAsia="Times New Roman" w:hAnsi="Times New Roman" w:cs="Times New Roman"/>
+          <w:b/>
+          <w:bCs/>
+          <w:kern w:val="36"/>
+          <w:sz w:val="24"/>
+          <w:szCs w:val="24"/>
+          <w:lang w:eastAsia="es-ES"/>
+        </w:rPr>
+        <w:t>Instrucciones</w:t>
+      </w:r>
+    </w:p>
+    <w:p>
+      <w:pPr>
+        <w:spacing w:before="100" w:beforeAutospacing="1" w:after="100" w:afterAutospacing="1" w:line="240" w:lineRule="auto"/>
+        <w:jc w:val="both"/>
+        <w:outlineLvl w:val="0"/>
+        <w:rPr>
+          <w:rFonts w:ascii="Times New Roman" w:eastAsia="Times New Roman" w:hAnsi="Times New Roman" w:cs="Times New Roman"/>
+          <w:kern w:val="36"/>
+          <w:sz w:val="24"/>
+          <w:szCs w:val="24"/>
+          <w:lang w:eastAsia="es-ES"/>
+        </w:rPr>
+      </w:pPr>
+      <w:r>
+        <w:rPr>
+          <w:rFonts w:ascii="Times New Roman" w:eastAsia="Times New Roman" w:hAnsi="Times New Roman" w:cs="Times New Roman"/>
+          <w:kern w:val="36"/>
+          <w:sz w:val="24"/>
+          <w:szCs w:val="24"/>
+          <w:lang w:eastAsia="es-ES"/>
+        </w:rPr>
+        <w:t>Revise el material proporcionado.</w:t>
+      </w:r>
+    </w:p>
+    <w:p>
+      <w:pPr>
+        <w:spacing w:before="100" w:beforeAutospacing="1" w:after="100" w:afterAutospacing="1" w:line="240" w:lineRule="auto"/>
+        <w:jc w:val="both"/>
+        <w:outlineLvl w:val="0"/>
+        <w:rPr>
+          <w:rFonts w:ascii="Times New Roman" w:eastAsia="Times New Roman" w:hAnsi="Times New Roman" w:cs="Times New Roman"/>
+          <w:kern w:val="36"/>
+          <w:sz w:val="24"/>
+          <w:szCs w:val="24"/>
+          <w:lang w:eastAsia="es-ES"/>
+        </w:rPr>
+      </w:pPr>
+      <w:r>
+        <w:rPr>
+          <w:rFonts w:ascii="Times New Roman" w:eastAsia="Times New Roman" w:hAnsi="Times New Roman" w:cs="Times New Roman"/>
+          <w:kern w:val="36"/>
+          <w:sz w:val="24"/>
+          <w:szCs w:val="24"/>
+          <w:lang w:eastAsia="es-ES"/>
+        </w:rPr>
+        <w:t>Cree un repositorio en GitHub.</w:t>
+      </w:r>
+    </w:p>
+    <w:p>
+      <w:pPr>
+        <w:spacing w:before="100" w:beforeAutospacing="1" w:after="100" w:afterAutospacing="1" w:line="240" w:lineRule="auto"/>
+        <w:jc w:val="both"/>
+        <w:outlineLvl w:val="0"/>
+        <w:rPr>
+          <w:rFonts w:ascii="Times New Roman" w:eastAsia="Times New Roman" w:hAnsi="Times New Roman" w:cs="Times New Roman"/>
+          <w:kern w:val="36"/>
+          <w:sz w:val="24"/>
+          <w:szCs w:val="24"/>
+          <w:lang w:eastAsia="es-ES"/>
+        </w:rPr>
+      </w:pPr>
+      <w:r>
+        <w:rPr>
+          <w:rFonts w:ascii="Times New Roman" w:eastAsia="Times New Roman" w:hAnsi="Times New Roman" w:cs="Times New Roman"/>
+          <w:kern w:val="36"/>
+          <w:sz w:val="24"/>
+          <w:szCs w:val="24"/>
+          <w:lang w:eastAsia="es-ES"/>
+        </w:rPr>
+        <w:t>Agregue README.</w:t>
+      </w:r>
+    </w:p>
+    <w:p>
+      <w:pPr>
+        <w:spacing w:before="100" w:beforeAutospacing="1" w:after="100" w:afterAutospacing="1" w:line="240" w:lineRule="auto"/>
+        <w:jc w:val="both"/>
+        <w:outlineLvl w:val="0"/>
+        <w:rPr>
+          <w:rFonts w:ascii="Times New Roman" w:eastAsia="Times New Roman" w:hAnsi="Times New Roman" w:cs="Times New Roman"/>
+          <w:kern w:val="36"/>
+          <w:sz w:val="24"/>
+          <w:szCs w:val="24"/>
+          <w:lang w:eastAsia="es-ES"/>
+        </w:rPr>
+      </w:pPr>
+      <w:r>
+        <w:rPr>
+          <w:rFonts w:ascii="Times New Roman" w:eastAsia="Times New Roman" w:hAnsi="Times New Roman" w:cs="Times New Roman"/>
+          <w:kern w:val="36"/>
+          <w:sz w:val="24"/>
+          <w:szCs w:val="24"/>
+          <w:lang w:eastAsia="es-ES"/>
+        </w:rPr>
+        <w:t xml:space="preserve">Realice </w:t>
+      </w:r>
+      <w:proofErr w:type="spellStart"/>
+      <w:r>
+        <w:rPr>
+          <w:rFonts w:ascii="Times New Roman" w:eastAsia="Times New Roman" w:hAnsi="Times New Roman" w:cs="Times New Roman"/>
+          <w:kern w:val="36"/>
+          <w:sz w:val="24"/>
+          <w:szCs w:val="24"/>
+          <w:lang w:eastAsia="es-ES"/>
+        </w:rPr>
+        <w:t>commit</w:t>
+      </w:r>
+      <w:proofErr w:type="spellEnd"/>
+      <w:r>
+        <w:rPr>
+          <w:rFonts w:ascii="Times New Roman" w:eastAsia="Times New Roman" w:hAnsi="Times New Roman" w:cs="Times New Roman"/>
+          <w:kern w:val="36"/>
+          <w:sz w:val="24"/>
+          <w:szCs w:val="24"/>
+          <w:lang w:eastAsia="es-ES"/>
+        </w:rPr>
+        <w:t xml:space="preserve"> inicia</w:t>
+      </w:r>
+    </w:p>
+    <w:p>
+      <w:pPr>
+        <w:spacing w:before="100" w:beforeAutospacing="1" w:after="100" w:afterAutospacing="1" w:line="240" w:lineRule="auto"/>
+        <w:jc w:val="both"/>
+        <w:outlineLvl w:val="0"/>
+        <w:rPr>
+          <w:rFonts w:ascii="Times New Roman" w:eastAsia="Times New Roman" w:hAnsi="Times New Roman" w:cs="Times New Roman"/>
+          <w:b/>
+          <w:bCs/>
+          <w:kern w:val="36"/>
+          <w:sz w:val="24"/>
+          <w:szCs w:val="24"/>
+          <w:lang w:eastAsia="es-ES"/>
+        </w:rPr>
+      </w:pPr>
+    </w:p>
+    <w:p>
+      <w:pPr>
+        <w:spacing w:before="100" w:beforeAutospacing="1" w:after="100" w:afterAutospacing="1" w:line="240" w:lineRule="auto"/>
+        <w:jc w:val="both"/>
+        <w:outlineLvl w:val="0"/>
+        <w:rPr>
+          <w:rFonts w:ascii="Times New Roman" w:eastAsia="Times New Roman" w:hAnsi="Times New Roman" w:cs="Times New Roman"/>
+          <w:b/>
+          <w:bCs/>
+          <w:kern w:val="36"/>
+          <w:sz w:val="24"/>
+          <w:szCs w:val="24"/>
+          <w:lang w:eastAsia="es-ES"/>
+        </w:rPr>
+      </w:pPr>
+    </w:p>
+    <w:p>
+      <w:pPr>
+        <w:spacing w:before="100" w:beforeAutospacing="1" w:after="100" w:afterAutospacing="1" w:line="240" w:lineRule="auto"/>
+        <w:jc w:val="both"/>
+        <w:outlineLvl w:val="0"/>
+        <w:rPr>
+          <w:rFonts w:ascii="Times New Roman" w:eastAsia="Times New Roman" w:hAnsi="Times New Roman" w:cs="Times New Roman"/>
+          <w:b/>
+          <w:bCs/>
+          <w:kern w:val="36"/>
+          <w:sz w:val="24"/>
+          <w:szCs w:val="24"/>
+          <w:lang w:eastAsia="es-ES"/>
+        </w:rPr>
+      </w:pPr>
+      <w:r>
+        <w:rPr>
+          <w:rFonts w:ascii="Times New Roman" w:eastAsia="Times New Roman" w:hAnsi="Times New Roman" w:cs="Times New Roman"/>
+          <w:b/>
+          <w:bCs/>
+          <w:kern w:val="36"/>
+          <w:sz w:val="24"/>
+          <w:szCs w:val="24"/>
+          <w:lang w:eastAsia="es-ES"/>
+        </w:rPr>
+        <w:lastRenderedPageBreak/>
+        <w:t>INFORME DE PRÁCTICA: CREACIÓN DE REPOSITORIO EN GITHUB</w:t>
+      </w:r>
+    </w:p>
+    <w:p>
+      <w:pPr>
+        <w:spacing w:before="100" w:beforeAutospacing="1" w:after="100" w:afterAutospacing="1" w:line="240" w:lineRule="auto"/>
+        <w:jc w:val="both"/>
+        <w:rPr>
+          <w:rFonts w:ascii="Times New Roman" w:eastAsia="Times New Roman" w:hAnsi="Times New Roman" w:cs="Times New Roman"/>
+          <w:sz w:val="24"/>
+          <w:szCs w:val="24"/>
+          <w:lang w:eastAsia="es-ES"/>
+        </w:rPr>
+      </w:pPr>
+      <w:r>
+        <w:rPr>
+          <w:rFonts w:ascii="Times New Roman" w:eastAsia="Times New Roman" w:hAnsi="Times New Roman" w:cs="Times New Roman"/>
+          <w:b/>
+          <w:bCs/>
+          <w:sz w:val="24"/>
+          <w:szCs w:val="24"/>
+          <w:lang w:eastAsia="es-ES"/>
+        </w:rPr>
+        <w:t>Estudiante:</w:t>
+      </w:r>
+      <w:r>
+        <w:rPr>
+          <w:rFonts w:ascii="Times New Roman" w:eastAsia="Times New Roman" w:hAnsi="Times New Roman" w:cs="Times New Roman"/>
+          <w:sz w:val="24"/>
+          <w:szCs w:val="24"/>
+          <w:lang w:eastAsia="es-ES"/>
+        </w:rPr>
+        <w:t xml:space="preserve"> Jean Carlo Cruz Fajardo</w:t>
+      </w:r>
+    </w:p>
+    <w:p>
+      <w:pPr>
+        <w:spacing w:before="100" w:beforeAutospacing="1" w:after="100" w:afterAutospacing="1" w:line="240" w:lineRule="auto"/>
+        <w:jc w:val="both"/>
+        <w:rPr>
+          <w:rFonts w:ascii="Times New Roman" w:eastAsia="Times New Roman" w:hAnsi="Times New Roman" w:cs="Times New Roman"/>
+          <w:sz w:val="24"/>
+          <w:szCs w:val="24"/>
+          <w:lang w:eastAsia="es-ES"/>
+        </w:rPr>
+      </w:pPr>
+      <w:r>
+        <w:rPr>
+          <w:rFonts w:ascii="Times New Roman" w:eastAsia="Times New Roman" w:hAnsi="Times New Roman" w:cs="Times New Roman"/>
+          <w:b/>
+          <w:bCs/>
+          <w:sz w:val="24"/>
+          <w:szCs w:val="24"/>
+          <w:lang w:eastAsia="es-ES"/>
+        </w:rPr>
+        <w:t>Fecha:</w:t>
+      </w:r>
+      <w:r>
+        <w:rPr>
+          <w:rFonts w:ascii="Times New Roman" w:eastAsia="Times New Roman" w:hAnsi="Times New Roman" w:cs="Times New Roman"/>
+          <w:sz w:val="24"/>
+          <w:szCs w:val="24"/>
+          <w:lang w:eastAsia="es-ES"/>
+        </w:rPr>
+        <w:t xml:space="preserve"> </w:t>
+      </w:r>
+      <w:r>
+        <w:rPr>
+          <w:rFonts w:ascii="Times New Roman" w:eastAsia="Times New Roman" w:hAnsi="Times New Roman" w:cs="Times New Roman"/>
+          <w:sz w:val="24"/>
+          <w:szCs w:val="24"/>
+          <w:lang w:eastAsia="es-ES"/>
+        </w:rPr>
+        <w:t>17/10/2026</w:t>
+      </w:r>
+    </w:p>
+    <w:p>
+      <w:pPr>
+        <w:spacing w:before="100" w:beforeAutospacing="1" w:after="100" w:afterAutospacing="1" w:line="240" w:lineRule="auto"/>
+        <w:jc w:val="both"/>
+        <w:outlineLvl w:val="1"/>
+        <w:rPr>
+          <w:rFonts w:ascii="Times New Roman" w:eastAsia="Times New Roman" w:hAnsi="Times New Roman" w:cs="Times New Roman"/>
+          <w:b/>
+          <w:bCs/>
+          <w:sz w:val="24"/>
+          <w:szCs w:val="24"/>
+          <w:lang w:eastAsia="es-ES"/>
+        </w:rPr>
+      </w:pPr>
+      <w:r>
+        <w:rPr>
+          <w:rFonts w:ascii="Times New Roman" w:eastAsia="Times New Roman" w:hAnsi="Times New Roman" w:cs="Times New Roman"/>
+          <w:b/>
+          <w:bCs/>
+          <w:sz w:val="24"/>
+          <w:szCs w:val="24"/>
+          <w:lang w:eastAsia="es-ES"/>
+        </w:rPr>
+        <w:t>1. Introducción</w:t>
+      </w:r>
+    </w:p>
+    <w:p>
+      <w:pPr>
+        <w:spacing w:before="100" w:beforeAutospacing="1" w:after="100" w:afterAutospacing="1" w:line="240" w:lineRule="auto"/>
+        <w:jc w:val="both"/>
+        <w:rPr>
+          <w:rFonts w:ascii="Times New Roman" w:eastAsia="Times New Roman" w:hAnsi="Times New Roman" w:cs="Times New Roman"/>
+          <w:sz w:val="24"/>
+          <w:szCs w:val="24"/>
+          <w:lang w:eastAsia="es-ES"/>
+        </w:rPr>
+      </w:pPr>
+      <w:r>
+        <w:rPr>
+          <w:rFonts w:ascii="Times New Roman" w:eastAsia="Times New Roman" w:hAnsi="Times New Roman" w:cs="Times New Roman"/>
+          <w:sz w:val="24"/>
+          <w:szCs w:val="24"/>
+          <w:lang w:eastAsia="es-ES"/>
+        </w:rPr>
+        <w:t>GitHub es una plataforma que permite almacenar, organizar y compartir proyectos de software mediante repositorios remotos. En conjunto con Git, facilita el control de versiones, el seguimiento de modificaciones y la conservación del historial de los archivos de un proyecto.</w:t>
+      </w:r>
+    </w:p>
+    <w:p>
+      <w:pPr>
+        <w:spacing w:before="100" w:beforeAutospacing="1" w:after="100" w:afterAutospacing="1" w:line="240" w:lineRule="auto"/>
+        <w:jc w:val="both"/>
+        <w:rPr>
+          <w:rFonts w:ascii="Times New Roman" w:eastAsia="Times New Roman" w:hAnsi="Times New Roman" w:cs="Times New Roman"/>
+          <w:sz w:val="24"/>
+          <w:szCs w:val="24"/>
+          <w:lang w:eastAsia="es-ES"/>
+        </w:rPr>
+      </w:pPr>
+      <w:r>
+        <w:rPr>
+          <w:rFonts w:ascii="Times New Roman" w:eastAsia="Times New Roman" w:hAnsi="Times New Roman" w:cs="Times New Roman"/>
+          <w:sz w:val="24"/>
+          <w:szCs w:val="24"/>
+          <w:lang w:eastAsia="es-ES"/>
+        </w:rPr>
+        <w:t xml:space="preserve">En esta actividad se trabajó con Git </w:t>
+      </w:r>
+      <w:proofErr w:type="spellStart"/>
+      <w:r>
+        <w:rPr>
+          <w:rFonts w:ascii="Times New Roman" w:eastAsia="Times New Roman" w:hAnsi="Times New Roman" w:cs="Times New Roman"/>
+          <w:sz w:val="24"/>
+          <w:szCs w:val="24"/>
+          <w:lang w:eastAsia="es-ES"/>
+        </w:rPr>
+        <w:t>Bash</w:t>
+      </w:r>
+      <w:proofErr w:type="spellEnd"/>
+      <w:r>
+        <w:rPr>
+          <w:rFonts w:ascii="Times New Roman" w:eastAsia="Times New Roman" w:hAnsi="Times New Roman" w:cs="Times New Roman"/>
+          <w:sz w:val="24"/>
+          <w:szCs w:val="24"/>
+          <w:lang w:eastAsia="es-ES"/>
+        </w:rPr>
+        <w:t xml:space="preserve"> para administrar un repositorio local y conectarlo con un repositorio remoto de GitHub, con el propósito de almacenar los trabajos desarrollados durante la asignatura.</w:t>
+      </w:r>
+    </w:p>
+    <w:p>
+      <w:pPr>
+        <w:spacing w:before="100" w:beforeAutospacing="1" w:after="100" w:afterAutospacing="1" w:line="240" w:lineRule="auto"/>
+        <w:jc w:val="both"/>
+        <w:outlineLvl w:val="1"/>
+        <w:rPr>
+          <w:rFonts w:ascii="Times New Roman" w:eastAsia="Times New Roman" w:hAnsi="Times New Roman" w:cs="Times New Roman"/>
+          <w:b/>
+          <w:bCs/>
+          <w:sz w:val="24"/>
+          <w:szCs w:val="24"/>
+          <w:lang w:eastAsia="es-ES"/>
+        </w:rPr>
+      </w:pPr>
+      <w:r>
+        <w:rPr>
+          <w:rFonts w:ascii="Times New Roman" w:eastAsia="Times New Roman" w:hAnsi="Times New Roman" w:cs="Times New Roman"/>
+          <w:b/>
+          <w:bCs/>
+          <w:sz w:val="24"/>
+          <w:szCs w:val="24"/>
+          <w:lang w:eastAsia="es-ES"/>
+        </w:rPr>
+        <w:t>2. Objetivo general</w:t>
+      </w:r>
+    </w:p>
+    <w:p>
+      <w:pPr>
+        <w:spacing w:before="100" w:beforeAutospacing="1" w:after="100" w:afterAutospacing="1" w:line="240" w:lineRule="auto"/>
+        <w:jc w:val="both"/>
+        <w:rPr>
+          <w:rFonts w:ascii="Times New Roman" w:eastAsia="Times New Roman" w:hAnsi="Times New Roman" w:cs="Times New Roman"/>
+          <w:sz w:val="24"/>
+          <w:szCs w:val="24"/>
+          <w:lang w:eastAsia="es-ES"/>
+        </w:rPr>
+      </w:pPr>
+      <w:r>
+        <w:rPr>
+          <w:rFonts w:ascii="Times New Roman" w:eastAsia="Times New Roman" w:hAnsi="Times New Roman" w:cs="Times New Roman"/>
+          <w:sz w:val="24"/>
+          <w:szCs w:val="24"/>
+          <w:lang w:eastAsia="es-ES"/>
+        </w:rPr>
+        <w:t>Familiarizarse con el uso de Git y GitHub mediante la creación, configuración y administración de un repositorio, aplicando comandos para registrar cambios y sincronizar archivos con una plataforma remota.</w:t>
+      </w:r>
+    </w:p>
+    <w:p>
+      <w:pPr>
+        <w:spacing w:before="100" w:beforeAutospacing="1" w:after="100" w:afterAutospacing="1" w:line="240" w:lineRule="auto"/>
+        <w:jc w:val="both"/>
+        <w:outlineLvl w:val="1"/>
+        <w:rPr>
+          <w:rFonts w:ascii="Times New Roman" w:eastAsia="Times New Roman" w:hAnsi="Times New Roman" w:cs="Times New Roman"/>
+          <w:b/>
+          <w:bCs/>
+          <w:sz w:val="24"/>
+          <w:szCs w:val="24"/>
+          <w:lang w:eastAsia="es-ES"/>
+        </w:rPr>
+      </w:pPr>
+      <w:r>
+        <w:rPr>
+          <w:rFonts w:ascii="Times New Roman" w:eastAsia="Times New Roman" w:hAnsi="Times New Roman" w:cs="Times New Roman"/>
+          <w:b/>
+          <w:bCs/>
+          <w:sz w:val="24"/>
+          <w:szCs w:val="24"/>
+          <w:lang w:eastAsia="es-ES"/>
+        </w:rPr>
+        <w:t>3. Herramientas utilizadas</w:t>
+      </w:r>
+    </w:p>
+    <w:p>
+      <w:pPr>
+        <w:numPr>
+          <w:ilvl w:val="0"/>
+          <w:numId w:val="1"/>
+        </w:numPr>
+        <w:spacing w:before="100" w:beforeAutospacing="1" w:after="100" w:afterAutospacing="1" w:line="240" w:lineRule="auto"/>
+        <w:jc w:val="both"/>
+        <w:rPr>
+          <w:rFonts w:ascii="Times New Roman" w:eastAsia="Times New Roman" w:hAnsi="Times New Roman" w:cs="Times New Roman"/>
+          <w:sz w:val="24"/>
+          <w:szCs w:val="24"/>
+          <w:lang w:eastAsia="es-ES"/>
+        </w:rPr>
+      </w:pPr>
+      <w:r>
+        <w:rPr>
+          <w:rFonts w:ascii="Times New Roman" w:eastAsia="Times New Roman" w:hAnsi="Times New Roman" w:cs="Times New Roman"/>
+          <w:sz w:val="24"/>
+          <w:szCs w:val="24"/>
+          <w:lang w:eastAsia="es-ES"/>
+        </w:rPr>
+        <w:t xml:space="preserve">Git </w:t>
+      </w:r>
+      <w:proofErr w:type="spellStart"/>
+      <w:r>
+        <w:rPr>
+          <w:rFonts w:ascii="Times New Roman" w:eastAsia="Times New Roman" w:hAnsi="Times New Roman" w:cs="Times New Roman"/>
+          <w:sz w:val="24"/>
+          <w:szCs w:val="24"/>
+          <w:lang w:eastAsia="es-ES"/>
+        </w:rPr>
+        <w:t>Bash</w:t>
+      </w:r>
+      <w:proofErr w:type="spellEnd"/>
+      <w:r>
+        <w:rPr>
+          <w:rFonts w:ascii="Times New Roman" w:eastAsia="Times New Roman" w:hAnsi="Times New Roman" w:cs="Times New Roman"/>
+          <w:sz w:val="24"/>
+          <w:szCs w:val="24"/>
+          <w:lang w:eastAsia="es-ES"/>
+        </w:rPr>
+        <w:t>: terminal para ejecutar comandos de Git.</w:t>
+      </w:r>
+    </w:p>
+    <w:p>
+      <w:pPr>
+        <w:numPr>
+          <w:ilvl w:val="0"/>
+          <w:numId w:val="1"/>
+        </w:numPr>
+        <w:spacing w:before="100" w:beforeAutospacing="1" w:after="100" w:afterAutospacing="1" w:line="240" w:lineRule="auto"/>
+        <w:jc w:val="both"/>
+        <w:rPr>
+          <w:rFonts w:ascii="Times New Roman" w:eastAsia="Times New Roman" w:hAnsi="Times New Roman" w:cs="Times New Roman"/>
+          <w:sz w:val="24"/>
+          <w:szCs w:val="24"/>
+          <w:lang w:eastAsia="es-ES"/>
+        </w:rPr>
+      </w:pPr>
+      <w:r>
+        <w:rPr>
+          <w:rFonts w:ascii="Times New Roman" w:eastAsia="Times New Roman" w:hAnsi="Times New Roman" w:cs="Times New Roman"/>
+          <w:sz w:val="24"/>
+          <w:szCs w:val="24"/>
+          <w:lang w:eastAsia="es-ES"/>
+        </w:rPr>
+        <w:t>Git: sistema de control de versiones.</w:t>
+      </w:r>
+    </w:p>
+    <w:p>
+      <w:pPr>
+        <w:numPr>
+          <w:ilvl w:val="0"/>
+          <w:numId w:val="1"/>
+        </w:numPr>
+        <w:spacing w:before="100" w:beforeAutospacing="1" w:after="100" w:afterAutospacing="1" w:line="240" w:lineRule="auto"/>
+        <w:jc w:val="both"/>
+        <w:rPr>
+          <w:rFonts w:ascii="Times New Roman" w:eastAsia="Times New Roman" w:hAnsi="Times New Roman" w:cs="Times New Roman"/>
+          <w:sz w:val="24"/>
+          <w:szCs w:val="24"/>
+          <w:lang w:eastAsia="es-ES"/>
+        </w:rPr>
+      </w:pPr>
+      <w:r>
+        <w:rPr>
+          <w:rFonts w:ascii="Times New Roman" w:eastAsia="Times New Roman" w:hAnsi="Times New Roman" w:cs="Times New Roman"/>
+          <w:sz w:val="24"/>
+          <w:szCs w:val="24"/>
+          <w:lang w:eastAsia="es-ES"/>
+        </w:rPr>
+        <w:t>GitHub: plataforma de alojamiento de repositorios.</w:t>
+      </w:r>
+    </w:p>
+    <w:p>
+      <w:pPr>
+        <w:numPr>
+          <w:ilvl w:val="0"/>
+          <w:numId w:val="1"/>
+        </w:numPr>
+        <w:spacing w:before="100" w:beforeAutospacing="1" w:after="100" w:afterAutospacing="1" w:line="240" w:lineRule="auto"/>
+        <w:jc w:val="both"/>
+        <w:rPr>
+          <w:rFonts w:ascii="Times New Roman" w:eastAsia="Times New Roman" w:hAnsi="Times New Roman" w:cs="Times New Roman"/>
+          <w:sz w:val="24"/>
+          <w:szCs w:val="24"/>
+          <w:lang w:eastAsia="es-ES"/>
+        </w:rPr>
+      </w:pPr>
+      <w:r>
+        <w:rPr>
+          <w:rFonts w:ascii="Times New Roman" w:eastAsia="Times New Roman" w:hAnsi="Times New Roman" w:cs="Times New Roman"/>
+          <w:sz w:val="24"/>
+          <w:szCs w:val="24"/>
+          <w:lang w:eastAsia="es-ES"/>
+        </w:rPr>
+        <w:t>Computadora con sistema operativo Windows.</w:t>
+      </w:r>
+    </w:p>
+    <w:p>
+      <w:pPr>
+        <w:numPr>
+          <w:ilvl w:val="0"/>
+          <w:numId w:val="1"/>
+        </w:numPr>
+        <w:spacing w:before="100" w:beforeAutospacing="1" w:after="100" w:afterAutospacing="1" w:line="240" w:lineRule="auto"/>
+        <w:jc w:val="both"/>
+        <w:rPr>
+          <w:rFonts w:ascii="Times New Roman" w:eastAsia="Times New Roman" w:hAnsi="Times New Roman" w:cs="Times New Roman"/>
+          <w:sz w:val="24"/>
+          <w:szCs w:val="24"/>
+          <w:lang w:eastAsia="es-ES"/>
+        </w:rPr>
+      </w:pPr>
+      <w:r>
+        <w:rPr>
+          <w:rFonts w:ascii="Times New Roman" w:eastAsia="Times New Roman" w:hAnsi="Times New Roman" w:cs="Times New Roman"/>
+          <w:sz w:val="24"/>
+          <w:szCs w:val="24"/>
+          <w:lang w:eastAsia="es-ES"/>
+        </w:rPr>
+        <w:t>Archivo académico actividad1.docx.</w:t>
+      </w:r>
+    </w:p>
+    <w:p>
+      <w:pPr>
+        <w:spacing w:before="100" w:beforeAutospacing="1" w:after="100" w:afterAutospacing="1" w:line="240" w:lineRule="auto"/>
+        <w:jc w:val="both"/>
+        <w:outlineLvl w:val="1"/>
+        <w:rPr>
+          <w:rFonts w:ascii="Times New Roman" w:eastAsia="Times New Roman" w:hAnsi="Times New Roman" w:cs="Times New Roman"/>
+          <w:b/>
+          <w:bCs/>
+          <w:sz w:val="24"/>
+          <w:szCs w:val="24"/>
+          <w:lang w:eastAsia="es-ES"/>
+        </w:rPr>
+      </w:pPr>
+      <w:r>
+        <w:rPr>
+          <w:rFonts w:ascii="Times New Roman" w:eastAsia="Times New Roman" w:hAnsi="Times New Roman" w:cs="Times New Roman"/>
+          <w:b/>
+          <w:bCs/>
+          <w:sz w:val="24"/>
+          <w:szCs w:val="24"/>
+          <w:lang w:eastAsia="es-ES"/>
+        </w:rPr>
+        <w:t>4. Desarrollo de la actividad</w:t>
+      </w:r>
+    </w:p>
+    <w:p>
+      <w:pPr>
+        <w:spacing w:before="100" w:beforeAutospacing="1" w:after="100" w:afterAutospacing="1" w:line="240" w:lineRule="auto"/>
+        <w:jc w:val="both"/>
+        <w:outlineLvl w:val="2"/>
+        <w:rPr>
+          <w:rFonts w:ascii="Times New Roman" w:eastAsia="Times New Roman" w:hAnsi="Times New Roman" w:cs="Times New Roman"/>
+          <w:b/>
+          <w:bCs/>
+          <w:sz w:val="24"/>
+          <w:szCs w:val="24"/>
+          <w:lang w:eastAsia="es-ES"/>
+        </w:rPr>
+      </w:pPr>
+      <w:r>
+        <w:rPr>
+          <w:rFonts w:ascii="Times New Roman" w:eastAsia="Times New Roman" w:hAnsi="Times New Roman" w:cs="Times New Roman"/>
+          <w:b/>
+          <w:bCs/>
+          <w:sz w:val="24"/>
+          <w:szCs w:val="24"/>
+          <w:lang w:eastAsia="es-ES"/>
+        </w:rPr>
+        <w:t>4.1. Preparación del repositorio local</w:t>
+      </w:r>
+    </w:p>
+    <w:p>
+      <w:pPr>
+        <w:spacing w:before="100" w:beforeAutospacing="1" w:after="100" w:afterAutospacing="1" w:line="240" w:lineRule="auto"/>
+        <w:jc w:val="both"/>
+        <w:rPr>
+          <w:rFonts w:ascii="Times New Roman" w:hAnsi="Times New Roman" w:cs="Times New Roman"/>
+          <w:noProof/>
+          <w:sz w:val="24"/>
+          <w:szCs w:val="24"/>
+        </w:rPr>
+      </w:pPr>
+      <w:r>
+        <w:rPr>
+          <w:rFonts w:ascii="Times New Roman" w:eastAsia="Times New Roman" w:hAnsi="Times New Roman" w:cs="Times New Roman"/>
+          <w:sz w:val="24"/>
+          <w:szCs w:val="24"/>
+          <w:lang w:eastAsia="es-ES"/>
+        </w:rPr>
+        <w:t>Se identificó la carpeta de trabajo ubicada en el Escritorio de Windows, denominada Desarrollo-de- aplicaciones-web, desde la cual se ejecutaron los comandos para administrar los archivos del proyecto.</w:t>
+      </w:r>
+      <w:r>
+        <w:rPr>
+          <w:rFonts w:ascii="Times New Roman" w:hAnsi="Times New Roman" w:cs="Times New Roman"/>
+          <w:noProof/>
+          <w:sz w:val="24"/>
+          <w:szCs w:val="24"/>
+        </w:rPr>
+        <w:t xml:space="preserve"> </w:t>
+      </w:r>
+    </w:p>
+    <w:p>
+      <w:pPr>
+        <w:spacing w:before="100" w:beforeAutospacing="1" w:after="100" w:afterAutospacing="1" w:line="240" w:lineRule="auto"/>
+        <w:jc w:val="both"/>
+        <w:rPr>
+          <w:rFonts w:ascii="Times New Roman" w:eastAsia="Times New Roman" w:hAnsi="Times New Roman" w:cs="Times New Roman"/>
+          <w:sz w:val="24"/>
+          <w:szCs w:val="24"/>
+          <w:lang w:eastAsia="es-ES"/>
+        </w:rPr>
+      </w:pPr>
+      <w:r>
+        <w:rPr>
+          <w:rFonts w:ascii="Times New Roman" w:hAnsi="Times New Roman" w:cs="Times New Roman"/>
+          <w:noProof/>
+          <w:sz w:val="24"/>
+          <w:szCs w:val="24"/>
+        </w:rPr>
+        <w:lastRenderedPageBreak/>
+        <w:drawing>
+          <wp:anchor distT="0" distB="0" distL="114300" distR="114300" simplePos="0" relativeHeight="251658240" behindDoc="0" locked="0" layoutInCell="1" allowOverlap="1" wp14:anchorId="68C0EB52" wp14:editId="7B28ED7B">
+            <wp:simplePos x="0" y="0"/>
+            <wp:positionH relativeFrom="margin">
+              <wp:align>center</wp:align>
+            </wp:positionH>
+            <wp:positionV relativeFrom="paragraph">
+              <wp:posOffset>0</wp:posOffset>
+            </wp:positionV>
+            <wp:extent cx="3949939" cy="3894666"/>
+            <wp:effectExtent l="0" t="0" r="0" b="0"/>
+            <wp:wrapTopAndBottom/>
             <wp:docPr id="1" name="Imagen 1"/>
             <wp:cNvGraphicFramePr>
               <a:graphicFrameLocks xmlns:a="http://schemas.openxmlformats.org/drawingml/2006/main" noChangeAspect="1"/>
@@ -20,7 +1284,13 @@
                     <pic:cNvPicPr/>
                   </pic:nvPicPr>
                   <pic:blipFill>
-                    <a:blip r:embed="rId4"/>
+                    <a:blip r:embed="rId9">
+                      <a:extLst>
+                        <a:ext uri="{28A0092B-C50C-407E-A947-70E740481C1C}">
+                          <a14:useLocalDpi xmlns:a14="http://schemas.microsoft.com/office/drawing/2010/main" val="0"/>
+                        </a:ext>
+                      </a:extLst>
+                    </a:blip>
                     <a:stretch>
                       <a:fillRect/>
                     </a:stretch>
@@ -28,7 +1298,7 @@
                   <pic:spPr>
                     <a:xfrm>
                       <a:off x="0" y="0"/>
-                      <a:ext cx="5400040" cy="5324475"/>
+                      <a:ext cx="3949939" cy="3894666"/>
                     </a:xfrm>
                     <a:prstGeom prst="rect">
                       <a:avLst/>
@@ -37,14 +1307,383 @@
                 </pic:pic>
               </a:graphicData>
             </a:graphic>
-          </wp:inline>
+          </wp:anchor>
         </w:drawing>
       </w:r>
     </w:p>
     <w:p>
-      <w:r>
+      <w:pPr>
+        <w:spacing w:before="100" w:beforeAutospacing="1" w:after="100" w:afterAutospacing="1" w:line="240" w:lineRule="auto"/>
+        <w:jc w:val="both"/>
+        <w:outlineLvl w:val="2"/>
+        <w:rPr>
+          <w:rFonts w:ascii="Times New Roman" w:eastAsia="Times New Roman" w:hAnsi="Times New Roman" w:cs="Times New Roman"/>
+          <w:b/>
+          <w:bCs/>
+          <w:sz w:val="24"/>
+          <w:szCs w:val="24"/>
+          <w:lang w:eastAsia="es-ES"/>
+        </w:rPr>
+      </w:pPr>
+      <w:r>
+        <w:rPr>
+          <w:rFonts w:ascii="Times New Roman" w:eastAsia="Times New Roman" w:hAnsi="Times New Roman" w:cs="Times New Roman"/>
+          <w:b/>
+          <w:bCs/>
+          <w:sz w:val="24"/>
+          <w:szCs w:val="24"/>
+          <w:lang w:eastAsia="es-ES"/>
+        </w:rPr>
+        <w:t>4.2. Registro de archivos mediante Git</w:t>
+      </w:r>
+    </w:p>
+    <w:p>
+      <w:pPr>
+        <w:spacing w:before="100" w:beforeAutospacing="1" w:after="100" w:afterAutospacing="1" w:line="240" w:lineRule="auto"/>
+        <w:jc w:val="both"/>
+        <w:rPr>
+          <w:rFonts w:ascii="Times New Roman" w:eastAsia="Times New Roman" w:hAnsi="Times New Roman" w:cs="Times New Roman"/>
+          <w:sz w:val="24"/>
+          <w:szCs w:val="24"/>
+          <w:lang w:eastAsia="es-ES"/>
+        </w:rPr>
+      </w:pPr>
+      <w:r>
+        <w:rPr>
+          <w:rFonts w:ascii="Times New Roman" w:eastAsia="Times New Roman" w:hAnsi="Times New Roman" w:cs="Times New Roman"/>
+          <w:sz w:val="24"/>
+          <w:szCs w:val="24"/>
+          <w:lang w:eastAsia="es-ES"/>
+        </w:rPr>
+        <w:t xml:space="preserve">Se utilizó el comando </w:t>
+      </w:r>
+      <w:proofErr w:type="spellStart"/>
+      <w:r>
+        <w:rPr>
+          <w:rFonts w:ascii="Times New Roman" w:eastAsia="Times New Roman" w:hAnsi="Times New Roman" w:cs="Times New Roman"/>
+          <w:sz w:val="24"/>
+          <w:szCs w:val="24"/>
+          <w:lang w:eastAsia="es-ES"/>
+        </w:rPr>
+        <w:t>git</w:t>
+      </w:r>
+      <w:proofErr w:type="spellEnd"/>
+      <w:r>
+        <w:rPr>
+          <w:rFonts w:ascii="Times New Roman" w:eastAsia="Times New Roman" w:hAnsi="Times New Roman" w:cs="Times New Roman"/>
+          <w:sz w:val="24"/>
+          <w:szCs w:val="24"/>
+          <w:lang w:eastAsia="es-ES"/>
+        </w:rPr>
+        <w:t xml:space="preserve"> </w:t>
+      </w:r>
+      <w:proofErr w:type="spellStart"/>
+      <w:proofErr w:type="gramStart"/>
+      <w:r>
+        <w:rPr>
+          <w:rFonts w:ascii="Times New Roman" w:eastAsia="Times New Roman" w:hAnsi="Times New Roman" w:cs="Times New Roman"/>
+          <w:sz w:val="24"/>
+          <w:szCs w:val="24"/>
+          <w:lang w:eastAsia="es-ES"/>
+        </w:rPr>
+        <w:t>add</w:t>
+      </w:r>
+      <w:proofErr w:type="spellEnd"/>
+      <w:r>
+        <w:rPr>
+          <w:rFonts w:ascii="Times New Roman" w:eastAsia="Times New Roman" w:hAnsi="Times New Roman" w:cs="Times New Roman"/>
+          <w:sz w:val="24"/>
+          <w:szCs w:val="24"/>
+          <w:lang w:eastAsia="es-ES"/>
+        </w:rPr>
+        <w:t xml:space="preserve"> .</w:t>
+      </w:r>
+      <w:proofErr w:type="gramEnd"/>
+      <w:r>
+        <w:rPr>
+          <w:rFonts w:ascii="Times New Roman" w:eastAsia="Times New Roman" w:hAnsi="Times New Roman" w:cs="Times New Roman"/>
+          <w:sz w:val="24"/>
+          <w:szCs w:val="24"/>
+          <w:lang w:eastAsia="es-ES"/>
+        </w:rPr>
+        <w:t xml:space="preserve"> para agregar los archivos al área de preparación. Posteriormente, se ejecutó el comando </w:t>
+      </w:r>
+      <w:proofErr w:type="spellStart"/>
+      <w:r>
+        <w:rPr>
+          <w:rFonts w:ascii="Times New Roman" w:eastAsia="Times New Roman" w:hAnsi="Times New Roman" w:cs="Times New Roman"/>
+          <w:sz w:val="24"/>
+          <w:szCs w:val="24"/>
+          <w:lang w:eastAsia="es-ES"/>
+        </w:rPr>
+        <w:t>git</w:t>
+      </w:r>
+      <w:proofErr w:type="spellEnd"/>
+      <w:r>
+        <w:rPr>
+          <w:rFonts w:ascii="Times New Roman" w:eastAsia="Times New Roman" w:hAnsi="Times New Roman" w:cs="Times New Roman"/>
+          <w:sz w:val="24"/>
+          <w:szCs w:val="24"/>
+          <w:lang w:eastAsia="es-ES"/>
+        </w:rPr>
+        <w:t xml:space="preserve"> </w:t>
+      </w:r>
+      <w:proofErr w:type="spellStart"/>
+      <w:r>
+        <w:rPr>
+          <w:rFonts w:ascii="Times New Roman" w:eastAsia="Times New Roman" w:hAnsi="Times New Roman" w:cs="Times New Roman"/>
+          <w:sz w:val="24"/>
+          <w:szCs w:val="24"/>
+          <w:lang w:eastAsia="es-ES"/>
+        </w:rPr>
+        <w:t>commit</w:t>
+      </w:r>
+      <w:proofErr w:type="spellEnd"/>
+      <w:r>
+        <w:rPr>
+          <w:rFonts w:ascii="Times New Roman" w:eastAsia="Times New Roman" w:hAnsi="Times New Roman" w:cs="Times New Roman"/>
+          <w:sz w:val="24"/>
+          <w:szCs w:val="24"/>
+          <w:lang w:eastAsia="es-ES"/>
+        </w:rPr>
+        <w:t xml:space="preserve"> -m para registrar los cambios en el historial local.</w:t>
+      </w:r>
+    </w:p>
+    <w:p>
+      <w:pPr>
+        <w:spacing w:before="100" w:beforeAutospacing="1" w:after="100" w:afterAutospacing="1" w:line="240" w:lineRule="auto"/>
+        <w:jc w:val="both"/>
+        <w:rPr>
+          <w:rFonts w:ascii="Times New Roman" w:eastAsia="Times New Roman" w:hAnsi="Times New Roman" w:cs="Times New Roman"/>
+          <w:sz w:val="24"/>
+          <w:szCs w:val="24"/>
+          <w:lang w:eastAsia="es-ES"/>
+        </w:rPr>
+      </w:pPr>
+      <w:r>
+        <w:rPr>
+          <w:rFonts w:ascii="Times New Roman" w:eastAsia="Times New Roman" w:hAnsi="Times New Roman" w:cs="Times New Roman"/>
+          <w:sz w:val="24"/>
+          <w:szCs w:val="24"/>
+          <w:lang w:eastAsia="es-ES"/>
+        </w:rPr>
+        <w:t xml:space="preserve">El </w:t>
+      </w:r>
+      <w:proofErr w:type="spellStart"/>
+      <w:r>
+        <w:rPr>
+          <w:rFonts w:ascii="Times New Roman" w:eastAsia="Times New Roman" w:hAnsi="Times New Roman" w:cs="Times New Roman"/>
+          <w:sz w:val="24"/>
+          <w:szCs w:val="24"/>
+          <w:lang w:eastAsia="es-ES"/>
+        </w:rPr>
+        <w:t>commit</w:t>
+      </w:r>
+      <w:proofErr w:type="spellEnd"/>
+      <w:r>
+        <w:rPr>
+          <w:rFonts w:ascii="Times New Roman" w:eastAsia="Times New Roman" w:hAnsi="Times New Roman" w:cs="Times New Roman"/>
+          <w:sz w:val="24"/>
+          <w:szCs w:val="24"/>
+          <w:lang w:eastAsia="es-ES"/>
+        </w:rPr>
+        <w:t xml:space="preserve"> generado fue identificado con el código 0bf1d50 y el mensaje «Agregar trabajos de desarrollo web». Durante este proceso se registró el archivo actividad1.docx.</w:t>
+      </w:r>
+    </w:p>
+    <w:p>
+      <w:pPr>
+        <w:spacing w:before="100" w:beforeAutospacing="1" w:after="100" w:afterAutospacing="1" w:line="240" w:lineRule="auto"/>
+        <w:jc w:val="both"/>
+        <w:outlineLvl w:val="2"/>
+        <w:rPr>
+          <w:rFonts w:ascii="Times New Roman" w:eastAsia="Times New Roman" w:hAnsi="Times New Roman" w:cs="Times New Roman"/>
+          <w:b/>
+          <w:bCs/>
+          <w:sz w:val="24"/>
+          <w:szCs w:val="24"/>
+          <w:lang w:eastAsia="es-ES"/>
+        </w:rPr>
+      </w:pPr>
+      <w:r>
+        <w:rPr>
+          <w:rFonts w:ascii="Times New Roman" w:eastAsia="Times New Roman" w:hAnsi="Times New Roman" w:cs="Times New Roman"/>
+          <w:b/>
+          <w:bCs/>
+          <w:sz w:val="24"/>
+          <w:szCs w:val="24"/>
+          <w:lang w:eastAsia="es-ES"/>
+        </w:rPr>
+        <w:t>4.3. Configuración del repositorio remoto</w:t>
+      </w:r>
+    </w:p>
+    <w:p>
+      <w:pPr>
+        <w:spacing w:before="100" w:beforeAutospacing="1" w:after="100" w:afterAutospacing="1" w:line="240" w:lineRule="auto"/>
+        <w:jc w:val="both"/>
+        <w:rPr>
+          <w:rFonts w:ascii="Times New Roman" w:eastAsia="Times New Roman" w:hAnsi="Times New Roman" w:cs="Times New Roman"/>
+          <w:sz w:val="24"/>
+          <w:szCs w:val="24"/>
+          <w:lang w:eastAsia="es-ES"/>
+        </w:rPr>
+      </w:pPr>
+      <w:r>
+        <w:rPr>
+          <w:rFonts w:ascii="Times New Roman" w:eastAsia="Times New Roman" w:hAnsi="Times New Roman" w:cs="Times New Roman"/>
+          <w:sz w:val="24"/>
+          <w:szCs w:val="24"/>
+          <w:lang w:eastAsia="es-ES"/>
+        </w:rPr>
+        <w:t>Se configuró la conexión con el repositorio remoto de GitHub mediante la siguiente dirección:</w:t>
+      </w:r>
+    </w:p>
+    <w:p>
+      <w:pPr>
+        <w:spacing w:before="100" w:beforeAutospacing="1" w:after="100" w:afterAutospacing="1" w:line="240" w:lineRule="auto"/>
+        <w:jc w:val="both"/>
+        <w:rPr>
+          <w:rFonts w:ascii="Times New Roman" w:eastAsia="Times New Roman" w:hAnsi="Times New Roman" w:cs="Times New Roman"/>
+          <w:sz w:val="24"/>
+          <w:szCs w:val="24"/>
+          <w:lang w:eastAsia="es-ES"/>
+        </w:rPr>
+      </w:pPr>
+      <w:hyperlink r:id="rId10" w:history="1">
+        <w:r>
+          <w:rPr>
+            <w:rFonts w:ascii="Times New Roman" w:eastAsia="Times New Roman" w:hAnsi="Times New Roman" w:cs="Times New Roman"/>
+            <w:color w:val="0000FF"/>
+            <w:sz w:val="24"/>
+            <w:szCs w:val="24"/>
+            <w:u w:val="single"/>
+            <w:lang w:eastAsia="es-ES"/>
+          </w:rPr>
+          <w:t>https://github.com/jcruz2543-ctrl/Desarrollo-de-aplicaciones-web.git</w:t>
+        </w:r>
+      </w:hyperlink>
+    </w:p>
+    <w:p>
+      <w:pPr>
+        <w:spacing w:before="100" w:beforeAutospacing="1" w:after="100" w:afterAutospacing="1" w:line="240" w:lineRule="auto"/>
+        <w:jc w:val="both"/>
+        <w:rPr>
+          <w:rFonts w:ascii="Times New Roman" w:eastAsia="Times New Roman" w:hAnsi="Times New Roman" w:cs="Times New Roman"/>
+          <w:sz w:val="24"/>
+          <w:szCs w:val="24"/>
+          <w:lang w:eastAsia="es-ES"/>
+        </w:rPr>
+      </w:pPr>
+      <w:r>
+        <w:rPr>
+          <w:rFonts w:ascii="Times New Roman" w:eastAsia="Times New Roman" w:hAnsi="Times New Roman" w:cs="Times New Roman"/>
+          <w:sz w:val="24"/>
+          <w:szCs w:val="24"/>
+          <w:lang w:eastAsia="es-ES"/>
+        </w:rPr>
+        <w:t xml:space="preserve">Para administrar esta conexión se utilizaron comandos como </w:t>
+      </w:r>
+      <w:proofErr w:type="spellStart"/>
+      <w:r>
+        <w:rPr>
+          <w:rFonts w:ascii="Times New Roman" w:eastAsia="Times New Roman" w:hAnsi="Times New Roman" w:cs="Times New Roman"/>
+          <w:sz w:val="24"/>
+          <w:szCs w:val="24"/>
+          <w:lang w:eastAsia="es-ES"/>
+        </w:rPr>
+        <w:t>git</w:t>
+      </w:r>
+      <w:proofErr w:type="spellEnd"/>
+      <w:r>
+        <w:rPr>
+          <w:rFonts w:ascii="Times New Roman" w:eastAsia="Times New Roman" w:hAnsi="Times New Roman" w:cs="Times New Roman"/>
+          <w:sz w:val="24"/>
+          <w:szCs w:val="24"/>
+          <w:lang w:eastAsia="es-ES"/>
+        </w:rPr>
+        <w:t xml:space="preserve"> remote -v y </w:t>
+      </w:r>
+      <w:proofErr w:type="spellStart"/>
+      <w:r>
+        <w:rPr>
+          <w:rFonts w:ascii="Times New Roman" w:eastAsia="Times New Roman" w:hAnsi="Times New Roman" w:cs="Times New Roman"/>
+          <w:sz w:val="24"/>
+          <w:szCs w:val="24"/>
+          <w:lang w:eastAsia="es-ES"/>
+        </w:rPr>
+        <w:t>git</w:t>
+      </w:r>
+      <w:proofErr w:type="spellEnd"/>
+      <w:r>
+        <w:rPr>
+          <w:rFonts w:ascii="Times New Roman" w:eastAsia="Times New Roman" w:hAnsi="Times New Roman" w:cs="Times New Roman"/>
+          <w:sz w:val="24"/>
+          <w:szCs w:val="24"/>
+          <w:lang w:eastAsia="es-ES"/>
+        </w:rPr>
+        <w:t xml:space="preserve"> remote set-</w:t>
+      </w:r>
+      <w:proofErr w:type="spellStart"/>
+      <w:r>
+        <w:rPr>
+          <w:rFonts w:ascii="Times New Roman" w:eastAsia="Times New Roman" w:hAnsi="Times New Roman" w:cs="Times New Roman"/>
+          <w:sz w:val="24"/>
+          <w:szCs w:val="24"/>
+          <w:lang w:eastAsia="es-ES"/>
+        </w:rPr>
+        <w:t>url</w:t>
+      </w:r>
+      <w:proofErr w:type="spellEnd"/>
+      <w:r>
+        <w:rPr>
+          <w:rFonts w:ascii="Times New Roman" w:eastAsia="Times New Roman" w:hAnsi="Times New Roman" w:cs="Times New Roman"/>
+          <w:sz w:val="24"/>
+          <w:szCs w:val="24"/>
+          <w:lang w:eastAsia="es-ES"/>
+        </w:rPr>
+        <w:t xml:space="preserve"> </w:t>
+      </w:r>
+      <w:proofErr w:type="spellStart"/>
+      <w:r>
+        <w:rPr>
+          <w:rFonts w:ascii="Times New Roman" w:eastAsia="Times New Roman" w:hAnsi="Times New Roman" w:cs="Times New Roman"/>
+          <w:sz w:val="24"/>
+          <w:szCs w:val="24"/>
+          <w:lang w:eastAsia="es-ES"/>
+        </w:rPr>
+        <w:t>origin</w:t>
+      </w:r>
+      <w:proofErr w:type="spellEnd"/>
+      <w:r>
+        <w:rPr>
+          <w:rFonts w:ascii="Times New Roman" w:eastAsia="Times New Roman" w:hAnsi="Times New Roman" w:cs="Times New Roman"/>
+          <w:sz w:val="24"/>
+          <w:szCs w:val="24"/>
+          <w:lang w:eastAsia="es-ES"/>
+        </w:rPr>
+        <w:t>.</w:t>
+      </w:r>
+    </w:p>
+    <w:p>
+      <w:pPr>
+        <w:spacing w:before="100" w:beforeAutospacing="1" w:after="100" w:afterAutospacing="1" w:line="240" w:lineRule="auto"/>
+        <w:jc w:val="both"/>
+        <w:rPr>
+          <w:rFonts w:ascii="Times New Roman" w:eastAsia="Times New Roman" w:hAnsi="Times New Roman" w:cs="Times New Roman"/>
+          <w:sz w:val="24"/>
+          <w:szCs w:val="24"/>
+          <w:lang w:eastAsia="es-ES"/>
+        </w:rPr>
+      </w:pPr>
+      <w:r>
+        <w:rPr>
+          <w:rFonts w:ascii="Times New Roman" w:hAnsi="Times New Roman" w:cs="Times New Roman"/>
+          <w:noProof/>
+          <w:sz w:val="24"/>
+          <w:szCs w:val="24"/>
+        </w:rPr>
+        <w:lastRenderedPageBreak/>
         <w:drawing>
-          <wp:inline distT="0" distB="0" distL="0" distR="0" wp14:anchorId="279BB0AE" wp14:editId="7CCD70CC">
+          <wp:inline distT="0" distB="0" distL="0" distR="0" wp14:anchorId="303EB7DD" wp14:editId="0BE50FBA">
             <wp:extent cx="5400040" cy="2358390"/>
             <wp:effectExtent l="0" t="0" r="0" b="3810"/>
             <wp:docPr id="2" name="Imagen 2"/>
@@ -59,7 +1698,7 @@
                     <pic:cNvPicPr/>
                   </pic:nvPicPr>
                   <pic:blipFill>
-                    <a:blip r:embed="rId5"/>
+                    <a:blip r:embed="rId11"/>
                     <a:stretch>
                       <a:fillRect/>
                     </a:stretch>
@@ -80,7 +1719,1809 @@
         </w:drawing>
       </w:r>
     </w:p>
-    <w:p/>
+    <w:p>
+      <w:pPr>
+        <w:spacing w:before="100" w:beforeAutospacing="1" w:after="100" w:afterAutospacing="1" w:line="240" w:lineRule="auto"/>
+        <w:jc w:val="both"/>
+        <w:outlineLvl w:val="2"/>
+        <w:rPr>
+          <w:rFonts w:ascii="Times New Roman" w:eastAsia="Times New Roman" w:hAnsi="Times New Roman" w:cs="Times New Roman"/>
+          <w:b/>
+          <w:bCs/>
+          <w:sz w:val="24"/>
+          <w:szCs w:val="24"/>
+          <w:lang w:eastAsia="es-ES"/>
+        </w:rPr>
+      </w:pPr>
+      <w:r>
+        <w:rPr>
+          <w:rFonts w:ascii="Times New Roman" w:eastAsia="Times New Roman" w:hAnsi="Times New Roman" w:cs="Times New Roman"/>
+          <w:b/>
+          <w:bCs/>
+          <w:sz w:val="24"/>
+          <w:szCs w:val="24"/>
+          <w:lang w:eastAsia="es-ES"/>
+        </w:rPr>
+        <w:t>4.4. Sincronización de los repositorios</w:t>
+      </w:r>
+    </w:p>
+    <w:p>
+      <w:pPr>
+        <w:spacing w:before="100" w:beforeAutospacing="1" w:after="100" w:afterAutospacing="1" w:line="240" w:lineRule="auto"/>
+        <w:jc w:val="both"/>
+        <w:rPr>
+          <w:rFonts w:ascii="Times New Roman" w:hAnsi="Times New Roman" w:cs="Times New Roman"/>
+          <w:sz w:val="24"/>
+          <w:szCs w:val="24"/>
+        </w:rPr>
+      </w:pPr>
+      <w:r>
+        <w:rPr>
+          <w:rFonts w:ascii="Times New Roman" w:eastAsia="Times New Roman" w:hAnsi="Times New Roman" w:cs="Times New Roman"/>
+          <w:sz w:val="24"/>
+          <w:szCs w:val="24"/>
+          <w:lang w:eastAsia="es-ES"/>
+        </w:rPr>
+        <w:t>Al intentar subir los archivos, Git rechazó inicialmente la operación porque el repositorio remoto contenía cambios que no estaban integrados en el repositorio local.</w:t>
+      </w:r>
+      <w:r>
+        <w:rPr>
+          <w:rFonts w:ascii="Times New Roman" w:hAnsi="Times New Roman" w:cs="Times New Roman"/>
+          <w:sz w:val="24"/>
+          <w:szCs w:val="24"/>
+        </w:rPr>
+        <w:t xml:space="preserve"> </w:t>
+      </w:r>
+    </w:p>
+    <w:p>
+      <w:pPr>
+        <w:spacing w:before="100" w:beforeAutospacing="1" w:after="100" w:afterAutospacing="1" w:line="240" w:lineRule="auto"/>
+        <w:jc w:val="both"/>
+        <w:rPr>
+          <w:rFonts w:ascii="Times New Roman" w:eastAsia="Times New Roman" w:hAnsi="Times New Roman" w:cs="Times New Roman"/>
+          <w:sz w:val="24"/>
+          <w:szCs w:val="24"/>
+          <w:lang w:eastAsia="es-ES"/>
+        </w:rPr>
+      </w:pPr>
+      <w:r>
+        <w:rPr>
+          <w:rFonts w:ascii="Times New Roman" w:hAnsi="Times New Roman" w:cs="Times New Roman"/>
+          <w:sz w:val="24"/>
+          <w:szCs w:val="24"/>
+        </w:rPr>
+        <w:drawing>
+          <wp:inline distT="0" distB="0" distL="0" distR="0" wp14:anchorId="2155C0A1" wp14:editId="157B0327">
+            <wp:extent cx="5400040" cy="3828415"/>
+            <wp:effectExtent l="0" t="0" r="0" b="635"/>
+            <wp:docPr id="3" name="Imagen 3"/>
+            <wp:cNvGraphicFramePr>
+              <a:graphicFrameLocks xmlns:a="http://schemas.openxmlformats.org/drawingml/2006/main" noChangeAspect="1"/>
+            </wp:cNvGraphicFramePr>
+            <a:graphic xmlns:a="http://schemas.openxmlformats.org/drawingml/2006/main">
+              <a:graphicData uri="http://schemas.openxmlformats.org/drawingml/2006/picture">
+                <pic:pic xmlns:pic="http://schemas.openxmlformats.org/drawingml/2006/picture">
+                  <pic:nvPicPr>
+                    <pic:cNvPr id="1" name=""/>
+                    <pic:cNvPicPr/>
+                  </pic:nvPicPr>
+                  <pic:blipFill>
+                    <a:blip r:embed="rId12"/>
+                    <a:stretch>
+                      <a:fillRect/>
+                    </a:stretch>
+                  </pic:blipFill>
+                  <pic:spPr>
+                    <a:xfrm>
+                      <a:off x="0" y="0"/>
+                      <a:ext cx="5400040" cy="3828415"/>
+                    </a:xfrm>
+                    <a:prstGeom prst="rect">
+                      <a:avLst/>
+                    </a:prstGeom>
+                  </pic:spPr>
+                </pic:pic>
+              </a:graphicData>
+            </a:graphic>
+          </wp:inline>
+        </w:drawing>
+      </w:r>
+    </w:p>
+    <w:p>
+      <w:pPr>
+        <w:spacing w:before="100" w:beforeAutospacing="1" w:after="100" w:afterAutospacing="1" w:line="240" w:lineRule="auto"/>
+        <w:jc w:val="both"/>
+        <w:rPr>
+          <w:rFonts w:ascii="Times New Roman" w:eastAsia="Times New Roman" w:hAnsi="Times New Roman" w:cs="Times New Roman"/>
+          <w:sz w:val="24"/>
+          <w:szCs w:val="24"/>
+          <w:lang w:eastAsia="es-ES"/>
+        </w:rPr>
+      </w:pPr>
+      <w:r>
+        <w:rPr>
+          <w:rFonts w:ascii="Times New Roman" w:eastAsia="Times New Roman" w:hAnsi="Times New Roman" w:cs="Times New Roman"/>
+          <w:sz w:val="24"/>
+          <w:szCs w:val="24"/>
+          <w:lang w:eastAsia="es-ES"/>
+        </w:rPr>
+        <w:t>Para solucionar este inconveniente se utilizó el comando:</w:t>
+      </w:r>
+    </w:p>
+    <w:p>
+      <w:pPr>
+        <w:spacing w:before="100" w:beforeAutospacing="1" w:after="100" w:afterAutospacing="1" w:line="240" w:lineRule="auto"/>
+        <w:jc w:val="both"/>
+        <w:rPr>
+          <w:rFonts w:ascii="Times New Roman" w:eastAsia="Times New Roman" w:hAnsi="Times New Roman" w:cs="Times New Roman"/>
+          <w:sz w:val="24"/>
+          <w:szCs w:val="24"/>
+          <w:lang w:eastAsia="es-ES"/>
+        </w:rPr>
+      </w:pPr>
+      <w:proofErr w:type="spellStart"/>
+      <w:r>
+        <w:rPr>
+          <w:rFonts w:ascii="Times New Roman" w:eastAsia="Times New Roman" w:hAnsi="Times New Roman" w:cs="Times New Roman"/>
+          <w:sz w:val="24"/>
+          <w:szCs w:val="24"/>
+          <w:lang w:eastAsia="es-ES"/>
+        </w:rPr>
+        <w:t>git</w:t>
+      </w:r>
+      <w:proofErr w:type="spellEnd"/>
+      <w:r>
+        <w:rPr>
+          <w:rFonts w:ascii="Times New Roman" w:eastAsia="Times New Roman" w:hAnsi="Times New Roman" w:cs="Times New Roman"/>
+          <w:sz w:val="24"/>
+          <w:szCs w:val="24"/>
+          <w:lang w:eastAsia="es-ES"/>
+        </w:rPr>
+        <w:t xml:space="preserve"> </w:t>
+      </w:r>
+      <w:proofErr w:type="spellStart"/>
+      <w:r>
+        <w:rPr>
+          <w:rFonts w:ascii="Times New Roman" w:eastAsia="Times New Roman" w:hAnsi="Times New Roman" w:cs="Times New Roman"/>
+          <w:sz w:val="24"/>
+          <w:szCs w:val="24"/>
+          <w:lang w:eastAsia="es-ES"/>
+        </w:rPr>
+        <w:t>pull</w:t>
+      </w:r>
+      <w:proofErr w:type="spellEnd"/>
+      <w:r>
+        <w:rPr>
+          <w:rFonts w:ascii="Times New Roman" w:eastAsia="Times New Roman" w:hAnsi="Times New Roman" w:cs="Times New Roman"/>
+          <w:sz w:val="24"/>
+          <w:szCs w:val="24"/>
+          <w:lang w:eastAsia="es-ES"/>
+        </w:rPr>
+        <w:t xml:space="preserve"> </w:t>
+      </w:r>
+      <w:proofErr w:type="spellStart"/>
+      <w:r>
+        <w:rPr>
+          <w:rFonts w:ascii="Times New Roman" w:eastAsia="Times New Roman" w:hAnsi="Times New Roman" w:cs="Times New Roman"/>
+          <w:sz w:val="24"/>
+          <w:szCs w:val="24"/>
+          <w:lang w:eastAsia="es-ES"/>
+        </w:rPr>
+        <w:t>origin</w:t>
+      </w:r>
+      <w:proofErr w:type="spellEnd"/>
+      <w:r>
+        <w:rPr>
+          <w:rFonts w:ascii="Times New Roman" w:eastAsia="Times New Roman" w:hAnsi="Times New Roman" w:cs="Times New Roman"/>
+          <w:sz w:val="24"/>
+          <w:szCs w:val="24"/>
+          <w:lang w:eastAsia="es-ES"/>
+        </w:rPr>
+        <w:t xml:space="preserve"> </w:t>
+      </w:r>
+      <w:proofErr w:type="spellStart"/>
+      <w:r>
+        <w:rPr>
+          <w:rFonts w:ascii="Times New Roman" w:eastAsia="Times New Roman" w:hAnsi="Times New Roman" w:cs="Times New Roman"/>
+          <w:sz w:val="24"/>
+          <w:szCs w:val="24"/>
+          <w:lang w:eastAsia="es-ES"/>
+        </w:rPr>
+        <w:t>main</w:t>
+      </w:r>
+      <w:proofErr w:type="spellEnd"/>
+      <w:r>
+        <w:rPr>
+          <w:rFonts w:ascii="Times New Roman" w:eastAsia="Times New Roman" w:hAnsi="Times New Roman" w:cs="Times New Roman"/>
+          <w:sz w:val="24"/>
+          <w:szCs w:val="24"/>
+          <w:lang w:eastAsia="es-ES"/>
+        </w:rPr>
+        <w:t xml:space="preserve"> --</w:t>
+      </w:r>
+      <w:proofErr w:type="spellStart"/>
+      <w:r>
+        <w:rPr>
+          <w:rFonts w:ascii="Times New Roman" w:eastAsia="Times New Roman" w:hAnsi="Times New Roman" w:cs="Times New Roman"/>
+          <w:sz w:val="24"/>
+          <w:szCs w:val="24"/>
+          <w:lang w:eastAsia="es-ES"/>
+        </w:rPr>
+        <w:t>allow</w:t>
+      </w:r>
+      <w:proofErr w:type="spellEnd"/>
+      <w:r>
+        <w:rPr>
+          <w:rFonts w:ascii="Times New Roman" w:eastAsia="Times New Roman" w:hAnsi="Times New Roman" w:cs="Times New Roman"/>
+          <w:sz w:val="24"/>
+          <w:szCs w:val="24"/>
+          <w:lang w:eastAsia="es-ES"/>
+        </w:rPr>
+        <w:t>-</w:t>
+      </w:r>
+      <w:proofErr w:type="spellStart"/>
+      <w:r>
+        <w:rPr>
+          <w:rFonts w:ascii="Times New Roman" w:eastAsia="Times New Roman" w:hAnsi="Times New Roman" w:cs="Times New Roman"/>
+          <w:sz w:val="24"/>
+          <w:szCs w:val="24"/>
+          <w:lang w:eastAsia="es-ES"/>
+        </w:rPr>
+        <w:t>unrelated</w:t>
+      </w:r>
+      <w:proofErr w:type="spellEnd"/>
+      <w:r>
+        <w:rPr>
+          <w:rFonts w:ascii="Times New Roman" w:eastAsia="Times New Roman" w:hAnsi="Times New Roman" w:cs="Times New Roman"/>
+          <w:sz w:val="24"/>
+          <w:szCs w:val="24"/>
+          <w:lang w:eastAsia="es-ES"/>
+        </w:rPr>
+        <w:t>-histories</w:t>
+      </w:r>
+    </w:p>
+    <w:p>
+      <w:pPr>
+        <w:spacing w:before="100" w:beforeAutospacing="1" w:after="100" w:afterAutospacing="1" w:line="240" w:lineRule="auto"/>
+        <w:jc w:val="both"/>
+        <w:rPr>
+          <w:rFonts w:ascii="Times New Roman" w:hAnsi="Times New Roman" w:cs="Times New Roman"/>
+          <w:sz w:val="24"/>
+          <w:szCs w:val="24"/>
+        </w:rPr>
+      </w:pPr>
+      <w:r>
+        <w:rPr>
+          <w:rFonts w:ascii="Times New Roman" w:eastAsia="Times New Roman" w:hAnsi="Times New Roman" w:cs="Times New Roman"/>
+          <w:sz w:val="24"/>
+          <w:szCs w:val="24"/>
+          <w:lang w:eastAsia="es-ES"/>
+        </w:rPr>
+        <w:t>Este comando permitió iniciar la integración de los historiales de ambas ramas. Git solicitó confirmar el mensaje de fusión mediante un editor de texto antes de continuar.</w:t>
+      </w:r>
+      <w:r>
+        <w:rPr>
+          <w:rFonts w:ascii="Times New Roman" w:hAnsi="Times New Roman" w:cs="Times New Roman"/>
+          <w:sz w:val="24"/>
+          <w:szCs w:val="24"/>
+        </w:rPr>
+        <w:t xml:space="preserve"> </w:t>
+      </w:r>
+    </w:p>
+    <w:p>
+      <w:pPr>
+        <w:spacing w:before="100" w:beforeAutospacing="1" w:after="100" w:afterAutospacing="1" w:line="240" w:lineRule="auto"/>
+        <w:jc w:val="both"/>
+        <w:rPr>
+          <w:rFonts w:ascii="Times New Roman" w:eastAsia="Times New Roman" w:hAnsi="Times New Roman" w:cs="Times New Roman"/>
+          <w:sz w:val="24"/>
+          <w:szCs w:val="24"/>
+          <w:lang w:eastAsia="es-ES"/>
+        </w:rPr>
+      </w:pPr>
+      <w:r>
+        <w:rPr>
+          <w:rFonts w:ascii="Times New Roman" w:hAnsi="Times New Roman" w:cs="Times New Roman"/>
+          <w:sz w:val="24"/>
+          <w:szCs w:val="24"/>
+        </w:rPr>
+        <w:lastRenderedPageBreak/>
+        <w:drawing>
+          <wp:inline distT="0" distB="0" distL="0" distR="0" wp14:anchorId="0F901A1E" wp14:editId="51EE0466">
+            <wp:extent cx="5400040" cy="2265045"/>
+            <wp:effectExtent l="0" t="0" r="0" b="1905"/>
+            <wp:docPr id="4" name="Imagen 4"/>
+            <wp:cNvGraphicFramePr>
+              <a:graphicFrameLocks xmlns:a="http://schemas.openxmlformats.org/drawingml/2006/main" noChangeAspect="1"/>
+            </wp:cNvGraphicFramePr>
+            <a:graphic xmlns:a="http://schemas.openxmlformats.org/drawingml/2006/main">
+              <a:graphicData uri="http://schemas.openxmlformats.org/drawingml/2006/picture">
+                <pic:pic xmlns:pic="http://schemas.openxmlformats.org/drawingml/2006/picture">
+                  <pic:nvPicPr>
+                    <pic:cNvPr id="1" name=""/>
+                    <pic:cNvPicPr/>
+                  </pic:nvPicPr>
+                  <pic:blipFill>
+                    <a:blip r:embed="rId13"/>
+                    <a:stretch>
+                      <a:fillRect/>
+                    </a:stretch>
+                  </pic:blipFill>
+                  <pic:spPr>
+                    <a:xfrm>
+                      <a:off x="0" y="0"/>
+                      <a:ext cx="5400040" cy="2265045"/>
+                    </a:xfrm>
+                    <a:prstGeom prst="rect">
+                      <a:avLst/>
+                    </a:prstGeom>
+                  </pic:spPr>
+                </pic:pic>
+              </a:graphicData>
+            </a:graphic>
+          </wp:inline>
+        </w:drawing>
+      </w:r>
+    </w:p>
+    <w:p>
+      <w:pPr>
+        <w:spacing w:before="100" w:beforeAutospacing="1" w:after="100" w:afterAutospacing="1" w:line="240" w:lineRule="auto"/>
+        <w:jc w:val="both"/>
+        <w:outlineLvl w:val="2"/>
+        <w:rPr>
+          <w:rFonts w:ascii="Times New Roman" w:eastAsia="Times New Roman" w:hAnsi="Times New Roman" w:cs="Times New Roman"/>
+          <w:b/>
+          <w:bCs/>
+          <w:sz w:val="24"/>
+          <w:szCs w:val="24"/>
+          <w:lang w:eastAsia="es-ES"/>
+        </w:rPr>
+      </w:pPr>
+      <w:r>
+        <w:rPr>
+          <w:rFonts w:ascii="Times New Roman" w:eastAsia="Times New Roman" w:hAnsi="Times New Roman" w:cs="Times New Roman"/>
+          <w:b/>
+          <w:bCs/>
+          <w:sz w:val="24"/>
+          <w:szCs w:val="24"/>
+          <w:lang w:eastAsia="es-ES"/>
+        </w:rPr>
+        <w:t>4.5. Publicación de los cambios</w:t>
+      </w:r>
+    </w:p>
+    <w:p>
+      <w:pPr>
+        <w:spacing w:before="100" w:beforeAutospacing="1" w:after="100" w:afterAutospacing="1" w:line="240" w:lineRule="auto"/>
+        <w:jc w:val="both"/>
+        <w:rPr>
+          <w:rFonts w:ascii="Times New Roman" w:eastAsia="Times New Roman" w:hAnsi="Times New Roman" w:cs="Times New Roman"/>
+          <w:sz w:val="24"/>
+          <w:szCs w:val="24"/>
+          <w:lang w:eastAsia="es-ES"/>
+        </w:rPr>
+      </w:pPr>
+      <w:r>
+        <w:rPr>
+          <w:rFonts w:ascii="Times New Roman" w:eastAsia="Times New Roman" w:hAnsi="Times New Roman" w:cs="Times New Roman"/>
+          <w:sz w:val="24"/>
+          <w:szCs w:val="24"/>
+          <w:lang w:eastAsia="es-ES"/>
+        </w:rPr>
+        <w:t xml:space="preserve">Después de completar la integración, se debía ejecutar el comando </w:t>
+      </w:r>
+      <w:proofErr w:type="spellStart"/>
+      <w:r>
+        <w:rPr>
+          <w:rFonts w:ascii="Times New Roman" w:eastAsia="Times New Roman" w:hAnsi="Times New Roman" w:cs="Times New Roman"/>
+          <w:sz w:val="24"/>
+          <w:szCs w:val="24"/>
+          <w:lang w:eastAsia="es-ES"/>
+        </w:rPr>
+        <w:t>git</w:t>
+      </w:r>
+      <w:proofErr w:type="spellEnd"/>
+      <w:r>
+        <w:rPr>
+          <w:rFonts w:ascii="Times New Roman" w:eastAsia="Times New Roman" w:hAnsi="Times New Roman" w:cs="Times New Roman"/>
+          <w:sz w:val="24"/>
+          <w:szCs w:val="24"/>
+          <w:lang w:eastAsia="es-ES"/>
+        </w:rPr>
+        <w:t xml:space="preserve"> </w:t>
+      </w:r>
+      <w:proofErr w:type="spellStart"/>
+      <w:r>
+        <w:rPr>
+          <w:rFonts w:ascii="Times New Roman" w:eastAsia="Times New Roman" w:hAnsi="Times New Roman" w:cs="Times New Roman"/>
+          <w:sz w:val="24"/>
+          <w:szCs w:val="24"/>
+          <w:lang w:eastAsia="es-ES"/>
+        </w:rPr>
+        <w:t>push</w:t>
+      </w:r>
+      <w:proofErr w:type="spellEnd"/>
+      <w:r>
+        <w:rPr>
+          <w:rFonts w:ascii="Times New Roman" w:eastAsia="Times New Roman" w:hAnsi="Times New Roman" w:cs="Times New Roman"/>
+          <w:sz w:val="24"/>
+          <w:szCs w:val="24"/>
+          <w:lang w:eastAsia="es-ES"/>
+        </w:rPr>
+        <w:t xml:space="preserve"> -u </w:t>
+      </w:r>
+      <w:proofErr w:type="spellStart"/>
+      <w:r>
+        <w:rPr>
+          <w:rFonts w:ascii="Times New Roman" w:eastAsia="Times New Roman" w:hAnsi="Times New Roman" w:cs="Times New Roman"/>
+          <w:sz w:val="24"/>
+          <w:szCs w:val="24"/>
+          <w:lang w:eastAsia="es-ES"/>
+        </w:rPr>
+        <w:t>origin</w:t>
+      </w:r>
+      <w:proofErr w:type="spellEnd"/>
+      <w:r>
+        <w:rPr>
+          <w:rFonts w:ascii="Times New Roman" w:eastAsia="Times New Roman" w:hAnsi="Times New Roman" w:cs="Times New Roman"/>
+          <w:sz w:val="24"/>
+          <w:szCs w:val="24"/>
+          <w:lang w:eastAsia="es-ES"/>
+        </w:rPr>
+        <w:t xml:space="preserve"> </w:t>
+      </w:r>
+      <w:proofErr w:type="spellStart"/>
+      <w:r>
+        <w:rPr>
+          <w:rFonts w:ascii="Times New Roman" w:eastAsia="Times New Roman" w:hAnsi="Times New Roman" w:cs="Times New Roman"/>
+          <w:sz w:val="24"/>
+          <w:szCs w:val="24"/>
+          <w:lang w:eastAsia="es-ES"/>
+        </w:rPr>
+        <w:t>main</w:t>
+      </w:r>
+      <w:proofErr w:type="spellEnd"/>
+      <w:r>
+        <w:rPr>
+          <w:rFonts w:ascii="Times New Roman" w:eastAsia="Times New Roman" w:hAnsi="Times New Roman" w:cs="Times New Roman"/>
+          <w:sz w:val="24"/>
+          <w:szCs w:val="24"/>
+          <w:lang w:eastAsia="es-ES"/>
+        </w:rPr>
+        <w:t xml:space="preserve"> para enviar los cambios locales al repositorio remoto.</w:t>
+      </w:r>
+    </w:p>
+    <w:p>
+      <w:pPr>
+        <w:spacing w:before="100" w:beforeAutospacing="1" w:after="100" w:afterAutospacing="1" w:line="240" w:lineRule="auto"/>
+        <w:jc w:val="both"/>
+        <w:rPr>
+          <w:rFonts w:ascii="Times New Roman" w:eastAsia="Times New Roman" w:hAnsi="Times New Roman" w:cs="Times New Roman"/>
+          <w:sz w:val="24"/>
+          <w:szCs w:val="24"/>
+          <w:lang w:eastAsia="es-ES"/>
+        </w:rPr>
+      </w:pPr>
+      <w:r>
+        <w:rPr>
+          <w:rFonts w:ascii="Times New Roman" w:eastAsia="Times New Roman" w:hAnsi="Times New Roman" w:cs="Times New Roman"/>
+          <w:sz w:val="24"/>
+          <w:szCs w:val="24"/>
+          <w:lang w:eastAsia="es-ES"/>
+        </w:rPr>
+        <w:t>La publicación se considera completada cuando el comando termina sin errores y los archivos aparecen en la página del repositorio de GitHub.</w:t>
+      </w:r>
+    </w:p>
+    <w:p>
+      <w:pPr>
+        <w:spacing w:before="100" w:beforeAutospacing="1" w:after="100" w:afterAutospacing="1" w:line="240" w:lineRule="auto"/>
+        <w:jc w:val="both"/>
+        <w:outlineLvl w:val="1"/>
+        <w:rPr>
+          <w:rFonts w:ascii="Times New Roman" w:eastAsia="Times New Roman" w:hAnsi="Times New Roman" w:cs="Times New Roman"/>
+          <w:b/>
+          <w:bCs/>
+          <w:sz w:val="24"/>
+          <w:szCs w:val="24"/>
+          <w:lang w:eastAsia="es-ES"/>
+        </w:rPr>
+      </w:pPr>
+      <w:r>
+        <w:rPr>
+          <w:rFonts w:ascii="Times New Roman" w:eastAsia="Times New Roman" w:hAnsi="Times New Roman" w:cs="Times New Roman"/>
+          <w:b/>
+          <w:bCs/>
+          <w:sz w:val="24"/>
+          <w:szCs w:val="24"/>
+          <w:lang w:eastAsia="es-ES"/>
+        </w:rPr>
+        <w:t>5. Resultados obtenidos</w:t>
+      </w:r>
+    </w:p>
+    <w:p>
+      <w:pPr>
+        <w:spacing w:before="100" w:beforeAutospacing="1" w:after="100" w:afterAutospacing="1" w:line="240" w:lineRule="auto"/>
+        <w:jc w:val="both"/>
+        <w:rPr>
+          <w:rFonts w:ascii="Times New Roman" w:hAnsi="Times New Roman" w:cs="Times New Roman"/>
+          <w:sz w:val="24"/>
+          <w:szCs w:val="24"/>
+        </w:rPr>
+      </w:pPr>
+      <w:r>
+        <w:rPr>
+          <w:rFonts w:ascii="Times New Roman" w:eastAsia="Times New Roman" w:hAnsi="Times New Roman" w:cs="Times New Roman"/>
+          <w:sz w:val="24"/>
+          <w:szCs w:val="24"/>
+          <w:lang w:eastAsia="es-ES"/>
+        </w:rPr>
+        <w:t xml:space="preserve">Durante la práctica se logró registrar localmente el archivo actividad1.docx mediante un </w:t>
+      </w:r>
+      <w:proofErr w:type="spellStart"/>
+      <w:r>
+        <w:rPr>
+          <w:rFonts w:ascii="Times New Roman" w:eastAsia="Times New Roman" w:hAnsi="Times New Roman" w:cs="Times New Roman"/>
+          <w:sz w:val="24"/>
+          <w:szCs w:val="24"/>
+          <w:lang w:eastAsia="es-ES"/>
+        </w:rPr>
+        <w:t>commit</w:t>
+      </w:r>
+      <w:proofErr w:type="spellEnd"/>
+      <w:r>
+        <w:rPr>
+          <w:rFonts w:ascii="Times New Roman" w:eastAsia="Times New Roman" w:hAnsi="Times New Roman" w:cs="Times New Roman"/>
+          <w:sz w:val="24"/>
+          <w:szCs w:val="24"/>
+          <w:lang w:eastAsia="es-ES"/>
+        </w:rPr>
+        <w:t xml:space="preserve"> y configurar la dirección del repositorio remoto. También se identificaron y abordaron problemas relacionados con la conexión HTTPS y la sincronización de historiales entre Git y GitHub.</w:t>
+      </w:r>
+      <w:r>
+        <w:rPr>
+          <w:rFonts w:ascii="Times New Roman" w:hAnsi="Times New Roman" w:cs="Times New Roman"/>
+          <w:sz w:val="24"/>
+          <w:szCs w:val="24"/>
+        </w:rPr>
+        <w:t xml:space="preserve"> </w:t>
+      </w:r>
+    </w:p>
+    <w:p>
+      <w:pPr>
+        <w:spacing w:before="100" w:beforeAutospacing="1" w:after="100" w:afterAutospacing="1" w:line="240" w:lineRule="auto"/>
+        <w:jc w:val="both"/>
+        <w:rPr>
+          <w:rFonts w:ascii="Times New Roman" w:eastAsia="Times New Roman" w:hAnsi="Times New Roman" w:cs="Times New Roman"/>
+          <w:sz w:val="24"/>
+          <w:szCs w:val="24"/>
+          <w:lang w:eastAsia="es-ES"/>
+        </w:rPr>
+      </w:pPr>
+      <w:r>
+        <w:rPr>
+          <w:rFonts w:ascii="Times New Roman" w:hAnsi="Times New Roman" w:cs="Times New Roman"/>
+          <w:sz w:val="24"/>
+          <w:szCs w:val="24"/>
+        </w:rPr>
+        <w:drawing>
+          <wp:inline distT="0" distB="0" distL="0" distR="0" wp14:anchorId="59BA8909" wp14:editId="3630D5CC">
+            <wp:extent cx="5400040" cy="3582670"/>
+            <wp:effectExtent l="0" t="0" r="0" b="0"/>
+            <wp:docPr id="5" name="Imagen 5"/>
+            <wp:cNvGraphicFramePr>
+              <a:graphicFrameLocks xmlns:a="http://schemas.openxmlformats.org/drawingml/2006/main" noChangeAspect="1"/>
+            </wp:cNvGraphicFramePr>
+            <a:graphic xmlns:a="http://schemas.openxmlformats.org/drawingml/2006/main">
+              <a:graphicData uri="http://schemas.openxmlformats.org/drawingml/2006/picture">
+                <pic:pic xmlns:pic="http://schemas.openxmlformats.org/drawingml/2006/picture">
+                  <pic:nvPicPr>
+                    <pic:cNvPr id="1" name=""/>
+                    <pic:cNvPicPr/>
+                  </pic:nvPicPr>
+                  <pic:blipFill>
+                    <a:blip r:embed="rId14"/>
+                    <a:stretch>
+                      <a:fillRect/>
+                    </a:stretch>
+                  </pic:blipFill>
+                  <pic:spPr>
+                    <a:xfrm>
+                      <a:off x="0" y="0"/>
+                      <a:ext cx="5400040" cy="3582670"/>
+                    </a:xfrm>
+                    <a:prstGeom prst="rect">
+                      <a:avLst/>
+                    </a:prstGeom>
+                  </pic:spPr>
+                </pic:pic>
+              </a:graphicData>
+            </a:graphic>
+          </wp:inline>
+        </w:drawing>
+      </w:r>
+    </w:p>
+    <w:p>
+      <w:pPr>
+        <w:spacing w:before="100" w:beforeAutospacing="1" w:after="100" w:afterAutospacing="1" w:line="240" w:lineRule="auto"/>
+        <w:jc w:val="both"/>
+        <w:rPr>
+          <w:rFonts w:ascii="Times New Roman" w:hAnsi="Times New Roman" w:cs="Times New Roman"/>
+          <w:sz w:val="24"/>
+          <w:szCs w:val="24"/>
+        </w:rPr>
+      </w:pPr>
+      <w:r>
+        <w:rPr>
+          <w:rFonts w:ascii="Times New Roman" w:eastAsia="Times New Roman" w:hAnsi="Times New Roman" w:cs="Times New Roman"/>
+          <w:sz w:val="24"/>
+          <w:szCs w:val="24"/>
+          <w:lang w:eastAsia="es-ES"/>
+        </w:rPr>
+        <w:lastRenderedPageBreak/>
+        <w:t xml:space="preserve">La confirmación definitiva de la publicación requiere verificar que el comando </w:t>
+      </w:r>
+      <w:proofErr w:type="spellStart"/>
+      <w:r>
+        <w:rPr>
+          <w:rFonts w:ascii="Times New Roman" w:eastAsia="Times New Roman" w:hAnsi="Times New Roman" w:cs="Times New Roman"/>
+          <w:sz w:val="24"/>
+          <w:szCs w:val="24"/>
+          <w:lang w:eastAsia="es-ES"/>
+        </w:rPr>
+        <w:t>git</w:t>
+      </w:r>
+      <w:proofErr w:type="spellEnd"/>
+      <w:r>
+        <w:rPr>
+          <w:rFonts w:ascii="Times New Roman" w:eastAsia="Times New Roman" w:hAnsi="Times New Roman" w:cs="Times New Roman"/>
+          <w:sz w:val="24"/>
+          <w:szCs w:val="24"/>
+          <w:lang w:eastAsia="es-ES"/>
+        </w:rPr>
+        <w:t xml:space="preserve"> </w:t>
+      </w:r>
+      <w:proofErr w:type="spellStart"/>
+      <w:r>
+        <w:rPr>
+          <w:rFonts w:ascii="Times New Roman" w:eastAsia="Times New Roman" w:hAnsi="Times New Roman" w:cs="Times New Roman"/>
+          <w:sz w:val="24"/>
+          <w:szCs w:val="24"/>
+          <w:lang w:eastAsia="es-ES"/>
+        </w:rPr>
+        <w:t>push</w:t>
+      </w:r>
+      <w:proofErr w:type="spellEnd"/>
+      <w:r>
+        <w:rPr>
+          <w:rFonts w:ascii="Times New Roman" w:eastAsia="Times New Roman" w:hAnsi="Times New Roman" w:cs="Times New Roman"/>
+          <w:sz w:val="24"/>
+          <w:szCs w:val="24"/>
+          <w:lang w:eastAsia="es-ES"/>
+        </w:rPr>
+        <w:t xml:space="preserve"> finalice correctamente y que el archivo esté visible en GitHub.</w:t>
+      </w:r>
+      <w:r>
+        <w:rPr>
+          <w:rFonts w:ascii="Times New Roman" w:hAnsi="Times New Roman" w:cs="Times New Roman"/>
+          <w:sz w:val="24"/>
+          <w:szCs w:val="24"/>
+        </w:rPr>
+        <w:t xml:space="preserve"> </w:t>
+      </w:r>
+    </w:p>
+    <w:p>
+      <w:pPr>
+        <w:spacing w:before="100" w:beforeAutospacing="1" w:after="100" w:afterAutospacing="1" w:line="240" w:lineRule="auto"/>
+        <w:jc w:val="both"/>
+        <w:rPr>
+          <w:rFonts w:ascii="Times New Roman" w:eastAsia="Times New Roman" w:hAnsi="Times New Roman" w:cs="Times New Roman"/>
+          <w:sz w:val="24"/>
+          <w:szCs w:val="24"/>
+          <w:lang w:eastAsia="es-ES"/>
+        </w:rPr>
+      </w:pPr>
+      <w:r>
+        <w:rPr>
+          <w:rFonts w:ascii="Times New Roman" w:hAnsi="Times New Roman" w:cs="Times New Roman"/>
+          <w:sz w:val="24"/>
+          <w:szCs w:val="24"/>
+        </w:rPr>
+        <w:drawing>
+          <wp:inline distT="0" distB="0" distL="0" distR="0" wp14:anchorId="1FE3B243" wp14:editId="2805AE94">
+            <wp:extent cx="5400040" cy="2500630"/>
+            <wp:effectExtent l="0" t="0" r="0" b="0"/>
+            <wp:docPr id="6" name="Imagen 6"/>
+            <wp:cNvGraphicFramePr>
+              <a:graphicFrameLocks xmlns:a="http://schemas.openxmlformats.org/drawingml/2006/main" noChangeAspect="1"/>
+            </wp:cNvGraphicFramePr>
+            <a:graphic xmlns:a="http://schemas.openxmlformats.org/drawingml/2006/main">
+              <a:graphicData uri="http://schemas.openxmlformats.org/drawingml/2006/picture">
+                <pic:pic xmlns:pic="http://schemas.openxmlformats.org/drawingml/2006/picture">
+                  <pic:nvPicPr>
+                    <pic:cNvPr id="1" name=""/>
+                    <pic:cNvPicPr/>
+                  </pic:nvPicPr>
+                  <pic:blipFill>
+                    <a:blip r:embed="rId15"/>
+                    <a:stretch>
+                      <a:fillRect/>
+                    </a:stretch>
+                  </pic:blipFill>
+                  <pic:spPr>
+                    <a:xfrm>
+                      <a:off x="0" y="0"/>
+                      <a:ext cx="5400040" cy="2500630"/>
+                    </a:xfrm>
+                    <a:prstGeom prst="rect">
+                      <a:avLst/>
+                    </a:prstGeom>
+                  </pic:spPr>
+                </pic:pic>
+              </a:graphicData>
+            </a:graphic>
+          </wp:inline>
+        </w:drawing>
+      </w:r>
+    </w:p>
+    <w:p>
+      <w:pPr>
+        <w:spacing w:before="100" w:beforeAutospacing="1" w:after="100" w:afterAutospacing="1" w:line="240" w:lineRule="auto"/>
+        <w:jc w:val="both"/>
+        <w:outlineLvl w:val="1"/>
+        <w:rPr>
+          <w:rFonts w:ascii="Times New Roman" w:eastAsia="Times New Roman" w:hAnsi="Times New Roman" w:cs="Times New Roman"/>
+          <w:b/>
+          <w:bCs/>
+          <w:sz w:val="24"/>
+          <w:szCs w:val="24"/>
+          <w:lang w:eastAsia="es-ES"/>
+        </w:rPr>
+      </w:pPr>
+      <w:r>
+        <w:rPr>
+          <w:rFonts w:ascii="Times New Roman" w:eastAsia="Times New Roman" w:hAnsi="Times New Roman" w:cs="Times New Roman"/>
+          <w:b/>
+          <w:bCs/>
+          <w:sz w:val="24"/>
+          <w:szCs w:val="24"/>
+          <w:lang w:eastAsia="es-ES"/>
+        </w:rPr>
+        <w:t>6. Dificultades presentadas</w:t>
+      </w:r>
+    </w:p>
+    <w:p>
+      <w:pPr>
+        <w:spacing w:before="100" w:beforeAutospacing="1" w:after="100" w:afterAutospacing="1" w:line="240" w:lineRule="auto"/>
+        <w:jc w:val="both"/>
+        <w:rPr>
+          <w:rFonts w:ascii="Times New Roman" w:eastAsia="Times New Roman" w:hAnsi="Times New Roman" w:cs="Times New Roman"/>
+          <w:sz w:val="24"/>
+          <w:szCs w:val="24"/>
+          <w:lang w:eastAsia="es-ES"/>
+        </w:rPr>
+      </w:pPr>
+      <w:r>
+        <w:rPr>
+          <w:rFonts w:ascii="Times New Roman" w:eastAsia="Times New Roman" w:hAnsi="Times New Roman" w:cs="Times New Roman"/>
+          <w:sz w:val="24"/>
+          <w:szCs w:val="24"/>
+          <w:lang w:eastAsia="es-ES"/>
+        </w:rPr>
+        <w:t>Durante el desarrollo de la actividad se presentaron las siguientes dificultades:</w:t>
+      </w:r>
+    </w:p>
+    <w:p>
+      <w:pPr>
+        <w:numPr>
+          <w:ilvl w:val="0"/>
+          <w:numId w:val="2"/>
+        </w:numPr>
+        <w:spacing w:before="100" w:beforeAutospacing="1" w:after="100" w:afterAutospacing="1" w:line="240" w:lineRule="auto"/>
+        <w:jc w:val="both"/>
+        <w:rPr>
+          <w:rFonts w:ascii="Times New Roman" w:eastAsia="Times New Roman" w:hAnsi="Times New Roman" w:cs="Times New Roman"/>
+          <w:sz w:val="24"/>
+          <w:szCs w:val="24"/>
+          <w:lang w:eastAsia="es-ES"/>
+        </w:rPr>
+      </w:pPr>
+      <w:r>
+        <w:rPr>
+          <w:rFonts w:ascii="Times New Roman" w:eastAsia="Times New Roman" w:hAnsi="Times New Roman" w:cs="Times New Roman"/>
+          <w:sz w:val="24"/>
+          <w:szCs w:val="24"/>
+          <w:lang w:eastAsia="es-ES"/>
+        </w:rPr>
+        <w:t xml:space="preserve">Errores al introducir comandos y direcciones URL en Git </w:t>
+      </w:r>
+      <w:proofErr w:type="spellStart"/>
+      <w:r>
+        <w:rPr>
+          <w:rFonts w:ascii="Times New Roman" w:eastAsia="Times New Roman" w:hAnsi="Times New Roman" w:cs="Times New Roman"/>
+          <w:sz w:val="24"/>
+          <w:szCs w:val="24"/>
+          <w:lang w:eastAsia="es-ES"/>
+        </w:rPr>
+        <w:t>Bash</w:t>
+      </w:r>
+      <w:proofErr w:type="spellEnd"/>
+      <w:r>
+        <w:rPr>
+          <w:rFonts w:ascii="Times New Roman" w:eastAsia="Times New Roman" w:hAnsi="Times New Roman" w:cs="Times New Roman"/>
+          <w:sz w:val="24"/>
+          <w:szCs w:val="24"/>
+          <w:lang w:eastAsia="es-ES"/>
+        </w:rPr>
+        <w:t>.</w:t>
+      </w:r>
+    </w:p>
+    <w:p>
+      <w:pPr>
+        <w:numPr>
+          <w:ilvl w:val="0"/>
+          <w:numId w:val="2"/>
+        </w:numPr>
+        <w:spacing w:before="100" w:beforeAutospacing="1" w:after="100" w:afterAutospacing="1" w:line="240" w:lineRule="auto"/>
+        <w:jc w:val="both"/>
+        <w:rPr>
+          <w:rFonts w:ascii="Times New Roman" w:eastAsia="Times New Roman" w:hAnsi="Times New Roman" w:cs="Times New Roman"/>
+          <w:sz w:val="24"/>
+          <w:szCs w:val="24"/>
+          <w:lang w:eastAsia="es-ES"/>
+        </w:rPr>
+      </w:pPr>
+      <w:r>
+        <w:rPr>
+          <w:rFonts w:ascii="Times New Roman" w:eastAsia="Times New Roman" w:hAnsi="Times New Roman" w:cs="Times New Roman"/>
+          <w:sz w:val="24"/>
+          <w:szCs w:val="24"/>
+          <w:lang w:eastAsia="es-ES"/>
+        </w:rPr>
+        <w:t>Problemas temporales de conexión con GitHub mediante HTTPS.</w:t>
+      </w:r>
+    </w:p>
+    <w:p>
+      <w:pPr>
+        <w:numPr>
+          <w:ilvl w:val="0"/>
+          <w:numId w:val="2"/>
+        </w:numPr>
+        <w:spacing w:before="100" w:beforeAutospacing="1" w:after="100" w:afterAutospacing="1" w:line="240" w:lineRule="auto"/>
+        <w:jc w:val="both"/>
+        <w:rPr>
+          <w:rFonts w:ascii="Times New Roman" w:eastAsia="Times New Roman" w:hAnsi="Times New Roman" w:cs="Times New Roman"/>
+          <w:sz w:val="24"/>
+          <w:szCs w:val="24"/>
+          <w:lang w:eastAsia="es-ES"/>
+        </w:rPr>
+      </w:pPr>
+      <w:r>
+        <w:rPr>
+          <w:rFonts w:ascii="Times New Roman" w:eastAsia="Times New Roman" w:hAnsi="Times New Roman" w:cs="Times New Roman"/>
+          <w:sz w:val="24"/>
+          <w:szCs w:val="24"/>
+          <w:lang w:eastAsia="es-ES"/>
+        </w:rPr>
+        <w:t xml:space="preserve">Rechazo de la operación </w:t>
+      </w:r>
+      <w:proofErr w:type="spellStart"/>
+      <w:r>
+        <w:rPr>
+          <w:rFonts w:ascii="Times New Roman" w:eastAsia="Times New Roman" w:hAnsi="Times New Roman" w:cs="Times New Roman"/>
+          <w:sz w:val="24"/>
+          <w:szCs w:val="24"/>
+          <w:lang w:eastAsia="es-ES"/>
+        </w:rPr>
+        <w:t>git</w:t>
+      </w:r>
+      <w:proofErr w:type="spellEnd"/>
+      <w:r>
+        <w:rPr>
+          <w:rFonts w:ascii="Times New Roman" w:eastAsia="Times New Roman" w:hAnsi="Times New Roman" w:cs="Times New Roman"/>
+          <w:sz w:val="24"/>
+          <w:szCs w:val="24"/>
+          <w:lang w:eastAsia="es-ES"/>
+        </w:rPr>
+        <w:t xml:space="preserve"> </w:t>
+      </w:r>
+      <w:proofErr w:type="spellStart"/>
+      <w:r>
+        <w:rPr>
+          <w:rFonts w:ascii="Times New Roman" w:eastAsia="Times New Roman" w:hAnsi="Times New Roman" w:cs="Times New Roman"/>
+          <w:sz w:val="24"/>
+          <w:szCs w:val="24"/>
+          <w:lang w:eastAsia="es-ES"/>
+        </w:rPr>
+        <w:t>push</w:t>
+      </w:r>
+      <w:proofErr w:type="spellEnd"/>
+      <w:r>
+        <w:rPr>
+          <w:rFonts w:ascii="Times New Roman" w:eastAsia="Times New Roman" w:hAnsi="Times New Roman" w:cs="Times New Roman"/>
+          <w:sz w:val="24"/>
+          <w:szCs w:val="24"/>
+          <w:lang w:eastAsia="es-ES"/>
+        </w:rPr>
+        <w:t xml:space="preserve"> por diferencias entre los historiales local y remoto.</w:t>
+      </w:r>
+    </w:p>
+    <w:p>
+      <w:pPr>
+        <w:numPr>
+          <w:ilvl w:val="0"/>
+          <w:numId w:val="2"/>
+        </w:numPr>
+        <w:spacing w:before="100" w:beforeAutospacing="1" w:after="100" w:afterAutospacing="1" w:line="240" w:lineRule="auto"/>
+        <w:jc w:val="both"/>
+        <w:rPr>
+          <w:rFonts w:ascii="Times New Roman" w:eastAsia="Times New Roman" w:hAnsi="Times New Roman" w:cs="Times New Roman"/>
+          <w:sz w:val="24"/>
+          <w:szCs w:val="24"/>
+          <w:lang w:eastAsia="es-ES"/>
+        </w:rPr>
+      </w:pPr>
+      <w:r>
+        <w:rPr>
+          <w:rFonts w:ascii="Times New Roman" w:eastAsia="Times New Roman" w:hAnsi="Times New Roman" w:cs="Times New Roman"/>
+          <w:sz w:val="24"/>
+          <w:szCs w:val="24"/>
+          <w:lang w:eastAsia="es-ES"/>
+        </w:rPr>
+        <w:t xml:space="preserve">Necesidad de confirmar la fusión de cambios mediante el editor </w:t>
+      </w:r>
+      <w:proofErr w:type="spellStart"/>
+      <w:r>
+        <w:rPr>
+          <w:rFonts w:ascii="Times New Roman" w:eastAsia="Times New Roman" w:hAnsi="Times New Roman" w:cs="Times New Roman"/>
+          <w:sz w:val="24"/>
+          <w:szCs w:val="24"/>
+          <w:lang w:eastAsia="es-ES"/>
+        </w:rPr>
+        <w:t>Vim</w:t>
+      </w:r>
+      <w:proofErr w:type="spellEnd"/>
+      <w:r>
+        <w:rPr>
+          <w:rFonts w:ascii="Times New Roman" w:eastAsia="Times New Roman" w:hAnsi="Times New Roman" w:cs="Times New Roman"/>
+          <w:sz w:val="24"/>
+          <w:szCs w:val="24"/>
+          <w:lang w:eastAsia="es-ES"/>
+        </w:rPr>
+        <w:t>.</w:t>
+      </w:r>
+    </w:p>
+    <w:p>
+      <w:pPr>
+        <w:spacing w:before="100" w:beforeAutospacing="1" w:after="100" w:afterAutospacing="1" w:line="240" w:lineRule="auto"/>
+        <w:jc w:val="both"/>
+        <w:rPr>
+          <w:rFonts w:ascii="Times New Roman" w:eastAsia="Times New Roman" w:hAnsi="Times New Roman" w:cs="Times New Roman"/>
+          <w:sz w:val="24"/>
+          <w:szCs w:val="24"/>
+          <w:lang w:eastAsia="es-ES"/>
+        </w:rPr>
+      </w:pPr>
+      <w:r>
+        <w:rPr>
+          <w:rFonts w:ascii="Times New Roman" w:eastAsia="Times New Roman" w:hAnsi="Times New Roman" w:cs="Times New Roman"/>
+          <w:sz w:val="24"/>
+          <w:szCs w:val="24"/>
+          <w:lang w:eastAsia="es-ES"/>
+        </w:rPr>
+        <w:t>Estas dificultades permitieron practicar la identificación de errores y el uso de comandos para administrar y sincronizar repositorios.</w:t>
+      </w:r>
+    </w:p>
+    <w:p>
+      <w:pPr>
+        <w:spacing w:before="100" w:beforeAutospacing="1" w:after="100" w:afterAutospacing="1" w:line="240" w:lineRule="auto"/>
+        <w:jc w:val="both"/>
+        <w:outlineLvl w:val="1"/>
+        <w:rPr>
+          <w:rFonts w:ascii="Times New Roman" w:eastAsia="Times New Roman" w:hAnsi="Times New Roman" w:cs="Times New Roman"/>
+          <w:b/>
+          <w:bCs/>
+          <w:sz w:val="24"/>
+          <w:szCs w:val="24"/>
+          <w:lang w:eastAsia="es-ES"/>
+        </w:rPr>
+      </w:pPr>
+      <w:r>
+        <w:rPr>
+          <w:rFonts w:ascii="Times New Roman" w:eastAsia="Times New Roman" w:hAnsi="Times New Roman" w:cs="Times New Roman"/>
+          <w:b/>
+          <w:bCs/>
+          <w:sz w:val="24"/>
+          <w:szCs w:val="24"/>
+          <w:lang w:eastAsia="es-ES"/>
+        </w:rPr>
+        <w:t>7. Conclusiones</w:t>
+      </w:r>
+    </w:p>
+    <w:p>
+      <w:pPr>
+        <w:spacing w:before="100" w:beforeAutospacing="1" w:after="100" w:afterAutospacing="1" w:line="240" w:lineRule="auto"/>
+        <w:jc w:val="both"/>
+        <w:rPr>
+          <w:rFonts w:ascii="Times New Roman" w:eastAsia="Times New Roman" w:hAnsi="Times New Roman" w:cs="Times New Roman"/>
+          <w:sz w:val="24"/>
+          <w:szCs w:val="24"/>
+          <w:lang w:eastAsia="es-ES"/>
+        </w:rPr>
+      </w:pPr>
+      <w:r>
+        <w:rPr>
+          <w:rFonts w:ascii="Times New Roman" w:eastAsia="Times New Roman" w:hAnsi="Times New Roman" w:cs="Times New Roman"/>
+          <w:sz w:val="24"/>
+          <w:szCs w:val="24"/>
+          <w:lang w:eastAsia="es-ES"/>
+        </w:rPr>
+        <w:t xml:space="preserve">La práctica permitió conocer los procedimientos básicos para administrar un repositorio con Git y GitHub. Se aplicaron comandos para agregar archivos, registrar </w:t>
+      </w:r>
+      <w:proofErr w:type="spellStart"/>
+      <w:r>
+        <w:rPr>
+          <w:rFonts w:ascii="Times New Roman" w:eastAsia="Times New Roman" w:hAnsi="Times New Roman" w:cs="Times New Roman"/>
+          <w:sz w:val="24"/>
+          <w:szCs w:val="24"/>
+          <w:lang w:eastAsia="es-ES"/>
+        </w:rPr>
+        <w:t>commits</w:t>
+      </w:r>
+      <w:proofErr w:type="spellEnd"/>
+      <w:r>
+        <w:rPr>
+          <w:rFonts w:ascii="Times New Roman" w:eastAsia="Times New Roman" w:hAnsi="Times New Roman" w:cs="Times New Roman"/>
+          <w:sz w:val="24"/>
+          <w:szCs w:val="24"/>
+          <w:lang w:eastAsia="es-ES"/>
+        </w:rPr>
+        <w:t>, configurar repositorios remotos y comenzar la integración de historiales.</w:t>
+      </w:r>
+    </w:p>
+    <w:p>
+      <w:pPr>
+        <w:spacing w:before="100" w:beforeAutospacing="1" w:after="100" w:afterAutospacing="1" w:line="240" w:lineRule="auto"/>
+        <w:jc w:val="both"/>
+        <w:rPr>
+          <w:rFonts w:ascii="Times New Roman" w:eastAsia="Times New Roman" w:hAnsi="Times New Roman" w:cs="Times New Roman"/>
+          <w:sz w:val="24"/>
+          <w:szCs w:val="24"/>
+          <w:lang w:eastAsia="es-ES"/>
+        </w:rPr>
+      </w:pPr>
+      <w:r>
+        <w:rPr>
+          <w:rFonts w:ascii="Times New Roman" w:eastAsia="Times New Roman" w:hAnsi="Times New Roman" w:cs="Times New Roman"/>
+          <w:sz w:val="24"/>
+          <w:szCs w:val="24"/>
+          <w:lang w:eastAsia="es-ES"/>
+        </w:rPr>
+        <w:t>Asimismo, se comprendió la importancia de mantener sincronizados los repositorios local y remoto antes de publicar los cambios. Estas habilidades son fundamentales para organizar los trabajos académicos y gestionar proyectos de desarrollo de software.</w:t>
+      </w:r>
+    </w:p>
+    <w:p>
+      <w:pPr>
+        <w:spacing w:before="100" w:beforeAutospacing="1" w:after="100" w:afterAutospacing="1" w:line="240" w:lineRule="auto"/>
+        <w:jc w:val="both"/>
+        <w:outlineLvl w:val="1"/>
+        <w:rPr>
+          <w:rFonts w:ascii="Times New Roman" w:eastAsia="Times New Roman" w:hAnsi="Times New Roman" w:cs="Times New Roman"/>
+          <w:b/>
+          <w:bCs/>
+          <w:sz w:val="24"/>
+          <w:szCs w:val="24"/>
+          <w:lang w:eastAsia="es-ES"/>
+        </w:rPr>
+      </w:pPr>
+      <w:r>
+        <w:rPr>
+          <w:rFonts w:ascii="Times New Roman" w:eastAsia="Times New Roman" w:hAnsi="Times New Roman" w:cs="Times New Roman"/>
+          <w:b/>
+          <w:bCs/>
+          <w:sz w:val="24"/>
+          <w:szCs w:val="24"/>
+          <w:lang w:eastAsia="es-ES"/>
+        </w:rPr>
+        <w:t>8. Recomendaciones</w:t>
+      </w:r>
+    </w:p>
+    <w:p>
+      <w:pPr>
+        <w:numPr>
+          <w:ilvl w:val="0"/>
+          <w:numId w:val="3"/>
+        </w:numPr>
+        <w:spacing w:before="100" w:beforeAutospacing="1" w:after="100" w:afterAutospacing="1" w:line="240" w:lineRule="auto"/>
+        <w:jc w:val="both"/>
+        <w:rPr>
+          <w:rFonts w:ascii="Times New Roman" w:eastAsia="Times New Roman" w:hAnsi="Times New Roman" w:cs="Times New Roman"/>
+          <w:sz w:val="24"/>
+          <w:szCs w:val="24"/>
+          <w:lang w:eastAsia="es-ES"/>
+        </w:rPr>
+      </w:pPr>
+      <w:r>
+        <w:rPr>
+          <w:rFonts w:ascii="Times New Roman" w:eastAsia="Times New Roman" w:hAnsi="Times New Roman" w:cs="Times New Roman"/>
+          <w:sz w:val="24"/>
+          <w:szCs w:val="24"/>
+          <w:lang w:eastAsia="es-ES"/>
+        </w:rPr>
+        <w:t>Verificar la ubicación de la carpeta antes de ejecutar comandos.</w:t>
+      </w:r>
+    </w:p>
+    <w:p>
+      <w:pPr>
+        <w:numPr>
+          <w:ilvl w:val="0"/>
+          <w:numId w:val="3"/>
+        </w:numPr>
+        <w:spacing w:before="100" w:beforeAutospacing="1" w:after="100" w:afterAutospacing="1" w:line="240" w:lineRule="auto"/>
+        <w:jc w:val="both"/>
+        <w:rPr>
+          <w:rFonts w:ascii="Times New Roman" w:eastAsia="Times New Roman" w:hAnsi="Times New Roman" w:cs="Times New Roman"/>
+          <w:sz w:val="24"/>
+          <w:szCs w:val="24"/>
+          <w:lang w:eastAsia="es-ES"/>
+        </w:rPr>
+      </w:pPr>
+      <w:r>
+        <w:rPr>
+          <w:rFonts w:ascii="Times New Roman" w:eastAsia="Times New Roman" w:hAnsi="Times New Roman" w:cs="Times New Roman"/>
+          <w:sz w:val="24"/>
+          <w:szCs w:val="24"/>
+          <w:lang w:eastAsia="es-ES"/>
+        </w:rPr>
+        <w:t xml:space="preserve">Revisar la dirección del repositorio remoto mediante </w:t>
+      </w:r>
+      <w:proofErr w:type="spellStart"/>
+      <w:r>
+        <w:rPr>
+          <w:rFonts w:ascii="Times New Roman" w:eastAsia="Times New Roman" w:hAnsi="Times New Roman" w:cs="Times New Roman"/>
+          <w:sz w:val="24"/>
+          <w:szCs w:val="24"/>
+          <w:lang w:eastAsia="es-ES"/>
+        </w:rPr>
+        <w:t>git</w:t>
+      </w:r>
+      <w:proofErr w:type="spellEnd"/>
+      <w:r>
+        <w:rPr>
+          <w:rFonts w:ascii="Times New Roman" w:eastAsia="Times New Roman" w:hAnsi="Times New Roman" w:cs="Times New Roman"/>
+          <w:sz w:val="24"/>
+          <w:szCs w:val="24"/>
+          <w:lang w:eastAsia="es-ES"/>
+        </w:rPr>
+        <w:t xml:space="preserve"> remote -v.</w:t>
+      </w:r>
+    </w:p>
+    <w:p>
+      <w:pPr>
+        <w:numPr>
+          <w:ilvl w:val="0"/>
+          <w:numId w:val="3"/>
+        </w:numPr>
+        <w:spacing w:before="100" w:beforeAutospacing="1" w:after="100" w:afterAutospacing="1" w:line="240" w:lineRule="auto"/>
+        <w:jc w:val="both"/>
+        <w:rPr>
+          <w:rFonts w:ascii="Times New Roman" w:eastAsia="Times New Roman" w:hAnsi="Times New Roman" w:cs="Times New Roman"/>
+          <w:sz w:val="24"/>
+          <w:szCs w:val="24"/>
+          <w:lang w:eastAsia="es-ES"/>
+        </w:rPr>
+      </w:pPr>
+      <w:r>
+        <w:rPr>
+          <w:rFonts w:ascii="Times New Roman" w:eastAsia="Times New Roman" w:hAnsi="Times New Roman" w:cs="Times New Roman"/>
+          <w:sz w:val="24"/>
+          <w:szCs w:val="24"/>
+          <w:lang w:eastAsia="es-ES"/>
+        </w:rPr>
+        <w:t xml:space="preserve">Utilizar mensajes de </w:t>
+      </w:r>
+      <w:proofErr w:type="spellStart"/>
+      <w:r>
+        <w:rPr>
+          <w:rFonts w:ascii="Times New Roman" w:eastAsia="Times New Roman" w:hAnsi="Times New Roman" w:cs="Times New Roman"/>
+          <w:sz w:val="24"/>
+          <w:szCs w:val="24"/>
+          <w:lang w:eastAsia="es-ES"/>
+        </w:rPr>
+        <w:t>commit</w:t>
+      </w:r>
+      <w:proofErr w:type="spellEnd"/>
+      <w:r>
+        <w:rPr>
+          <w:rFonts w:ascii="Times New Roman" w:eastAsia="Times New Roman" w:hAnsi="Times New Roman" w:cs="Times New Roman"/>
+          <w:sz w:val="24"/>
+          <w:szCs w:val="24"/>
+          <w:lang w:eastAsia="es-ES"/>
+        </w:rPr>
+        <w:t xml:space="preserve"> claros y descriptivos.</w:t>
+      </w:r>
+    </w:p>
+    <w:p>
+      <w:pPr>
+        <w:numPr>
+          <w:ilvl w:val="0"/>
+          <w:numId w:val="3"/>
+        </w:numPr>
+        <w:spacing w:before="100" w:beforeAutospacing="1" w:after="100" w:afterAutospacing="1" w:line="240" w:lineRule="auto"/>
+        <w:jc w:val="both"/>
+        <w:rPr>
+          <w:rFonts w:ascii="Times New Roman" w:eastAsia="Times New Roman" w:hAnsi="Times New Roman" w:cs="Times New Roman"/>
+          <w:sz w:val="24"/>
+          <w:szCs w:val="24"/>
+          <w:lang w:eastAsia="es-ES"/>
+        </w:rPr>
+      </w:pPr>
+      <w:r>
+        <w:rPr>
+          <w:rFonts w:ascii="Times New Roman" w:eastAsia="Times New Roman" w:hAnsi="Times New Roman" w:cs="Times New Roman"/>
+          <w:sz w:val="24"/>
+          <w:szCs w:val="24"/>
+          <w:lang w:eastAsia="es-ES"/>
+        </w:rPr>
+        <w:t xml:space="preserve">Ejecutar </w:t>
+      </w:r>
+      <w:proofErr w:type="spellStart"/>
+      <w:r>
+        <w:rPr>
+          <w:rFonts w:ascii="Times New Roman" w:eastAsia="Times New Roman" w:hAnsi="Times New Roman" w:cs="Times New Roman"/>
+          <w:sz w:val="24"/>
+          <w:szCs w:val="24"/>
+          <w:lang w:eastAsia="es-ES"/>
+        </w:rPr>
+        <w:t>git</w:t>
+      </w:r>
+      <w:proofErr w:type="spellEnd"/>
+      <w:r>
+        <w:rPr>
+          <w:rFonts w:ascii="Times New Roman" w:eastAsia="Times New Roman" w:hAnsi="Times New Roman" w:cs="Times New Roman"/>
+          <w:sz w:val="24"/>
+          <w:szCs w:val="24"/>
+          <w:lang w:eastAsia="es-ES"/>
+        </w:rPr>
+        <w:t xml:space="preserve"> status para comprobar el estado del repositorio.</w:t>
+      </w:r>
+    </w:p>
+    <w:p>
+      <w:pPr>
+        <w:numPr>
+          <w:ilvl w:val="0"/>
+          <w:numId w:val="3"/>
+        </w:numPr>
+        <w:spacing w:before="100" w:beforeAutospacing="1" w:after="100" w:afterAutospacing="1" w:line="240" w:lineRule="auto"/>
+        <w:jc w:val="both"/>
+        <w:rPr>
+          <w:rFonts w:ascii="Times New Roman" w:eastAsia="Times New Roman" w:hAnsi="Times New Roman" w:cs="Times New Roman"/>
+          <w:sz w:val="24"/>
+          <w:szCs w:val="24"/>
+          <w:lang w:eastAsia="es-ES"/>
+        </w:rPr>
+      </w:pPr>
+      <w:r>
+        <w:rPr>
+          <w:rFonts w:ascii="Times New Roman" w:eastAsia="Times New Roman" w:hAnsi="Times New Roman" w:cs="Times New Roman"/>
+          <w:sz w:val="24"/>
+          <w:szCs w:val="24"/>
+          <w:lang w:eastAsia="es-ES"/>
+        </w:rPr>
+        <w:t xml:space="preserve">Confirmar que los archivos estén visibles en GitHub después de realizar un </w:t>
+      </w:r>
+      <w:proofErr w:type="spellStart"/>
+      <w:r>
+        <w:rPr>
+          <w:rFonts w:ascii="Times New Roman" w:eastAsia="Times New Roman" w:hAnsi="Times New Roman" w:cs="Times New Roman"/>
+          <w:sz w:val="24"/>
+          <w:szCs w:val="24"/>
+          <w:lang w:eastAsia="es-ES"/>
+        </w:rPr>
+        <w:t>git</w:t>
+      </w:r>
+      <w:proofErr w:type="spellEnd"/>
+      <w:r>
+        <w:rPr>
+          <w:rFonts w:ascii="Times New Roman" w:eastAsia="Times New Roman" w:hAnsi="Times New Roman" w:cs="Times New Roman"/>
+          <w:sz w:val="24"/>
+          <w:szCs w:val="24"/>
+          <w:lang w:eastAsia="es-ES"/>
+        </w:rPr>
+        <w:t xml:space="preserve"> </w:t>
+      </w:r>
+      <w:proofErr w:type="spellStart"/>
+      <w:r>
+        <w:rPr>
+          <w:rFonts w:ascii="Times New Roman" w:eastAsia="Times New Roman" w:hAnsi="Times New Roman" w:cs="Times New Roman"/>
+          <w:sz w:val="24"/>
+          <w:szCs w:val="24"/>
+          <w:lang w:eastAsia="es-ES"/>
+        </w:rPr>
+        <w:t>push</w:t>
+      </w:r>
+      <w:proofErr w:type="spellEnd"/>
+      <w:r>
+        <w:rPr>
+          <w:rFonts w:ascii="Times New Roman" w:eastAsia="Times New Roman" w:hAnsi="Times New Roman" w:cs="Times New Roman"/>
+          <w:sz w:val="24"/>
+          <w:szCs w:val="24"/>
+          <w:lang w:eastAsia="es-ES"/>
+        </w:rPr>
+        <w:t>.</w:t>
+      </w:r>
+    </w:p>
+    <w:p>
+      <w:pPr>
+        <w:numPr>
+          <w:ilvl w:val="0"/>
+          <w:numId w:val="3"/>
+        </w:numPr>
+        <w:spacing w:before="100" w:beforeAutospacing="1" w:after="100" w:afterAutospacing="1" w:line="240" w:lineRule="auto"/>
+        <w:jc w:val="both"/>
+        <w:rPr>
+          <w:rFonts w:ascii="Times New Roman" w:eastAsia="Times New Roman" w:hAnsi="Times New Roman" w:cs="Times New Roman"/>
+          <w:sz w:val="24"/>
+          <w:szCs w:val="24"/>
+          <w:lang w:eastAsia="es-ES"/>
+        </w:rPr>
+      </w:pPr>
+      <w:r>
+        <w:rPr>
+          <w:rFonts w:ascii="Times New Roman" w:eastAsia="Times New Roman" w:hAnsi="Times New Roman" w:cs="Times New Roman"/>
+          <w:sz w:val="24"/>
+          <w:szCs w:val="24"/>
+          <w:lang w:eastAsia="es-ES"/>
+        </w:rPr>
+        <w:lastRenderedPageBreak/>
+        <w:t>Mantener una estructura de carpetas ordenada para facilitar la administración de los trabajos de la asignatura.</w:t>
+      </w:r>
+    </w:p>
+    <w:p>
+      <w:pPr>
+        <w:spacing w:before="100" w:beforeAutospacing="1" w:after="100" w:afterAutospacing="1" w:line="240" w:lineRule="auto"/>
+        <w:jc w:val="both"/>
+        <w:outlineLvl w:val="1"/>
+        <w:rPr>
+          <w:rFonts w:ascii="Times New Roman" w:eastAsia="Times New Roman" w:hAnsi="Times New Roman" w:cs="Times New Roman"/>
+          <w:b/>
+          <w:bCs/>
+          <w:sz w:val="24"/>
+          <w:szCs w:val="24"/>
+          <w:lang w:eastAsia="es-ES"/>
+        </w:rPr>
+      </w:pPr>
+      <w:r>
+        <w:rPr>
+          <w:rFonts w:ascii="Times New Roman" w:eastAsia="Times New Roman" w:hAnsi="Times New Roman" w:cs="Times New Roman"/>
+          <w:b/>
+          <w:bCs/>
+          <w:sz w:val="24"/>
+          <w:szCs w:val="24"/>
+          <w:lang w:eastAsia="es-ES"/>
+        </w:rPr>
+        <w:t>9. Evidencias</w:t>
+      </w:r>
+    </w:p>
+    <w:p>
+      <w:pPr>
+        <w:spacing w:before="100" w:beforeAutospacing="1" w:after="100" w:afterAutospacing="1" w:line="240" w:lineRule="auto"/>
+        <w:jc w:val="both"/>
+        <w:rPr>
+          <w:rFonts w:ascii="Times New Roman" w:eastAsia="Times New Roman" w:hAnsi="Times New Roman" w:cs="Times New Roman"/>
+          <w:sz w:val="24"/>
+          <w:szCs w:val="24"/>
+          <w:lang w:eastAsia="es-ES"/>
+        </w:rPr>
+      </w:pPr>
+      <w:r>
+        <w:rPr>
+          <w:rFonts w:ascii="Times New Roman" w:eastAsia="Times New Roman" w:hAnsi="Times New Roman" w:cs="Times New Roman"/>
+          <w:sz w:val="24"/>
+          <w:szCs w:val="24"/>
+          <w:lang w:eastAsia="es-ES"/>
+        </w:rPr>
+        <w:t>Se recomienda incluir las siguientes capturas de pantalla como respaldo de la actividad:</w:t>
+      </w:r>
+    </w:p>
+    <w:p>
+      <w:pPr>
+        <w:numPr>
+          <w:ilvl w:val="0"/>
+          <w:numId w:val="4"/>
+        </w:numPr>
+        <w:spacing w:before="100" w:beforeAutospacing="1" w:after="100" w:afterAutospacing="1" w:line="240" w:lineRule="auto"/>
+        <w:jc w:val="both"/>
+        <w:rPr>
+          <w:rFonts w:ascii="Times New Roman" w:eastAsia="Times New Roman" w:hAnsi="Times New Roman" w:cs="Times New Roman"/>
+          <w:sz w:val="24"/>
+          <w:szCs w:val="24"/>
+          <w:lang w:eastAsia="es-ES"/>
+        </w:rPr>
+      </w:pPr>
+      <w:r>
+        <w:rPr>
+          <w:rFonts w:ascii="Times New Roman" w:eastAsia="Times New Roman" w:hAnsi="Times New Roman" w:cs="Times New Roman"/>
+          <w:sz w:val="24"/>
+          <w:szCs w:val="24"/>
+          <w:lang w:eastAsia="es-ES"/>
+        </w:rPr>
+        <w:t>La carpeta del proyecto en el Escritorio.</w:t>
+      </w:r>
+    </w:p>
+    <w:p>
+      <w:pPr>
+        <w:numPr>
+          <w:ilvl w:val="0"/>
+          <w:numId w:val="4"/>
+        </w:numPr>
+        <w:spacing w:before="100" w:beforeAutospacing="1" w:after="100" w:afterAutospacing="1" w:line="240" w:lineRule="auto"/>
+        <w:jc w:val="both"/>
+        <w:rPr>
+          <w:rFonts w:ascii="Times New Roman" w:eastAsia="Times New Roman" w:hAnsi="Times New Roman" w:cs="Times New Roman"/>
+          <w:sz w:val="24"/>
+          <w:szCs w:val="24"/>
+          <w:lang w:eastAsia="es-ES"/>
+        </w:rPr>
+      </w:pPr>
+      <w:r>
+        <w:rPr>
+          <w:rFonts w:ascii="Times New Roman" w:eastAsia="Times New Roman" w:hAnsi="Times New Roman" w:cs="Times New Roman"/>
+          <w:sz w:val="24"/>
+          <w:szCs w:val="24"/>
+          <w:lang w:eastAsia="es-ES"/>
+        </w:rPr>
+        <w:t xml:space="preserve">La terminal de Git </w:t>
+      </w:r>
+      <w:proofErr w:type="spellStart"/>
+      <w:r>
+        <w:rPr>
+          <w:rFonts w:ascii="Times New Roman" w:eastAsia="Times New Roman" w:hAnsi="Times New Roman" w:cs="Times New Roman"/>
+          <w:sz w:val="24"/>
+          <w:szCs w:val="24"/>
+          <w:lang w:eastAsia="es-ES"/>
+        </w:rPr>
+        <w:t>Bash</w:t>
+      </w:r>
+      <w:proofErr w:type="spellEnd"/>
+      <w:r>
+        <w:rPr>
+          <w:rFonts w:ascii="Times New Roman" w:eastAsia="Times New Roman" w:hAnsi="Times New Roman" w:cs="Times New Roman"/>
+          <w:sz w:val="24"/>
+          <w:szCs w:val="24"/>
+          <w:lang w:eastAsia="es-ES"/>
+        </w:rPr>
+        <w:t xml:space="preserve"> mostrando el </w:t>
+      </w:r>
+      <w:proofErr w:type="spellStart"/>
+      <w:r>
+        <w:rPr>
+          <w:rFonts w:ascii="Times New Roman" w:eastAsia="Times New Roman" w:hAnsi="Times New Roman" w:cs="Times New Roman"/>
+          <w:sz w:val="24"/>
+          <w:szCs w:val="24"/>
+          <w:lang w:eastAsia="es-ES"/>
+        </w:rPr>
+        <w:t>commit</w:t>
+      </w:r>
+      <w:proofErr w:type="spellEnd"/>
+      <w:r>
+        <w:rPr>
+          <w:rFonts w:ascii="Times New Roman" w:eastAsia="Times New Roman" w:hAnsi="Times New Roman" w:cs="Times New Roman"/>
+          <w:sz w:val="24"/>
+          <w:szCs w:val="24"/>
+          <w:lang w:eastAsia="es-ES"/>
+        </w:rPr>
+        <w:t xml:space="preserve"> realizado.</w:t>
+      </w:r>
+    </w:p>
+    <w:p>
+      <w:pPr>
+        <w:numPr>
+          <w:ilvl w:val="0"/>
+          <w:numId w:val="4"/>
+        </w:numPr>
+        <w:spacing w:before="100" w:beforeAutospacing="1" w:after="100" w:afterAutospacing="1" w:line="240" w:lineRule="auto"/>
+        <w:jc w:val="both"/>
+        <w:rPr>
+          <w:rFonts w:ascii="Times New Roman" w:eastAsia="Times New Roman" w:hAnsi="Times New Roman" w:cs="Times New Roman"/>
+          <w:sz w:val="24"/>
+          <w:szCs w:val="24"/>
+          <w:lang w:eastAsia="es-ES"/>
+        </w:rPr>
+      </w:pPr>
+      <w:r>
+        <w:rPr>
+          <w:rFonts w:ascii="Times New Roman" w:eastAsia="Times New Roman" w:hAnsi="Times New Roman" w:cs="Times New Roman"/>
+          <w:sz w:val="24"/>
+          <w:szCs w:val="24"/>
+          <w:lang w:eastAsia="es-ES"/>
+        </w:rPr>
+        <w:t>La configuración del repositorio remoto.</w:t>
+      </w:r>
+    </w:p>
+    <w:p>
+      <w:pPr>
+        <w:numPr>
+          <w:ilvl w:val="0"/>
+          <w:numId w:val="4"/>
+        </w:numPr>
+        <w:spacing w:before="100" w:beforeAutospacing="1" w:after="100" w:afterAutospacing="1" w:line="240" w:lineRule="auto"/>
+        <w:jc w:val="both"/>
+        <w:rPr>
+          <w:rFonts w:ascii="Times New Roman" w:eastAsia="Times New Roman" w:hAnsi="Times New Roman" w:cs="Times New Roman"/>
+          <w:sz w:val="24"/>
+          <w:szCs w:val="24"/>
+          <w:lang w:eastAsia="es-ES"/>
+        </w:rPr>
+      </w:pPr>
+      <w:r>
+        <w:rPr>
+          <w:rFonts w:ascii="Times New Roman" w:eastAsia="Times New Roman" w:hAnsi="Times New Roman" w:cs="Times New Roman"/>
+          <w:sz w:val="24"/>
+          <w:szCs w:val="24"/>
+          <w:lang w:eastAsia="es-ES"/>
+        </w:rPr>
+        <w:t xml:space="preserve">El resultado exitoso del comando </w:t>
+      </w:r>
+      <w:proofErr w:type="spellStart"/>
+      <w:r>
+        <w:rPr>
+          <w:rFonts w:ascii="Times New Roman" w:eastAsia="Times New Roman" w:hAnsi="Times New Roman" w:cs="Times New Roman"/>
+          <w:sz w:val="24"/>
+          <w:szCs w:val="24"/>
+          <w:lang w:eastAsia="es-ES"/>
+        </w:rPr>
+        <w:t>git</w:t>
+      </w:r>
+      <w:proofErr w:type="spellEnd"/>
+      <w:r>
+        <w:rPr>
+          <w:rFonts w:ascii="Times New Roman" w:eastAsia="Times New Roman" w:hAnsi="Times New Roman" w:cs="Times New Roman"/>
+          <w:sz w:val="24"/>
+          <w:szCs w:val="24"/>
+          <w:lang w:eastAsia="es-ES"/>
+        </w:rPr>
+        <w:t xml:space="preserve"> </w:t>
+      </w:r>
+      <w:proofErr w:type="spellStart"/>
+      <w:r>
+        <w:rPr>
+          <w:rFonts w:ascii="Times New Roman" w:eastAsia="Times New Roman" w:hAnsi="Times New Roman" w:cs="Times New Roman"/>
+          <w:sz w:val="24"/>
+          <w:szCs w:val="24"/>
+          <w:lang w:eastAsia="es-ES"/>
+        </w:rPr>
+        <w:t>push</w:t>
+      </w:r>
+      <w:proofErr w:type="spellEnd"/>
+      <w:r>
+        <w:rPr>
+          <w:rFonts w:ascii="Times New Roman" w:eastAsia="Times New Roman" w:hAnsi="Times New Roman" w:cs="Times New Roman"/>
+          <w:sz w:val="24"/>
+          <w:szCs w:val="24"/>
+          <w:lang w:eastAsia="es-ES"/>
+        </w:rPr>
+        <w:t>.</w:t>
+      </w:r>
+    </w:p>
+    <w:p>
+      <w:pPr>
+        <w:numPr>
+          <w:ilvl w:val="0"/>
+          <w:numId w:val="4"/>
+        </w:numPr>
+        <w:spacing w:before="100" w:beforeAutospacing="1" w:after="100" w:afterAutospacing="1" w:line="240" w:lineRule="auto"/>
+        <w:jc w:val="both"/>
+        <w:rPr>
+          <w:rFonts w:ascii="Times New Roman" w:eastAsia="Times New Roman" w:hAnsi="Times New Roman" w:cs="Times New Roman"/>
+          <w:sz w:val="24"/>
+          <w:szCs w:val="24"/>
+          <w:lang w:eastAsia="es-ES"/>
+        </w:rPr>
+      </w:pPr>
+      <w:r>
+        <w:rPr>
+          <w:rFonts w:ascii="Times New Roman" w:eastAsia="Times New Roman" w:hAnsi="Times New Roman" w:cs="Times New Roman"/>
+          <w:sz w:val="24"/>
+          <w:szCs w:val="24"/>
+          <w:lang w:eastAsia="es-ES"/>
+        </w:rPr>
+        <w:t>El repositorio de GitHub mostrando el archivo actividad1.docx.</w:t>
+      </w:r>
+    </w:p>
+    <w:p>
+      <w:pPr>
+        <w:spacing w:before="100" w:beforeAutospacing="1" w:after="100" w:afterAutospacing="1" w:line="240" w:lineRule="auto"/>
+        <w:jc w:val="both"/>
+        <w:rPr>
+          <w:rFonts w:ascii="Times New Roman" w:eastAsia="Times New Roman" w:hAnsi="Times New Roman" w:cs="Times New Roman"/>
+          <w:sz w:val="24"/>
+          <w:szCs w:val="24"/>
+          <w:lang w:eastAsia="es-ES"/>
+        </w:rPr>
+      </w:pPr>
+      <w:r>
+        <w:rPr>
+          <w:rFonts w:ascii="Times New Roman" w:eastAsia="Times New Roman" w:hAnsi="Times New Roman" w:cs="Times New Roman"/>
+          <w:b/>
+          <w:bCs/>
+          <w:sz w:val="24"/>
+          <w:szCs w:val="24"/>
+          <w:lang w:eastAsia="es-ES"/>
+        </w:rPr>
+        <w:t>Enlace al repositorio:</w:t>
+      </w:r>
+      <w:r>
+        <w:rPr>
+          <w:rFonts w:ascii="Times New Roman" w:eastAsia="Times New Roman" w:hAnsi="Times New Roman" w:cs="Times New Roman"/>
+          <w:sz w:val="24"/>
+          <w:szCs w:val="24"/>
+          <w:lang w:eastAsia="es-ES"/>
+        </w:rPr>
+        <w:t xml:space="preserve"> </w:t>
+      </w:r>
+      <w:hyperlink r:id="rId16" w:history="1">
+        <w:r>
+          <w:rPr>
+            <w:rFonts w:ascii="Times New Roman" w:eastAsia="Times New Roman" w:hAnsi="Times New Roman" w:cs="Times New Roman"/>
+            <w:color w:val="0000FF"/>
+            <w:sz w:val="24"/>
+            <w:szCs w:val="24"/>
+            <w:u w:val="single"/>
+            <w:lang w:eastAsia="es-ES"/>
+          </w:rPr>
+          <w:t>https://github.com/jcruz2543-ctrl/Desarrollo-de-aplicaciones-web</w:t>
+        </w:r>
+      </w:hyperlink>
+    </w:p>
+    <w:p>
+      <w:pPr>
+        <w:spacing w:before="100" w:beforeAutospacing="1" w:after="100" w:afterAutospacing="1" w:line="240" w:lineRule="auto"/>
+        <w:jc w:val="both"/>
+        <w:rPr>
+          <w:rFonts w:ascii="Times New Roman" w:eastAsia="Times New Roman" w:hAnsi="Times New Roman" w:cs="Times New Roman"/>
+          <w:b/>
+          <w:bCs/>
+          <w:sz w:val="24"/>
+          <w:szCs w:val="24"/>
+          <w:lang w:eastAsia="es-ES"/>
+        </w:rPr>
+      </w:pPr>
+      <w:r>
+        <w:rPr>
+          <w:rFonts w:ascii="Times New Roman" w:eastAsia="Times New Roman" w:hAnsi="Times New Roman" w:cs="Times New Roman"/>
+          <w:b/>
+          <w:bCs/>
+          <w:sz w:val="24"/>
+          <w:szCs w:val="24"/>
+          <w:lang w:eastAsia="es-ES"/>
+        </w:rPr>
+        <w:t xml:space="preserve">Enlace de video: </w:t>
+      </w:r>
+      <w:hyperlink r:id="rId17" w:history="1">
+        <w:r>
+          <w:rPr>
+            <w:rStyle w:val="Hipervnculo"/>
+            <w:rFonts w:ascii="Times New Roman" w:eastAsia="Times New Roman" w:hAnsi="Times New Roman" w:cs="Times New Roman"/>
+            <w:b/>
+            <w:bCs/>
+            <w:sz w:val="24"/>
+            <w:szCs w:val="24"/>
+            <w:lang w:eastAsia="es-ES"/>
+          </w:rPr>
+          <w:t>https://drive.google.com/drive/folders/1J522pl3YDRK21pDypsUF5zrUaZRTETjS?usp=sharing</w:t>
+        </w:r>
+      </w:hyperlink>
+      <w:r>
+        <w:rPr>
+          <w:rFonts w:ascii="Times New Roman" w:eastAsia="Times New Roman" w:hAnsi="Times New Roman" w:cs="Times New Roman"/>
+          <w:b/>
+          <w:bCs/>
+          <w:sz w:val="24"/>
+          <w:szCs w:val="24"/>
+          <w:lang w:eastAsia="es-ES"/>
+        </w:rPr>
+        <w:t xml:space="preserve"> </w:t>
+      </w:r>
+    </w:p>
+    <w:p>
+      <w:pPr>
+        <w:jc w:val="both"/>
+        <w:rPr>
+          <w:rFonts w:ascii="Times New Roman" w:hAnsi="Times New Roman" w:cs="Times New Roman"/>
+          <w:sz w:val="24"/>
+          <w:szCs w:val="24"/>
+        </w:rPr>
+      </w:pPr>
+    </w:p>
+    <w:p>
+      <w:pPr>
+        <w:jc w:val="both"/>
+        <w:rPr>
+          <w:rFonts w:ascii="Times New Roman" w:hAnsi="Times New Roman" w:cs="Times New Roman"/>
+          <w:sz w:val="24"/>
+          <w:szCs w:val="24"/>
+        </w:rPr>
+      </w:pPr>
+    </w:p>
+    <w:p>
+      <w:pPr>
+        <w:jc w:val="both"/>
+        <w:rPr>
+          <w:rFonts w:ascii="Times New Roman" w:hAnsi="Times New Roman" w:cs="Times New Roman"/>
+          <w:sz w:val="24"/>
+          <w:szCs w:val="24"/>
+        </w:rPr>
+      </w:pPr>
+    </w:p>
+    <w:p>
+      <w:pPr>
+        <w:jc w:val="both"/>
+        <w:rPr>
+          <w:rFonts w:ascii="Times New Roman" w:hAnsi="Times New Roman" w:cs="Times New Roman"/>
+          <w:sz w:val="24"/>
+          <w:szCs w:val="24"/>
+        </w:rPr>
+      </w:pPr>
+    </w:p>
+    <w:p>
+      <w:pPr>
+        <w:jc w:val="both"/>
+        <w:rPr>
+          <w:rFonts w:ascii="Times New Roman" w:hAnsi="Times New Roman" w:cs="Times New Roman"/>
+          <w:sz w:val="24"/>
+          <w:szCs w:val="24"/>
+        </w:rPr>
+      </w:pPr>
+    </w:p>
+    <w:p>
+      <w:pPr>
+        <w:jc w:val="both"/>
+        <w:rPr>
+          <w:rFonts w:ascii="Times New Roman" w:hAnsi="Times New Roman" w:cs="Times New Roman"/>
+          <w:sz w:val="24"/>
+          <w:szCs w:val="24"/>
+        </w:rPr>
+      </w:pPr>
+    </w:p>
+    <w:p>
+      <w:pPr>
+        <w:jc w:val="both"/>
+        <w:rPr>
+          <w:rFonts w:ascii="Times New Roman" w:hAnsi="Times New Roman" w:cs="Times New Roman"/>
+          <w:sz w:val="24"/>
+          <w:szCs w:val="24"/>
+        </w:rPr>
+      </w:pPr>
+    </w:p>
+    <w:p>
+      <w:pPr>
+        <w:jc w:val="both"/>
+        <w:rPr>
+          <w:rFonts w:ascii="Times New Roman" w:hAnsi="Times New Roman" w:cs="Times New Roman"/>
+          <w:sz w:val="24"/>
+          <w:szCs w:val="24"/>
+        </w:rPr>
+      </w:pPr>
+    </w:p>
+    <w:p>
+      <w:pPr>
+        <w:jc w:val="both"/>
+        <w:rPr>
+          <w:rFonts w:ascii="Times New Roman" w:hAnsi="Times New Roman" w:cs="Times New Roman"/>
+          <w:sz w:val="24"/>
+          <w:szCs w:val="24"/>
+        </w:rPr>
+      </w:pPr>
+    </w:p>
+    <w:p>
+      <w:pPr>
+        <w:jc w:val="both"/>
+        <w:rPr>
+          <w:rFonts w:ascii="Times New Roman" w:hAnsi="Times New Roman" w:cs="Times New Roman"/>
+          <w:sz w:val="24"/>
+          <w:szCs w:val="24"/>
+        </w:rPr>
+      </w:pPr>
+    </w:p>
     <w:sectPr>
       <w:pgSz w:w="11906" w:h="16838"/>
       <w:pgMar w:top="1417" w:right="1701" w:bottom="1417" w:left="1701" w:header="708" w:footer="708" w:gutter="0"/>
@@ -89,6 +3530,633 @@
     </w:sectPr>
   </w:body>
 </w:document>
+</file>
+
+<file path=word/endnotes.xml><?xml version="1.0" encoding="utf-8"?>
+<w:endnotes xmlns:wpc="http://schemas.microsoft.com/office/word/2010/wordprocessingCanvas" xmlns:cx="http://schemas.microsoft.com/office/drawing/2014/chartex" xmlns:cx1="http://schemas.microsoft.com/office/drawing/2015/9/8/chartex" xmlns:cx2="http://schemas.microsoft.com/office/drawing/2015/10/21/chartex" xmlns:cx3="http://schemas.microsoft.com/office/drawing/2016/5/9/chartex" xmlns:cx4="http://schemas.microsoft.com/office/drawing/2016/5/10/chartex" xmlns:cx5="http://schemas.microsoft.com/office/drawing/2016/5/11/chartex" xmlns:cx6="http://schemas.microsoft.com/office/drawing/2016/5/12/chartex" xmlns:cx7="http://schemas.microsoft.com/office/drawing/2016/5/13/chartex" xmlns:cx8="http://schemas.microsoft.com/office/drawing/2016/5/14/chartex" xmlns:mc="http://schemas.openxmlformats.org/markup-compatibility/2006" xmlns:aink="http://schemas.microsoft.com/office/drawing/2016/ink" xmlns:am3d="http://schemas.microsoft.com/office/drawing/2017/model3d" xmlns:o="urn:schemas-microsoft-com:office:office" xmlns:r="http://schemas.openxmlformats.org/officeDocument/2006/relationships" xmlns:m="http://schemas.openxmlformats.org/officeDocument/2006/math" xmlns:v="urn:schemas-microsoft-com:vml" xmlns:wp14="http://schemas.microsoft.com/office/word/2010/wordprocessingDrawing" xmlns:wp="http://schemas.openxmlformats.org/drawingml/2006/wordprocessingDrawing" xmlns:w10="urn:schemas-microsoft-com:office:word" xmlns:w="http://schemas.openxmlformats.org/wordprocessingml/2006/main" xmlns:w14="http://schemas.microsoft.com/office/word/2010/wordml" xmlns:w15="http://schemas.microsoft.com/office/word/2012/wordml" xmlns:w16cex="http://schemas.microsoft.com/office/word/2018/wordml/cex" xmlns:w16cid="http://schemas.microsoft.com/office/word/2016/wordml/cid" xmlns:w16="http://schemas.microsoft.com/office/word/2018/wordml" xmlns:w16sdtdh="http://schemas.microsoft.com/office/word/2020/wordml/sdtdatahash" xmlns:w16se="http://schemas.microsoft.com/office/word/2015/wordml/symex" xmlns:wpg="http://schemas.microsoft.com/office/word/2010/wordprocessingGroup" xmlns:wpi="http://schemas.microsoft.com/office/word/2010/wordprocessingInk" xmlns:wne="http://schemas.microsoft.com/office/word/2006/wordml" xmlns:wps="http://schemas.microsoft.com/office/word/2010/wordprocessingShape" mc:Ignorable="w14 w15 w16se w16cid w16 w16cex w16sdtdh wp14">
+  <w:endnote w:type="separator" w:id="-1">
+    <w:p>
+      <w:pPr>
+        <w:spacing w:after="0" w:line="240" w:lineRule="auto"/>
+      </w:pPr>
+      <w:r>
+        <w:separator/>
+      </w:r>
+    </w:p>
+  </w:endnote>
+  <w:endnote w:type="continuationSeparator" w:id="0">
+    <w:p>
+      <w:pPr>
+        <w:spacing w:after="0" w:line="240" w:lineRule="auto"/>
+      </w:pPr>
+      <w:r>
+        <w:continuationSeparator/>
+      </w:r>
+    </w:p>
+  </w:endnote>
+</w:endnotes>
+</file>
+
+<file path=word/footnotes.xml><?xml version="1.0" encoding="utf-8"?>
+<w:footnotes xmlns:wpc="http://schemas.microsoft.com/office/word/2010/wordprocessingCanvas" xmlns:cx="http://schemas.microsoft.com/office/drawing/2014/chartex" xmlns:cx1="http://schemas.microsoft.com/office/drawing/2015/9/8/chartex" xmlns:cx2="http://schemas.microsoft.com/office/drawing/2015/10/21/chartex" xmlns:cx3="http://schemas.microsoft.com/office/drawing/2016/5/9/chartex" xmlns:cx4="http://schemas.microsoft.com/office/drawing/2016/5/10/chartex" xmlns:cx5="http://schemas.microsoft.com/office/drawing/2016/5/11/chartex" xmlns:cx6="http://schemas.microsoft.com/office/drawing/2016/5/12/chartex" xmlns:cx7="http://schemas.microsoft.com/office/drawing/2016/5/13/chartex" xmlns:cx8="http://schemas.microsoft.com/office/drawing/2016/5/14/chartex" xmlns:mc="http://schemas.openxmlformats.org/markup-compatibility/2006" xmlns:aink="http://schemas.microsoft.com/office/drawing/2016/ink" xmlns:am3d="http://schemas.microsoft.com/office/drawing/2017/model3d" xmlns:o="urn:schemas-microsoft-com:office:office" xmlns:r="http://schemas.openxmlformats.org/officeDocument/2006/relationships" xmlns:m="http://schemas.openxmlformats.org/officeDocument/2006/math" xmlns:v="urn:schemas-microsoft-com:vml" xmlns:wp14="http://schemas.microsoft.com/office/word/2010/wordprocessingDrawing" xmlns:wp="http://schemas.openxmlformats.org/drawingml/2006/wordprocessingDrawing" xmlns:w10="urn:schemas-microsoft-com:office:word" xmlns:w="http://schemas.openxmlformats.org/wordprocessingml/2006/main" xmlns:w14="http://schemas.microsoft.com/office/word/2010/wordml" xmlns:w15="http://schemas.microsoft.com/office/word/2012/wordml" xmlns:w16cex="http://schemas.microsoft.com/office/word/2018/wordml/cex" xmlns:w16cid="http://schemas.microsoft.com/office/word/2016/wordml/cid" xmlns:w16="http://schemas.microsoft.com/office/word/2018/wordml" xmlns:w16sdtdh="http://schemas.microsoft.com/office/word/2020/wordml/sdtdatahash" xmlns:w16se="http://schemas.microsoft.com/office/word/2015/wordml/symex" xmlns:wpg="http://schemas.microsoft.com/office/word/2010/wordprocessingGroup" xmlns:wpi="http://schemas.microsoft.com/office/word/2010/wordprocessingInk" xmlns:wne="http://schemas.microsoft.com/office/word/2006/wordml" xmlns:wps="http://schemas.microsoft.com/office/word/2010/wordprocessingShape" mc:Ignorable="w14 w15 w16se w16cid w16 w16cex w16sdtdh wp14">
+  <w:footnote w:type="separator" w:id="-1">
+    <w:p>
+      <w:pPr>
+        <w:spacing w:after="0" w:line="240" w:lineRule="auto"/>
+      </w:pPr>
+      <w:r>
+        <w:separator/>
+      </w:r>
+    </w:p>
+  </w:footnote>
+  <w:footnote w:type="continuationSeparator" w:id="0">
+    <w:p>
+      <w:pPr>
+        <w:spacing w:after="0" w:line="240" w:lineRule="auto"/>
+      </w:pPr>
+      <w:r>
+        <w:continuationSeparator/>
+      </w:r>
+    </w:p>
+  </w:footnote>
+</w:footnotes>
+</file>
+
+<file path=word/numbering.xml><?xml version="1.0" encoding="utf-8"?>
+<w:numbering xmlns:wpc="http://schemas.microsoft.com/office/word/2010/wordprocessingCanvas" xmlns:cx="http://schemas.microsoft.com/office/drawing/2014/chartex" xmlns:cx1="http://schemas.microsoft.com/office/drawing/2015/9/8/chartex" xmlns:cx2="http://schemas.microsoft.com/office/drawing/2015/10/21/chartex" xmlns:cx3="http://schemas.microsoft.com/office/drawing/2016/5/9/chartex" xmlns:cx4="http://schemas.microsoft.com/office/drawing/2016/5/10/chartex" xmlns:cx5="http://schemas.microsoft.com/office/drawing/2016/5/11/chartex" xmlns:cx6="http://schemas.microsoft.com/office/drawing/2016/5/12/chartex" xmlns:cx7="http://schemas.microsoft.com/office/drawing/2016/5/13/chartex" xmlns:cx8="http://schemas.microsoft.com/office/drawing/2016/5/14/chartex" xmlns:mc="http://schemas.openxmlformats.org/markup-compatibility/2006" xmlns:aink="http://schemas.microsoft.com/office/drawing/2016/ink" xmlns:am3d="http://schemas.microsoft.com/office/drawing/2017/model3d" xmlns:o="urn:schemas-microsoft-com:office:office" xmlns:r="http://schemas.openxmlformats.org/officeDocument/2006/relationships" xmlns:m="http://schemas.openxmlformats.org/officeDocument/2006/math" xmlns:v="urn:schemas-microsoft-com:vml" xmlns:wp14="http://schemas.microsoft.com/office/word/2010/wordprocessingDrawing" xmlns:wp="http://schemas.openxmlformats.org/drawingml/2006/wordprocessingDrawing" xmlns:w10="urn:schemas-microsoft-com:office:word" xmlns:w="http://schemas.openxmlformats.org/wordprocessingml/2006/main" xmlns:w14="http://schemas.microsoft.com/office/word/2010/wordml" xmlns:w15="http://schemas.microsoft.com/office/word/2012/wordml" xmlns:w16cex="http://schemas.microsoft.com/office/word/2018/wordml/cex" xmlns:w16cid="http://schemas.microsoft.com/office/word/2016/wordml/cid" xmlns:w16="http://schemas.microsoft.com/office/word/2018/wordml" xmlns:w16sdtdh="http://schemas.microsoft.com/office/word/2020/wordml/sdtdatahash" xmlns:w16se="http://schemas.microsoft.com/office/word/2015/wordml/symex" xmlns:wpg="http://schemas.microsoft.com/office/word/2010/wordprocessingGroup" xmlns:wpi="http://schemas.microsoft.com/office/word/2010/wordprocessingInk" xmlns:wne="http://schemas.microsoft.com/office/word/2006/wordml" xmlns:wps="http://schemas.microsoft.com/office/word/2010/wordprocessingShape" mc:Ignorable="w14 w15 w16se w16cid w16 w16cex w16sdtdh wp14">
+  <w:abstractNum w:abstractNumId="0" w15:restartNumberingAfterBreak="0">
+    <w:nsid w:val="083A3A4D"/>
+    <w:multiLevelType w:val="multilevel"/>
+    <w:tmpl w:val="964E98CC"/>
+    <w:lvl w:ilvl="0">
+      <w:start w:val="1"/>
+      <w:numFmt w:val="bullet"/>
+      <w:lvlText w:val=""/>
+      <w:lvlJc w:val="left"/>
+      <w:pPr>
+        <w:tabs>
+          <w:tab w:val="num" w:pos="720"/>
+        </w:tabs>
+        <w:ind w:left="720" w:hanging="360"/>
+      </w:pPr>
+      <w:rPr>
+        <w:rFonts w:ascii="Symbol" w:hAnsi="Symbol" w:hint="default"/>
+        <w:sz w:val="20"/>
+      </w:rPr>
+    </w:lvl>
+    <w:lvl w:ilvl="1" w:tentative="1">
+      <w:start w:val="1"/>
+      <w:numFmt w:val="bullet"/>
+      <w:lvlText w:val="o"/>
+      <w:lvlJc w:val="left"/>
+      <w:pPr>
+        <w:tabs>
+          <w:tab w:val="num" w:pos="1440"/>
+        </w:tabs>
+        <w:ind w:left="1440" w:hanging="360"/>
+      </w:pPr>
+      <w:rPr>
+        <w:rFonts w:ascii="Courier New" w:hAnsi="Courier New" w:hint="default"/>
+        <w:sz w:val="20"/>
+      </w:rPr>
+    </w:lvl>
+    <w:lvl w:ilvl="2" w:tentative="1">
+      <w:start w:val="1"/>
+      <w:numFmt w:val="bullet"/>
+      <w:lvlText w:val=""/>
+      <w:lvlJc w:val="left"/>
+      <w:pPr>
+        <w:tabs>
+          <w:tab w:val="num" w:pos="2160"/>
+        </w:tabs>
+        <w:ind w:left="2160" w:hanging="360"/>
+      </w:pPr>
+      <w:rPr>
+        <w:rFonts w:ascii="Wingdings" w:hAnsi="Wingdings" w:hint="default"/>
+        <w:sz w:val="20"/>
+      </w:rPr>
+    </w:lvl>
+    <w:lvl w:ilvl="3" w:tentative="1">
+      <w:start w:val="1"/>
+      <w:numFmt w:val="bullet"/>
+      <w:lvlText w:val=""/>
+      <w:lvlJc w:val="left"/>
+      <w:pPr>
+        <w:tabs>
+          <w:tab w:val="num" w:pos="2880"/>
+        </w:tabs>
+        <w:ind w:left="2880" w:hanging="360"/>
+      </w:pPr>
+      <w:rPr>
+        <w:rFonts w:ascii="Wingdings" w:hAnsi="Wingdings" w:hint="default"/>
+        <w:sz w:val="20"/>
+      </w:rPr>
+    </w:lvl>
+    <w:lvl w:ilvl="4" w:tentative="1">
+      <w:start w:val="1"/>
+      <w:numFmt w:val="bullet"/>
+      <w:lvlText w:val=""/>
+      <w:lvlJc w:val="left"/>
+      <w:pPr>
+        <w:tabs>
+          <w:tab w:val="num" w:pos="3600"/>
+        </w:tabs>
+        <w:ind w:left="3600" w:hanging="360"/>
+      </w:pPr>
+      <w:rPr>
+        <w:rFonts w:ascii="Wingdings" w:hAnsi="Wingdings" w:hint="default"/>
+        <w:sz w:val="20"/>
+      </w:rPr>
+    </w:lvl>
+    <w:lvl w:ilvl="5" w:tentative="1">
+      <w:start w:val="1"/>
+      <w:numFmt w:val="bullet"/>
+      <w:lvlText w:val=""/>
+      <w:lvlJc w:val="left"/>
+      <w:pPr>
+        <w:tabs>
+          <w:tab w:val="num" w:pos="4320"/>
+        </w:tabs>
+        <w:ind w:left="4320" w:hanging="360"/>
+      </w:pPr>
+      <w:rPr>
+        <w:rFonts w:ascii="Wingdings" w:hAnsi="Wingdings" w:hint="default"/>
+        <w:sz w:val="20"/>
+      </w:rPr>
+    </w:lvl>
+    <w:lvl w:ilvl="6" w:tentative="1">
+      <w:start w:val="1"/>
+      <w:numFmt w:val="bullet"/>
+      <w:lvlText w:val=""/>
+      <w:lvlJc w:val="left"/>
+      <w:pPr>
+        <w:tabs>
+          <w:tab w:val="num" w:pos="5040"/>
+        </w:tabs>
+        <w:ind w:left="5040" w:hanging="360"/>
+      </w:pPr>
+      <w:rPr>
+        <w:rFonts w:ascii="Wingdings" w:hAnsi="Wingdings" w:hint="default"/>
+        <w:sz w:val="20"/>
+      </w:rPr>
+    </w:lvl>
+    <w:lvl w:ilvl="7" w:tentative="1">
+      <w:start w:val="1"/>
+      <w:numFmt w:val="bullet"/>
+      <w:lvlText w:val=""/>
+      <w:lvlJc w:val="left"/>
+      <w:pPr>
+        <w:tabs>
+          <w:tab w:val="num" w:pos="5760"/>
+        </w:tabs>
+        <w:ind w:left="5760" w:hanging="360"/>
+      </w:pPr>
+      <w:rPr>
+        <w:rFonts w:ascii="Wingdings" w:hAnsi="Wingdings" w:hint="default"/>
+        <w:sz w:val="20"/>
+      </w:rPr>
+    </w:lvl>
+    <w:lvl w:ilvl="8" w:tentative="1">
+      <w:start w:val="1"/>
+      <w:numFmt w:val="bullet"/>
+      <w:lvlText w:val=""/>
+      <w:lvlJc w:val="left"/>
+      <w:pPr>
+        <w:tabs>
+          <w:tab w:val="num" w:pos="6480"/>
+        </w:tabs>
+        <w:ind w:left="6480" w:hanging="360"/>
+      </w:pPr>
+      <w:rPr>
+        <w:rFonts w:ascii="Wingdings" w:hAnsi="Wingdings" w:hint="default"/>
+        <w:sz w:val="20"/>
+      </w:rPr>
+    </w:lvl>
+  </w:abstractNum>
+  <w:abstractNum w:abstractNumId="1" w15:restartNumberingAfterBreak="0">
+    <w:nsid w:val="0DCD368E"/>
+    <w:multiLevelType w:val="multilevel"/>
+    <w:tmpl w:val="5F84D050"/>
+    <w:lvl w:ilvl="0">
+      <w:start w:val="1"/>
+      <w:numFmt w:val="decimal"/>
+      <w:lvlText w:val="%1."/>
+      <w:lvlJc w:val="left"/>
+      <w:pPr>
+        <w:tabs>
+          <w:tab w:val="num" w:pos="720"/>
+        </w:tabs>
+        <w:ind w:left="720" w:hanging="360"/>
+      </w:pPr>
+    </w:lvl>
+    <w:lvl w:ilvl="1" w:tentative="1">
+      <w:start w:val="1"/>
+      <w:numFmt w:val="decimal"/>
+      <w:lvlText w:val="%2."/>
+      <w:lvlJc w:val="left"/>
+      <w:pPr>
+        <w:tabs>
+          <w:tab w:val="num" w:pos="1440"/>
+        </w:tabs>
+        <w:ind w:left="1440" w:hanging="360"/>
+      </w:pPr>
+    </w:lvl>
+    <w:lvl w:ilvl="2" w:tentative="1">
+      <w:start w:val="1"/>
+      <w:numFmt w:val="decimal"/>
+      <w:lvlText w:val="%3."/>
+      <w:lvlJc w:val="left"/>
+      <w:pPr>
+        <w:tabs>
+          <w:tab w:val="num" w:pos="2160"/>
+        </w:tabs>
+        <w:ind w:left="2160" w:hanging="360"/>
+      </w:pPr>
+    </w:lvl>
+    <w:lvl w:ilvl="3" w:tentative="1">
+      <w:start w:val="1"/>
+      <w:numFmt w:val="decimal"/>
+      <w:lvlText w:val="%4."/>
+      <w:lvlJc w:val="left"/>
+      <w:pPr>
+        <w:tabs>
+          <w:tab w:val="num" w:pos="2880"/>
+        </w:tabs>
+        <w:ind w:left="2880" w:hanging="360"/>
+      </w:pPr>
+    </w:lvl>
+    <w:lvl w:ilvl="4" w:tentative="1">
+      <w:start w:val="1"/>
+      <w:numFmt w:val="decimal"/>
+      <w:lvlText w:val="%5."/>
+      <w:lvlJc w:val="left"/>
+      <w:pPr>
+        <w:tabs>
+          <w:tab w:val="num" w:pos="3600"/>
+        </w:tabs>
+        <w:ind w:left="3600" w:hanging="360"/>
+      </w:pPr>
+    </w:lvl>
+    <w:lvl w:ilvl="5" w:tentative="1">
+      <w:start w:val="1"/>
+      <w:numFmt w:val="decimal"/>
+      <w:lvlText w:val="%6."/>
+      <w:lvlJc w:val="left"/>
+      <w:pPr>
+        <w:tabs>
+          <w:tab w:val="num" w:pos="4320"/>
+        </w:tabs>
+        <w:ind w:left="4320" w:hanging="360"/>
+      </w:pPr>
+    </w:lvl>
+    <w:lvl w:ilvl="6" w:tentative="1">
+      <w:start w:val="1"/>
+      <w:numFmt w:val="decimal"/>
+      <w:lvlText w:val="%7."/>
+      <w:lvlJc w:val="left"/>
+      <w:pPr>
+        <w:tabs>
+          <w:tab w:val="num" w:pos="5040"/>
+        </w:tabs>
+        <w:ind w:left="5040" w:hanging="360"/>
+      </w:pPr>
+    </w:lvl>
+    <w:lvl w:ilvl="7" w:tentative="1">
+      <w:start w:val="1"/>
+      <w:numFmt w:val="decimal"/>
+      <w:lvlText w:val="%8."/>
+      <w:lvlJc w:val="left"/>
+      <w:pPr>
+        <w:tabs>
+          <w:tab w:val="num" w:pos="5760"/>
+        </w:tabs>
+        <w:ind w:left="5760" w:hanging="360"/>
+      </w:pPr>
+    </w:lvl>
+    <w:lvl w:ilvl="8" w:tentative="1">
+      <w:start w:val="1"/>
+      <w:numFmt w:val="decimal"/>
+      <w:lvlText w:val="%9."/>
+      <w:lvlJc w:val="left"/>
+      <w:pPr>
+        <w:tabs>
+          <w:tab w:val="num" w:pos="6480"/>
+        </w:tabs>
+        <w:ind w:left="6480" w:hanging="360"/>
+      </w:pPr>
+    </w:lvl>
+  </w:abstractNum>
+  <w:abstractNum w:abstractNumId="2" w15:restartNumberingAfterBreak="0">
+    <w:nsid w:val="15F03F5D"/>
+    <w:multiLevelType w:val="multilevel"/>
+    <w:tmpl w:val="3D4ABD20"/>
+    <w:lvl w:ilvl="0">
+      <w:start w:val="1"/>
+      <w:numFmt w:val="bullet"/>
+      <w:lvlText w:val=""/>
+      <w:lvlJc w:val="left"/>
+      <w:pPr>
+        <w:tabs>
+          <w:tab w:val="num" w:pos="720"/>
+        </w:tabs>
+        <w:ind w:left="720" w:hanging="360"/>
+      </w:pPr>
+      <w:rPr>
+        <w:rFonts w:ascii="Symbol" w:hAnsi="Symbol" w:hint="default"/>
+        <w:sz w:val="20"/>
+      </w:rPr>
+    </w:lvl>
+    <w:lvl w:ilvl="1" w:tentative="1">
+      <w:start w:val="1"/>
+      <w:numFmt w:val="bullet"/>
+      <w:lvlText w:val="o"/>
+      <w:lvlJc w:val="left"/>
+      <w:pPr>
+        <w:tabs>
+          <w:tab w:val="num" w:pos="1440"/>
+        </w:tabs>
+        <w:ind w:left="1440" w:hanging="360"/>
+      </w:pPr>
+      <w:rPr>
+        <w:rFonts w:ascii="Courier New" w:hAnsi="Courier New" w:hint="default"/>
+        <w:sz w:val="20"/>
+      </w:rPr>
+    </w:lvl>
+    <w:lvl w:ilvl="2" w:tentative="1">
+      <w:start w:val="1"/>
+      <w:numFmt w:val="bullet"/>
+      <w:lvlText w:val=""/>
+      <w:lvlJc w:val="left"/>
+      <w:pPr>
+        <w:tabs>
+          <w:tab w:val="num" w:pos="2160"/>
+        </w:tabs>
+        <w:ind w:left="2160" w:hanging="360"/>
+      </w:pPr>
+      <w:rPr>
+        <w:rFonts w:ascii="Wingdings" w:hAnsi="Wingdings" w:hint="default"/>
+        <w:sz w:val="20"/>
+      </w:rPr>
+    </w:lvl>
+    <w:lvl w:ilvl="3" w:tentative="1">
+      <w:start w:val="1"/>
+      <w:numFmt w:val="bullet"/>
+      <w:lvlText w:val=""/>
+      <w:lvlJc w:val="left"/>
+      <w:pPr>
+        <w:tabs>
+          <w:tab w:val="num" w:pos="2880"/>
+        </w:tabs>
+        <w:ind w:left="2880" w:hanging="360"/>
+      </w:pPr>
+      <w:rPr>
+        <w:rFonts w:ascii="Wingdings" w:hAnsi="Wingdings" w:hint="default"/>
+        <w:sz w:val="20"/>
+      </w:rPr>
+    </w:lvl>
+    <w:lvl w:ilvl="4" w:tentative="1">
+      <w:start w:val="1"/>
+      <w:numFmt w:val="bullet"/>
+      <w:lvlText w:val=""/>
+      <w:lvlJc w:val="left"/>
+      <w:pPr>
+        <w:tabs>
+          <w:tab w:val="num" w:pos="3600"/>
+        </w:tabs>
+        <w:ind w:left="3600" w:hanging="360"/>
+      </w:pPr>
+      <w:rPr>
+        <w:rFonts w:ascii="Wingdings" w:hAnsi="Wingdings" w:hint="default"/>
+        <w:sz w:val="20"/>
+      </w:rPr>
+    </w:lvl>
+    <w:lvl w:ilvl="5" w:tentative="1">
+      <w:start w:val="1"/>
+      <w:numFmt w:val="bullet"/>
+      <w:lvlText w:val=""/>
+      <w:lvlJc w:val="left"/>
+      <w:pPr>
+        <w:tabs>
+          <w:tab w:val="num" w:pos="4320"/>
+        </w:tabs>
+        <w:ind w:left="4320" w:hanging="360"/>
+      </w:pPr>
+      <w:rPr>
+        <w:rFonts w:ascii="Wingdings" w:hAnsi="Wingdings" w:hint="default"/>
+        <w:sz w:val="20"/>
+      </w:rPr>
+    </w:lvl>
+    <w:lvl w:ilvl="6" w:tentative="1">
+      <w:start w:val="1"/>
+      <w:numFmt w:val="bullet"/>
+      <w:lvlText w:val=""/>
+      <w:lvlJc w:val="left"/>
+      <w:pPr>
+        <w:tabs>
+          <w:tab w:val="num" w:pos="5040"/>
+        </w:tabs>
+        <w:ind w:left="5040" w:hanging="360"/>
+      </w:pPr>
+      <w:rPr>
+        <w:rFonts w:ascii="Wingdings" w:hAnsi="Wingdings" w:hint="default"/>
+        <w:sz w:val="20"/>
+      </w:rPr>
+    </w:lvl>
+    <w:lvl w:ilvl="7" w:tentative="1">
+      <w:start w:val="1"/>
+      <w:numFmt w:val="bullet"/>
+      <w:lvlText w:val=""/>
+      <w:lvlJc w:val="left"/>
+      <w:pPr>
+        <w:tabs>
+          <w:tab w:val="num" w:pos="5760"/>
+        </w:tabs>
+        <w:ind w:left="5760" w:hanging="360"/>
+      </w:pPr>
+      <w:rPr>
+        <w:rFonts w:ascii="Wingdings" w:hAnsi="Wingdings" w:hint="default"/>
+        <w:sz w:val="20"/>
+      </w:rPr>
+    </w:lvl>
+    <w:lvl w:ilvl="8" w:tentative="1">
+      <w:start w:val="1"/>
+      <w:numFmt w:val="bullet"/>
+      <w:lvlText w:val=""/>
+      <w:lvlJc w:val="left"/>
+      <w:pPr>
+        <w:tabs>
+          <w:tab w:val="num" w:pos="6480"/>
+        </w:tabs>
+        <w:ind w:left="6480" w:hanging="360"/>
+      </w:pPr>
+      <w:rPr>
+        <w:rFonts w:ascii="Wingdings" w:hAnsi="Wingdings" w:hint="default"/>
+        <w:sz w:val="20"/>
+      </w:rPr>
+    </w:lvl>
+  </w:abstractNum>
+  <w:abstractNum w:abstractNumId="3" w15:restartNumberingAfterBreak="0">
+    <w:nsid w:val="39E07A17"/>
+    <w:multiLevelType w:val="multilevel"/>
+    <w:tmpl w:val="3C1EC2F0"/>
+    <w:lvl w:ilvl="0">
+      <w:start w:val="1"/>
+      <w:numFmt w:val="bullet"/>
+      <w:lvlText w:val=""/>
+      <w:lvlJc w:val="left"/>
+      <w:pPr>
+        <w:tabs>
+          <w:tab w:val="num" w:pos="720"/>
+        </w:tabs>
+        <w:ind w:left="720" w:hanging="360"/>
+      </w:pPr>
+      <w:rPr>
+        <w:rFonts w:ascii="Symbol" w:hAnsi="Symbol" w:hint="default"/>
+        <w:sz w:val="20"/>
+      </w:rPr>
+    </w:lvl>
+    <w:lvl w:ilvl="1" w:tentative="1">
+      <w:start w:val="1"/>
+      <w:numFmt w:val="bullet"/>
+      <w:lvlText w:val="o"/>
+      <w:lvlJc w:val="left"/>
+      <w:pPr>
+        <w:tabs>
+          <w:tab w:val="num" w:pos="1440"/>
+        </w:tabs>
+        <w:ind w:left="1440" w:hanging="360"/>
+      </w:pPr>
+      <w:rPr>
+        <w:rFonts w:ascii="Courier New" w:hAnsi="Courier New" w:hint="default"/>
+        <w:sz w:val="20"/>
+      </w:rPr>
+    </w:lvl>
+    <w:lvl w:ilvl="2" w:tentative="1">
+      <w:start w:val="1"/>
+      <w:numFmt w:val="bullet"/>
+      <w:lvlText w:val=""/>
+      <w:lvlJc w:val="left"/>
+      <w:pPr>
+        <w:tabs>
+          <w:tab w:val="num" w:pos="2160"/>
+        </w:tabs>
+        <w:ind w:left="2160" w:hanging="360"/>
+      </w:pPr>
+      <w:rPr>
+        <w:rFonts w:ascii="Wingdings" w:hAnsi="Wingdings" w:hint="default"/>
+        <w:sz w:val="20"/>
+      </w:rPr>
+    </w:lvl>
+    <w:lvl w:ilvl="3" w:tentative="1">
+      <w:start w:val="1"/>
+      <w:numFmt w:val="bullet"/>
+      <w:lvlText w:val=""/>
+      <w:lvlJc w:val="left"/>
+      <w:pPr>
+        <w:tabs>
+          <w:tab w:val="num" w:pos="2880"/>
+        </w:tabs>
+        <w:ind w:left="2880" w:hanging="360"/>
+      </w:pPr>
+      <w:rPr>
+        <w:rFonts w:ascii="Wingdings" w:hAnsi="Wingdings" w:hint="default"/>
+        <w:sz w:val="20"/>
+      </w:rPr>
+    </w:lvl>
+    <w:lvl w:ilvl="4" w:tentative="1">
+      <w:start w:val="1"/>
+      <w:numFmt w:val="bullet"/>
+      <w:lvlText w:val=""/>
+      <w:lvlJc w:val="left"/>
+      <w:pPr>
+        <w:tabs>
+          <w:tab w:val="num" w:pos="3600"/>
+        </w:tabs>
+        <w:ind w:left="3600" w:hanging="360"/>
+      </w:pPr>
+      <w:rPr>
+        <w:rFonts w:ascii="Wingdings" w:hAnsi="Wingdings" w:hint="default"/>
+        <w:sz w:val="20"/>
+      </w:rPr>
+    </w:lvl>
+    <w:lvl w:ilvl="5" w:tentative="1">
+      <w:start w:val="1"/>
+      <w:numFmt w:val="bullet"/>
+      <w:lvlText w:val=""/>
+      <w:lvlJc w:val="left"/>
+      <w:pPr>
+        <w:tabs>
+          <w:tab w:val="num" w:pos="4320"/>
+        </w:tabs>
+        <w:ind w:left="4320" w:hanging="360"/>
+      </w:pPr>
+      <w:rPr>
+        <w:rFonts w:ascii="Wingdings" w:hAnsi="Wingdings" w:hint="default"/>
+        <w:sz w:val="20"/>
+      </w:rPr>
+    </w:lvl>
+    <w:lvl w:ilvl="6" w:tentative="1">
+      <w:start w:val="1"/>
+      <w:numFmt w:val="bullet"/>
+      <w:lvlText w:val=""/>
+      <w:lvlJc w:val="left"/>
+      <w:pPr>
+        <w:tabs>
+          <w:tab w:val="num" w:pos="5040"/>
+        </w:tabs>
+        <w:ind w:left="5040" w:hanging="360"/>
+      </w:pPr>
+      <w:rPr>
+        <w:rFonts w:ascii="Wingdings" w:hAnsi="Wingdings" w:hint="default"/>
+        <w:sz w:val="20"/>
+      </w:rPr>
+    </w:lvl>
+    <w:lvl w:ilvl="7" w:tentative="1">
+      <w:start w:val="1"/>
+      <w:numFmt w:val="bullet"/>
+      <w:lvlText w:val=""/>
+      <w:lvlJc w:val="left"/>
+      <w:pPr>
+        <w:tabs>
+          <w:tab w:val="num" w:pos="5760"/>
+        </w:tabs>
+        <w:ind w:left="5760" w:hanging="360"/>
+      </w:pPr>
+      <w:rPr>
+        <w:rFonts w:ascii="Wingdings" w:hAnsi="Wingdings" w:hint="default"/>
+        <w:sz w:val="20"/>
+      </w:rPr>
+    </w:lvl>
+    <w:lvl w:ilvl="8" w:tentative="1">
+      <w:start w:val="1"/>
+      <w:numFmt w:val="bullet"/>
+      <w:lvlText w:val=""/>
+      <w:lvlJc w:val="left"/>
+      <w:pPr>
+        <w:tabs>
+          <w:tab w:val="num" w:pos="6480"/>
+        </w:tabs>
+        <w:ind w:left="6480" w:hanging="360"/>
+      </w:pPr>
+      <w:rPr>
+        <w:rFonts w:ascii="Wingdings" w:hAnsi="Wingdings" w:hint="default"/>
+        <w:sz w:val="20"/>
+      </w:rPr>
+    </w:lvl>
+  </w:abstractNum>
+  <w:num w:numId="1">
+    <w:abstractNumId w:val="2"/>
+  </w:num>
+  <w:num w:numId="2">
+    <w:abstractNumId w:val="0"/>
+  </w:num>
+  <w:num w:numId="3">
+    <w:abstractNumId w:val="3"/>
+  </w:num>
+  <w:num w:numId="4">
+    <w:abstractNumId w:val="1"/>
+  </w:num>
+</w:numbering>
 </file>
 
 <file path=word/styles.xml><?xml version="1.0" encoding="utf-8"?>
@@ -493,7 +4561,6 @@
   <w:style w:type="character" w:default="1" w:styleId="Fuentedeprrafopredeter">
     <w:name w:val="Default Paragraph Font"/>
     <w:uiPriority w:val="1"/>
-    <w:semiHidden/>
     <w:unhideWhenUsed/>
   </w:style>
   <w:style w:type="table" w:default="1" w:styleId="Tablanormal">
@@ -516,6 +4583,92 @@
     <w:uiPriority w:val="99"/>
     <w:semiHidden/>
     <w:unhideWhenUsed/>
+  </w:style>
+  <w:style w:type="paragraph" w:styleId="Encabezado">
+    <w:name w:val="header"/>
+    <w:basedOn w:val="Normal"/>
+    <w:link w:val="EncabezadoCar"/>
+    <w:uiPriority w:val="99"/>
+    <w:unhideWhenUsed/>
+    <w:rsid w:val="00A151C4"/>
+    <w:pPr>
+      <w:tabs>
+        <w:tab w:val="center" w:pos="4252"/>
+        <w:tab w:val="right" w:pos="8504"/>
+      </w:tabs>
+      <w:spacing w:after="0" w:line="240" w:lineRule="auto"/>
+    </w:pPr>
+  </w:style>
+  <w:style w:type="character" w:customStyle="1" w:styleId="EncabezadoCar">
+    <w:name w:val="Encabezado Car"/>
+    <w:basedOn w:val="Fuentedeprrafopredeter"/>
+    <w:link w:val="Encabezado"/>
+    <w:uiPriority w:val="99"/>
+    <w:rsid w:val="00A151C4"/>
+  </w:style>
+  <w:style w:type="paragraph" w:styleId="Piedepgina">
+    <w:name w:val="footer"/>
+    <w:basedOn w:val="Normal"/>
+    <w:link w:val="PiedepginaCar"/>
+    <w:uiPriority w:val="99"/>
+    <w:unhideWhenUsed/>
+    <w:rsid w:val="00A151C4"/>
+    <w:pPr>
+      <w:tabs>
+        <w:tab w:val="center" w:pos="4252"/>
+        <w:tab w:val="right" w:pos="8504"/>
+      </w:tabs>
+      <w:spacing w:after="0" w:line="240" w:lineRule="auto"/>
+    </w:pPr>
+  </w:style>
+  <w:style w:type="character" w:customStyle="1" w:styleId="PiedepginaCar">
+    <w:name w:val="Pie de página Car"/>
+    <w:basedOn w:val="Fuentedeprrafopredeter"/>
+    <w:link w:val="Piedepgina"/>
+    <w:uiPriority w:val="99"/>
+    <w:rsid w:val="00A151C4"/>
+  </w:style>
+  <w:style w:type="character" w:styleId="Hipervnculo">
+    <w:name w:val="Hyperlink"/>
+    <w:basedOn w:val="Fuentedeprrafopredeter"/>
+    <w:uiPriority w:val="99"/>
+    <w:unhideWhenUsed/>
+    <w:rsid w:val="00A151C4"/>
+    <w:rPr>
+      <w:color w:val="0563C1" w:themeColor="hyperlink"/>
+      <w:u w:val="single"/>
+    </w:rPr>
+  </w:style>
+  <w:style w:type="character" w:styleId="Mencinsinresolver">
+    <w:name w:val="Unresolved Mention"/>
+    <w:basedOn w:val="Fuentedeprrafopredeter"/>
+    <w:uiPriority w:val="99"/>
+    <w:semiHidden/>
+    <w:unhideWhenUsed/>
+    <w:rsid w:val="00A151C4"/>
+    <w:rPr>
+      <w:color w:val="605E5C"/>
+      <w:shd w:val="clear" w:color="auto" w:fill="E1DFDD"/>
+    </w:rPr>
+  </w:style>
+  <w:style w:type="table" w:styleId="Tablaconcuadrcula">
+    <w:name w:val="Table Grid"/>
+    <w:basedOn w:val="Tablanormal"/>
+    <w:uiPriority w:val="39"/>
+    <w:rsid w:val="00A151C4"/>
+    <w:pPr>
+      <w:spacing w:after="0" w:line="240" w:lineRule="auto"/>
+    </w:pPr>
+    <w:tblPr>
+      <w:tblBorders>
+        <w:top w:val="single" w:sz="4" w:space="0" w:color="auto"/>
+        <w:left w:val="single" w:sz="4" w:space="0" w:color="auto"/>
+        <w:bottom w:val="single" w:sz="4" w:space="0" w:color="auto"/>
+        <w:right w:val="single" w:sz="4" w:space="0" w:color="auto"/>
+        <w:insideH w:val="single" w:sz="4" w:space="0" w:color="auto"/>
+        <w:insideV w:val="single" w:sz="4" w:space="0" w:color="auto"/>
+      </w:tblBorders>
+    </w:tblPr>
   </w:style>
 </w:styles>
 </file>
